--- a/Documentation.docx
+++ b/Documentation.docx
@@ -2543,10 +2543,10 @@
           <w:noProof/>
         </w:rPr>
         <w:drawing>
-          <wp:inline distT="0" distB="0" distL="0" distR="0" wp14:anchorId="2E99ECF5" wp14:editId="24940022">
-            <wp:extent cx="6572250" cy="3524250"/>
+          <wp:inline distT="0" distB="0" distL="0" distR="0" wp14:anchorId="2161CA03" wp14:editId="094A7137">
+            <wp:extent cx="6766560" cy="4652010"/>
             <wp:effectExtent l="0" t="0" r="0" b="0"/>
-            <wp:docPr id="1" name="Picture 1"/>
+            <wp:docPr id="1835137476" name="Picture 3"/>
             <wp:cNvGraphicFramePr>
               <a:graphicFrameLocks xmlns:a="http://schemas.openxmlformats.org/drawingml/2006/main" noChangeAspect="1"/>
             </wp:cNvGraphicFramePr>
@@ -2554,7 +2554,7 @@
               <a:graphicData uri="http://schemas.openxmlformats.org/drawingml/2006/picture">
                 <pic:pic xmlns:pic="http://schemas.openxmlformats.org/drawingml/2006/picture">
                   <pic:nvPicPr>
-                    <pic:cNvPr id="1" name=""/>
+                    <pic:cNvPr id="1835137476" name="Picture 1835137476"/>
                     <pic:cNvPicPr/>
                   </pic:nvPicPr>
                   <pic:blipFill>
@@ -2566,7 +2566,7 @@
                   <pic:spPr>
                     <a:xfrm>
                       <a:off x="0" y="0"/>
-                      <a:ext cx="6572250" cy="3524250"/>
+                      <a:ext cx="6766560" cy="4652010"/>
                     </a:xfrm>
                     <a:prstGeom prst="rect">
                       <a:avLst/>
@@ -3137,6 +3137,7 @@
         <w:spacing w:after="80"/>
       </w:pPr>
       <w:r>
+        <w:lastRenderedPageBreak/>
         <w:t>Combined expected profit lift: approximately 25%. Timeline: 0-3 months for analytics and retention pilots, 3-6 months for plan/partner rollout, 6-12 months for regional content and production optimization.</w:t>
       </w:r>
     </w:p>
@@ -3155,323 +3156,5461 @@
         <w:pStyle w:val="Heading2"/>
       </w:pPr>
       <w:r>
+        <w:t>Guesstimate Questions</w:t>
+      </w:r>
+    </w:p>
+    <w:p>
+      <w:pPr>
+        <w:pBdr>
+          <w:bottom w:val="single" w:sz="6" w:space="2" w:color="555555"/>
+        </w:pBdr>
+        <w:spacing w:before="360" w:after="160"/>
+      </w:pPr>
+      <w:r>
+        <w:rPr>
+          <w:b/>
+          <w:bCs/>
+          <w:color w:val="000000"/>
+          <w:sz w:val="32"/>
+          <w:szCs w:val="32"/>
+        </w:rPr>
+        <w:t>Section 3: Guesstimate Questions</w:t>
+      </w:r>
+    </w:p>
+    <w:p>
+      <w:pPr>
+        <w:spacing w:before="60" w:after="60"/>
+        <w:jc w:val="both"/>
+      </w:pPr>
+      <w:r>
+        <w:rPr>
+          <w:color w:val="444444"/>
+        </w:rPr>
+        <w:t>Each guesstimate below follows the same structured approach: start with a known figure, break it into smaller steps using reasonable assumptions, apply ratios, and arrive at an estimate. A final sanity check is noted at the end of each.</w:t>
+      </w:r>
+    </w:p>
+    <w:p>
+      <w:pPr>
+        <w:spacing w:before="60" w:after="60"/>
+      </w:pPr>
+    </w:p>
+    <w:p>
+      <w:pPr>
+        <w:spacing w:before="260" w:after="120"/>
+      </w:pPr>
+      <w:r>
+        <w:rPr>
+          <w:b/>
+          <w:bCs/>
+          <w:color w:val="1A1A1A"/>
+          <w:sz w:val="26"/>
+          <w:szCs w:val="26"/>
+          <w:u w:val="single"/>
+        </w:rPr>
+        <w:t>Q1 — Percentage increase in global streaming subscriptions over the next five years</w:t>
+      </w:r>
+    </w:p>
+    <w:p>
+      <w:pPr>
+        <w:spacing w:before="60" w:after="60"/>
+      </w:pPr>
+    </w:p>
+    <w:p>
+      <w:pPr>
+        <w:spacing w:before="60" w:after="60"/>
+        <w:jc w:val="both"/>
+        <w:rPr>
+          <w:b/>
+          <w:bCs/>
+          <w:color w:val="444444"/>
+          <w:sz w:val="22"/>
+        </w:rPr>
+      </w:pPr>
+      <w:r>
+        <w:rPr>
+          <w:b/>
+          <w:bCs/>
+          <w:color w:val="444444"/>
+          <w:sz w:val="22"/>
+        </w:rPr>
+        <w:t>1. Objective</w:t>
+      </w:r>
+    </w:p>
+    <w:p>
+      <w:pPr>
+        <w:spacing w:before="60" w:after="60"/>
+        <w:jc w:val="both"/>
+        <w:rPr>
+          <w:color w:val="444444"/>
+        </w:rPr>
+      </w:pPr>
+      <w:r>
+        <w:rPr>
+          <w:color w:val="444444"/>
+        </w:rPr>
+        <w:t>The objective is to estimate the total number of global paid OTT streaming subscribers by 2030. The estimate is based on the current subscriber base, market maturity, internet expansion, and expected growth in emerging markets.</w:t>
+      </w:r>
+    </w:p>
+    <w:p>
+      <w:pPr>
+        <w:spacing w:before="60" w:after="60"/>
+        <w:jc w:val="both"/>
+        <w:rPr>
+          <w:color w:val="444444"/>
+        </w:rPr>
+      </w:pPr>
+      <w:r>
+        <w:rPr>
+          <w:color w:val="444444"/>
+        </w:rPr>
+        <w:pict w14:anchorId="4CDE7490">
+          <v:rect id="_x0000_i1032" style="width:0;height:1.5pt" o:hralign="center" o:hrstd="t" o:hr="t" fillcolor="#a0a0a0" stroked="f"/>
+        </w:pict>
+      </w:r>
+    </w:p>
+    <w:p>
+      <w:pPr>
+        <w:spacing w:before="60" w:after="60"/>
+        <w:jc w:val="both"/>
+        <w:rPr>
+          <w:b/>
+          <w:bCs/>
+          <w:color w:val="444444"/>
+        </w:rPr>
+      </w:pPr>
+      <w:r>
+        <w:rPr>
+          <w:b/>
+          <w:bCs/>
+          <w:color w:val="444444"/>
+        </w:rPr>
+        <w:t>2. Current Market Baseline</w:t>
+      </w:r>
+    </w:p>
+    <w:p>
+      <w:pPr>
+        <w:spacing w:before="60" w:after="60"/>
+        <w:jc w:val="both"/>
+        <w:rPr>
+          <w:color w:val="444444"/>
+        </w:rPr>
+      </w:pPr>
+      <w:r>
+        <w:rPr>
+          <w:color w:val="444444"/>
+        </w:rPr>
+        <w:t xml:space="preserve">The combined paid subscriber base of major OTT platforms (Netflix, Amazon Prime Video, Disney+, Max, Paramount+, Hulu, regional platforms, and others) is estimated at </w:t>
+      </w:r>
+      <w:r>
+        <w:rPr>
+          <w:b/>
+          <w:bCs/>
+          <w:color w:val="444444"/>
+        </w:rPr>
+        <w:t>approximately 1.46 billion paid subscriptions in 2025</w:t>
+      </w:r>
+      <w:r>
+        <w:rPr>
+          <w:color w:val="444444"/>
+        </w:rPr>
+        <w:t>.</w:t>
+      </w:r>
+    </w:p>
+    <w:p>
+      <w:pPr>
+        <w:spacing w:before="60" w:after="60"/>
+        <w:jc w:val="both"/>
+        <w:rPr>
+          <w:color w:val="444444"/>
+        </w:rPr>
+      </w:pPr>
+      <w:r>
+        <w:rPr>
+          <w:color w:val="444444"/>
+        </w:rPr>
+        <w:t>Although the OTT industry continues to grow, most leading platforms have already reached relatively mature markets in North America and Europe. As a result, future growth is expected to come mainly from emerging economies.</w:t>
+      </w:r>
+    </w:p>
+    <w:p>
+      <w:pPr>
+        <w:spacing w:before="60" w:after="60"/>
+        <w:jc w:val="both"/>
+        <w:rPr>
+          <w:color w:val="444444"/>
+        </w:rPr>
+      </w:pPr>
+      <w:r>
+        <w:rPr>
+          <w:color w:val="444444"/>
+        </w:rPr>
+        <w:pict w14:anchorId="0D2AA99C">
+          <v:rect id="_x0000_i1033" style="width:0;height:1.5pt" o:hralign="center" o:hrstd="t" o:hr="t" fillcolor="#a0a0a0" stroked="f"/>
+        </w:pict>
+      </w:r>
+    </w:p>
+    <w:p>
+      <w:pPr>
+        <w:spacing w:before="60" w:after="60"/>
+        <w:jc w:val="both"/>
+        <w:rPr>
+          <w:b/>
+          <w:bCs/>
+          <w:color w:val="444444"/>
+        </w:rPr>
+      </w:pPr>
+      <w:r>
+        <w:rPr>
+          <w:b/>
+          <w:bCs/>
+          <w:color w:val="444444"/>
+        </w:rPr>
+        <w:t>3. Key Growth Drivers</w:t>
+      </w:r>
+    </w:p>
+    <w:p>
+      <w:pPr>
+        <w:spacing w:before="60" w:after="60"/>
+        <w:jc w:val="both"/>
+        <w:rPr>
+          <w:color w:val="444444"/>
+        </w:rPr>
+      </w:pPr>
+      <w:r>
+        <w:rPr>
+          <w:color w:val="444444"/>
+        </w:rPr>
+        <w:t>The following factors are expected to drive subscriber growth over the next five years:</w:t>
+      </w:r>
+    </w:p>
+    <w:p>
+      <w:pPr>
+        <w:numPr>
+          <w:ilvl w:val="0"/>
+          <w:numId w:val="16"/>
+        </w:numPr>
+        <w:spacing w:before="60" w:after="60" w:line="240" w:lineRule="auto"/>
+        <w:jc w:val="both"/>
+        <w:rPr>
+          <w:color w:val="444444"/>
+        </w:rPr>
+      </w:pPr>
+      <w:r>
+        <w:rPr>
+          <w:color w:val="444444"/>
+        </w:rPr>
+        <w:t xml:space="preserve">Continued growth of internet users in emerging markets such as </w:t>
+      </w:r>
+      <w:r>
+        <w:rPr>
+          <w:b/>
+          <w:bCs/>
+          <w:color w:val="444444"/>
+        </w:rPr>
+        <w:t>India, Southeast Asia, Latin America, Africa, and the Middle East</w:t>
+      </w:r>
+      <w:r>
+        <w:rPr>
+          <w:color w:val="444444"/>
+        </w:rPr>
+        <w:t xml:space="preserve">. </w:t>
+      </w:r>
+    </w:p>
+    <w:p>
+      <w:pPr>
+        <w:numPr>
+          <w:ilvl w:val="0"/>
+          <w:numId w:val="16"/>
+        </w:numPr>
+        <w:spacing w:before="60" w:after="60" w:line="240" w:lineRule="auto"/>
+        <w:jc w:val="both"/>
+        <w:rPr>
+          <w:color w:val="444444"/>
+        </w:rPr>
+      </w:pPr>
+      <w:r>
+        <w:rPr>
+          <w:color w:val="444444"/>
+        </w:rPr>
+        <w:t xml:space="preserve">Increasing smartphone penetration and affordable high-speed internet. </w:t>
+      </w:r>
+    </w:p>
+    <w:p>
+      <w:pPr>
+        <w:numPr>
+          <w:ilvl w:val="0"/>
+          <w:numId w:val="16"/>
+        </w:numPr>
+        <w:spacing w:before="60" w:after="60" w:line="240" w:lineRule="auto"/>
+        <w:jc w:val="both"/>
+        <w:rPr>
+          <w:color w:val="444444"/>
+        </w:rPr>
+      </w:pPr>
+      <w:r>
+        <w:rPr>
+          <w:color w:val="444444"/>
+        </w:rPr>
+        <w:t xml:space="preserve">Expansion of regional OTT platforms and local-language content. </w:t>
+      </w:r>
+    </w:p>
+    <w:p>
+      <w:pPr>
+        <w:numPr>
+          <w:ilvl w:val="0"/>
+          <w:numId w:val="16"/>
+        </w:numPr>
+        <w:spacing w:before="60" w:after="60" w:line="240" w:lineRule="auto"/>
+        <w:jc w:val="both"/>
+        <w:rPr>
+          <w:color w:val="444444"/>
+        </w:rPr>
+      </w:pPr>
+      <w:r>
+        <w:rPr>
+          <w:color w:val="444444"/>
+        </w:rPr>
+        <w:t xml:space="preserve">Introduction of lower-priced subscription plans, bundled telecom offers, and ad-supported (AVOD) plans. </w:t>
+      </w:r>
+    </w:p>
+    <w:p>
+      <w:pPr>
+        <w:numPr>
+          <w:ilvl w:val="0"/>
+          <w:numId w:val="16"/>
+        </w:numPr>
+        <w:spacing w:before="60" w:after="60" w:line="240" w:lineRule="auto"/>
+        <w:jc w:val="both"/>
+        <w:rPr>
+          <w:color w:val="444444"/>
+        </w:rPr>
+      </w:pPr>
+      <w:r>
+        <w:rPr>
+          <w:color w:val="444444"/>
+        </w:rPr>
+        <w:t xml:space="preserve">Growth in household disposable income, allowing more users to subscribe to paid streaming services. </w:t>
+      </w:r>
+    </w:p>
+    <w:p>
+      <w:pPr>
+        <w:spacing w:before="60" w:after="60"/>
+        <w:jc w:val="both"/>
+        <w:rPr>
+          <w:color w:val="444444"/>
+        </w:rPr>
+      </w:pPr>
+      <w:r>
+        <w:rPr>
+          <w:color w:val="444444"/>
+        </w:rPr>
+        <w:pict w14:anchorId="38B96B5D">
+          <v:rect id="_x0000_i1034" style="width:0;height:1.5pt" o:hralign="center" o:hrstd="t" o:hr="t" fillcolor="#a0a0a0" stroked="f"/>
+        </w:pict>
+      </w:r>
+    </w:p>
+    <w:p>
+      <w:pPr>
+        <w:spacing w:before="60" w:after="60"/>
+        <w:jc w:val="both"/>
+        <w:rPr>
+          <w:b/>
+          <w:bCs/>
+          <w:color w:val="444444"/>
+        </w:rPr>
+      </w:pPr>
+      <w:r>
+        <w:rPr>
+          <w:b/>
+          <w:bCs/>
+          <w:color w:val="444444"/>
+        </w:rPr>
+        <w:t>4. Growth Assumptions</w:t>
+      </w:r>
+    </w:p>
+    <w:p>
+      <w:pPr>
+        <w:spacing w:before="60" w:after="60"/>
+        <w:jc w:val="both"/>
+        <w:rPr>
+          <w:color w:val="444444"/>
+        </w:rPr>
+      </w:pPr>
+      <w:r>
+        <w:rPr>
+          <w:color w:val="444444"/>
+        </w:rPr>
         <w:lastRenderedPageBreak/>
-        <w:t>Guesstimate Questions</w:t>
+        <w:t>For this estimate, the subscriber base is divided into two categories.</w:t>
       </w:r>
     </w:p>
     <w:tbl>
       <w:tblPr>
-        <w:tblStyle w:val="TableGrid"/>
         <w:tblW w:w="0" w:type="auto"/>
-        <w:jc w:val="center"/>
+        <w:tblCellSpacing w:w="15" w:type="dxa"/>
+        <w:tblBorders>
+          <w:top w:val="single" w:sz="4" w:space="0" w:color="auto"/>
+          <w:left w:val="single" w:sz="4" w:space="0" w:color="auto"/>
+          <w:bottom w:val="single" w:sz="4" w:space="0" w:color="auto"/>
+          <w:right w:val="single" w:sz="4" w:space="0" w:color="auto"/>
+          <w:insideH w:val="single" w:sz="4" w:space="0" w:color="auto"/>
+          <w:insideV w:val="single" w:sz="4" w:space="0" w:color="auto"/>
+        </w:tblBorders>
+        <w:tblCellMar>
+          <w:top w:w="15" w:type="dxa"/>
+          <w:left w:w="15" w:type="dxa"/>
+          <w:bottom w:w="15" w:type="dxa"/>
+          <w:right w:w="15" w:type="dxa"/>
+        </w:tblCellMar>
         <w:tblLook w:val="04A0" w:firstRow="1" w:lastRow="0" w:firstColumn="1" w:lastColumn="0" w:noHBand="0" w:noVBand="1"/>
       </w:tblPr>
       <w:tblGrid>
-        <w:gridCol w:w="3548"/>
-        <w:gridCol w:w="3549"/>
-        <w:gridCol w:w="3549"/>
+        <w:gridCol w:w="5586"/>
+        <w:gridCol w:w="2644"/>
+        <w:gridCol w:w="2416"/>
       </w:tblGrid>
       <w:tr>
         <w:trPr>
-          <w:jc w:val="center"/>
+          <w:tblHeader/>
+          <w:tblCellSpacing w:w="15" w:type="dxa"/>
         </w:trPr>
         <w:tc>
           <w:tcPr>
-            <w:tcW w:w="3552" w:type="dxa"/>
-            <w:shd w:val="clear" w:color="auto" w:fill="164E63"/>
-            <w:vAlign w:val="center"/>
-          </w:tcPr>
-          <w:p>
-            <w:r>
+            <w:tcW w:w="0" w:type="auto"/>
+            <w:vAlign w:val="center"/>
+            <w:hideMark/>
+          </w:tcPr>
+          <w:p>
+            <w:pPr>
+              <w:spacing w:before="60" w:after="60"/>
+              <w:jc w:val="both"/>
               <w:rPr>
                 <w:b/>
-                <w:color w:val="FFFFFF"/>
-                <w:sz w:val="20"/>
-              </w:rPr>
-              <w:t>Question</w:t>
-            </w:r>
-          </w:p>
-        </w:tc>
-        <w:tc>
-          <w:tcPr>
-            <w:tcW w:w="3552" w:type="dxa"/>
-            <w:shd w:val="clear" w:color="auto" w:fill="164E63"/>
-            <w:vAlign w:val="center"/>
-          </w:tcPr>
-          <w:p>
+                <w:bCs/>
+                <w:color w:val="444444"/>
+              </w:rPr>
+            </w:pPr>
             <w:r>
               <w:rPr>
                 <w:b/>
-                <w:color w:val="FFFFFF"/>
-                <w:sz w:val="20"/>
-              </w:rPr>
-              <w:t>Estimated Answer</w:t>
-            </w:r>
-          </w:p>
-        </w:tc>
-        <w:tc>
-          <w:tcPr>
-            <w:tcW w:w="3552" w:type="dxa"/>
-            <w:shd w:val="clear" w:color="auto" w:fill="164E63"/>
-            <w:vAlign w:val="center"/>
-          </w:tcPr>
-          <w:p>
-            <w:r>
+                <w:bCs/>
+                <w:color w:val="444444"/>
+              </w:rPr>
+              <w:t>Category</w:t>
+            </w:r>
+          </w:p>
+        </w:tc>
+        <w:tc>
+          <w:tcPr>
+            <w:tcW w:w="0" w:type="auto"/>
+            <w:vAlign w:val="center"/>
+            <w:hideMark/>
+          </w:tcPr>
+          <w:p>
+            <w:pPr>
+              <w:spacing w:before="60" w:after="60"/>
+              <w:jc w:val="both"/>
               <w:rPr>
                 <w:b/>
-                <w:color w:val="FFFFFF"/>
-                <w:sz w:val="20"/>
-              </w:rPr>
-              <w:t>Reasoning</w:t>
+                <w:bCs/>
+                <w:color w:val="444444"/>
+              </w:rPr>
+            </w:pPr>
+            <w:r>
+              <w:rPr>
+                <w:b/>
+                <w:bCs/>
+                <w:color w:val="444444"/>
+              </w:rPr>
+              <w:t>Current Subscribers (2025)</w:t>
+            </w:r>
+          </w:p>
+        </w:tc>
+        <w:tc>
+          <w:tcPr>
+            <w:tcW w:w="0" w:type="auto"/>
+            <w:vAlign w:val="center"/>
+            <w:hideMark/>
+          </w:tcPr>
+          <w:p>
+            <w:pPr>
+              <w:spacing w:before="60" w:after="60"/>
+              <w:jc w:val="both"/>
+              <w:rPr>
+                <w:b/>
+                <w:bCs/>
+                <w:color w:val="444444"/>
+              </w:rPr>
+            </w:pPr>
+            <w:r>
+              <w:rPr>
+                <w:b/>
+                <w:bCs/>
+                <w:color w:val="444444"/>
+              </w:rPr>
+              <w:t>Assumed Annual Growth</w:t>
             </w:r>
           </w:p>
         </w:tc>
       </w:tr>
       <w:tr>
         <w:trPr>
-          <w:jc w:val="center"/>
+          <w:tblCellSpacing w:w="15" w:type="dxa"/>
         </w:trPr>
         <w:tc>
           <w:tcPr>
-            <w:tcW w:w="3552" w:type="dxa"/>
-            <w:shd w:val="clear" w:color="auto" w:fill="F8FAFC"/>
-            <w:vAlign w:val="center"/>
-          </w:tcPr>
-          <w:p>
-            <w:r>
-              <w:rPr>
-                <w:sz w:val="19"/>
-              </w:rPr>
-              <w:t>Global streaming subscription increase over five years</w:t>
-            </w:r>
-          </w:p>
-        </w:tc>
-        <w:tc>
-          <w:tcPr>
-            <w:tcW w:w="3552" w:type="dxa"/>
-            <w:shd w:val="clear" w:color="auto" w:fill="F8FAFC"/>
-            <w:vAlign w:val="center"/>
-          </w:tcPr>
-          <w:p>
-            <w:r>
-              <w:rPr>
-                <w:sz w:val="19"/>
-              </w:rPr>
-              <w:t>35% to 45%</w:t>
-            </w:r>
-          </w:p>
-        </w:tc>
-        <w:tc>
-          <w:tcPr>
-            <w:tcW w:w="3552" w:type="dxa"/>
-            <w:shd w:val="clear" w:color="auto" w:fill="F8FAFC"/>
-            <w:vAlign w:val="center"/>
-          </w:tcPr>
-          <w:p>
-            <w:r>
-              <w:rPr>
-                <w:sz w:val="19"/>
-              </w:rPr>
-              <w:t>Growth from emerging markets, mobile-first users, bundles, and ad-supported plans</w:t>
+            <w:tcW w:w="0" w:type="auto"/>
+            <w:vAlign w:val="center"/>
+            <w:hideMark/>
+          </w:tcPr>
+          <w:p>
+            <w:pPr>
+              <w:spacing w:before="60" w:after="60"/>
+              <w:jc w:val="both"/>
+              <w:rPr>
+                <w:color w:val="444444"/>
+              </w:rPr>
+            </w:pPr>
+            <w:r>
+              <w:rPr>
+                <w:color w:val="444444"/>
+              </w:rPr>
+              <w:t>Mature OTT Platforms (Netflix, Prime Video, Disney+, Max, Hulu, etc.)</w:t>
+            </w:r>
+          </w:p>
+        </w:tc>
+        <w:tc>
+          <w:tcPr>
+            <w:tcW w:w="0" w:type="auto"/>
+            <w:vAlign w:val="center"/>
+            <w:hideMark/>
+          </w:tcPr>
+          <w:p>
+            <w:pPr>
+              <w:spacing w:before="60" w:after="60"/>
+              <w:jc w:val="both"/>
+              <w:rPr>
+                <w:color w:val="444444"/>
+              </w:rPr>
+            </w:pPr>
+            <w:r>
+              <w:rPr>
+                <w:color w:val="444444"/>
+              </w:rPr>
+              <w:t xml:space="preserve">~1.20 </w:t>
+            </w:r>
+            <w:proofErr w:type="gramStart"/>
+            <w:r>
+              <w:rPr>
+                <w:color w:val="444444"/>
+              </w:rPr>
+              <w:t>Billion</w:t>
+            </w:r>
+            <w:proofErr w:type="gramEnd"/>
+          </w:p>
+        </w:tc>
+        <w:tc>
+          <w:tcPr>
+            <w:tcW w:w="0" w:type="auto"/>
+            <w:vAlign w:val="center"/>
+            <w:hideMark/>
+          </w:tcPr>
+          <w:p>
+            <w:pPr>
+              <w:spacing w:before="60" w:after="60"/>
+              <w:jc w:val="both"/>
+              <w:rPr>
+                <w:color w:val="444444"/>
+              </w:rPr>
+            </w:pPr>
+            <w:r>
+              <w:rPr>
+                <w:color w:val="444444"/>
+              </w:rPr>
+              <w:t>~5%</w:t>
             </w:r>
           </w:p>
         </w:tc>
       </w:tr>
       <w:tr>
         <w:trPr>
-          <w:jc w:val="center"/>
+          <w:tblCellSpacing w:w="15" w:type="dxa"/>
         </w:trPr>
         <w:tc>
           <w:tcPr>
-            <w:tcW w:w="3552" w:type="dxa"/>
-            <w:vAlign w:val="center"/>
-          </w:tcPr>
-          <w:p>
-            <w:r>
-              <w:rPr>
-                <w:sz w:val="19"/>
-              </w:rPr>
-              <w:t>Average weekly digital content consumption in 2025</w:t>
-            </w:r>
-          </w:p>
-        </w:tc>
-        <w:tc>
-          <w:tcPr>
-            <w:tcW w:w="3552" w:type="dxa"/>
-            <w:vAlign w:val="center"/>
-          </w:tcPr>
-          <w:p>
-            <w:r>
-              <w:rPr>
-                <w:sz w:val="19"/>
-              </w:rPr>
-              <w:t>20 to 25 hours</w:t>
-            </w:r>
-          </w:p>
-        </w:tc>
-        <w:tc>
-          <w:tcPr>
-            <w:tcW w:w="3552" w:type="dxa"/>
-            <w:vAlign w:val="center"/>
-          </w:tcPr>
-          <w:p>
-            <w:r>
-              <w:rPr>
-                <w:sz w:val="19"/>
-              </w:rPr>
-              <w:t>Streaming, music, gaming, short-form video, and social media increase daily screen time</w:t>
+            <w:tcW w:w="0" w:type="auto"/>
+            <w:vAlign w:val="center"/>
+            <w:hideMark/>
+          </w:tcPr>
+          <w:p>
+            <w:pPr>
+              <w:spacing w:before="60" w:after="60"/>
+              <w:jc w:val="both"/>
+              <w:rPr>
+                <w:color w:val="444444"/>
+              </w:rPr>
+            </w:pPr>
+            <w:r>
+              <w:rPr>
+                <w:color w:val="444444"/>
+              </w:rPr>
+              <w:t>Emerging &amp; Regional Platforms</w:t>
+            </w:r>
+          </w:p>
+        </w:tc>
+        <w:tc>
+          <w:tcPr>
+            <w:tcW w:w="0" w:type="auto"/>
+            <w:vAlign w:val="center"/>
+            <w:hideMark/>
+          </w:tcPr>
+          <w:p>
+            <w:pPr>
+              <w:spacing w:before="60" w:after="60"/>
+              <w:jc w:val="both"/>
+              <w:rPr>
+                <w:color w:val="444444"/>
+              </w:rPr>
+            </w:pPr>
+            <w:r>
+              <w:rPr>
+                <w:color w:val="444444"/>
+              </w:rPr>
+              <w:t xml:space="preserve">~0.26 </w:t>
+            </w:r>
+            <w:proofErr w:type="gramStart"/>
+            <w:r>
+              <w:rPr>
+                <w:color w:val="444444"/>
+              </w:rPr>
+              <w:t>Billion</w:t>
+            </w:r>
+            <w:proofErr w:type="gramEnd"/>
+          </w:p>
+        </w:tc>
+        <w:tc>
+          <w:tcPr>
+            <w:tcW w:w="0" w:type="auto"/>
+            <w:vAlign w:val="center"/>
+            <w:hideMark/>
+          </w:tcPr>
+          <w:p>
+            <w:pPr>
+              <w:spacing w:before="60" w:after="60"/>
+              <w:jc w:val="both"/>
+              <w:rPr>
+                <w:color w:val="444444"/>
+              </w:rPr>
+            </w:pPr>
+            <w:r>
+              <w:rPr>
+                <w:color w:val="444444"/>
+              </w:rPr>
+              <w:t>~12%</w:t>
+            </w:r>
+          </w:p>
+        </w:tc>
+      </w:tr>
+    </w:tbl>
+    <w:p>
+      <w:pPr>
+        <w:spacing w:before="60" w:after="60"/>
+        <w:jc w:val="both"/>
+        <w:rPr>
+          <w:color w:val="444444"/>
+        </w:rPr>
+      </w:pPr>
+      <w:r>
+        <w:rPr>
+          <w:color w:val="444444"/>
+        </w:rPr>
+        <w:t>Mature platforms are expected to grow steadily because most developed markets are approaching saturation. Regional platforms are assumed to grow faster due to expanding internet access, local content production, and increasing adoption in developing countries.</w:t>
+      </w:r>
+    </w:p>
+    <w:p>
+      <w:pPr>
+        <w:spacing w:before="60" w:after="60"/>
+        <w:jc w:val="both"/>
+        <w:rPr>
+          <w:color w:val="444444"/>
+        </w:rPr>
+      </w:pPr>
+      <w:r>
+        <w:rPr>
+          <w:color w:val="444444"/>
+        </w:rPr>
+        <w:pict w14:anchorId="3C589046">
+          <v:rect id="_x0000_i1035" style="width:0;height:1.5pt" o:hralign="center" o:hrstd="t" o:hr="t" fillcolor="#a0a0a0" stroked="f"/>
+        </w:pict>
+      </w:r>
+    </w:p>
+    <w:p>
+      <w:pPr>
+        <w:spacing w:before="60" w:after="60"/>
+        <w:jc w:val="both"/>
+        <w:rPr>
+          <w:b/>
+          <w:bCs/>
+          <w:color w:val="444444"/>
+        </w:rPr>
+      </w:pPr>
+      <w:r>
+        <w:rPr>
+          <w:b/>
+          <w:bCs/>
+          <w:color w:val="444444"/>
+        </w:rPr>
+        <w:t>5. 2030 Projection</w:t>
+      </w:r>
+    </w:p>
+    <w:p>
+      <w:pPr>
+        <w:spacing w:before="60" w:after="60"/>
+        <w:jc w:val="both"/>
+        <w:rPr>
+          <w:b/>
+          <w:bCs/>
+          <w:color w:val="444444"/>
+        </w:rPr>
+      </w:pPr>
+      <w:r>
+        <w:rPr>
+          <w:b/>
+          <w:bCs/>
+          <w:color w:val="444444"/>
+        </w:rPr>
+        <w:t>Mature Platforms</w:t>
+      </w:r>
+    </w:p>
+    <w:p>
+      <w:pPr>
+        <w:spacing w:before="60" w:after="60"/>
+        <w:jc w:val="both"/>
+        <w:rPr>
+          <w:color w:val="444444"/>
+        </w:rPr>
+      </w:pPr>
+      <m:oMathPara>
+        <m:oMath>
+          <m:r>
+            <w:rPr>
+              <w:rFonts w:ascii="Cambria Math" w:hAnsi="Cambria Math"/>
+              <w:color w:val="444444"/>
+            </w:rPr>
+            <m:t>1.20×(1.05</m:t>
+          </m:r>
+          <m:sSup>
+            <m:sSupPr>
+              <m:ctrlPr>
+                <w:rPr>
+                  <w:rFonts w:ascii="Cambria Math" w:hAnsi="Cambria Math"/>
+                  <w:color w:val="444444"/>
+                </w:rPr>
+              </m:ctrlPr>
+            </m:sSupPr>
+            <m:e>
+              <m:r>
+                <w:rPr>
+                  <w:rFonts w:ascii="Cambria Math" w:hAnsi="Cambria Math"/>
+                  <w:color w:val="444444"/>
+                </w:rPr>
+                <m:t>)</m:t>
+              </m:r>
+            </m:e>
+            <m:sup>
+              <m:r>
+                <w:rPr>
+                  <w:rFonts w:ascii="Cambria Math" w:hAnsi="Cambria Math"/>
+                  <w:color w:val="444444"/>
+                </w:rPr>
+                <m:t>5</m:t>
+              </m:r>
+            </m:sup>
+          </m:sSup>
+          <m:r>
+            <w:rPr>
+              <w:rFonts w:ascii="Cambria Math" w:hAnsi="Cambria Math"/>
+              <w:color w:val="444444"/>
+            </w:rPr>
+            <m:t>≈1.53</m:t>
+          </m:r>
+          <m:r>
+            <m:rPr>
+              <m:nor/>
+            </m:rPr>
+            <w:rPr>
+              <w:color w:val="444444"/>
+            </w:rPr>
+            <m:t> Billion</m:t>
+          </m:r>
+          <m:r>
+            <w:rPr>
+              <w:color w:val="444444"/>
+            </w:rPr>
+            <w:br/>
+          </m:r>
+        </m:oMath>
+      </m:oMathPara>
+    </w:p>
+    <w:p>
+      <w:pPr>
+        <w:spacing w:before="60" w:after="60"/>
+        <w:jc w:val="both"/>
+        <w:rPr>
+          <w:b/>
+          <w:bCs/>
+          <w:color w:val="444444"/>
+        </w:rPr>
+      </w:pPr>
+      <w:r>
+        <w:rPr>
+          <w:b/>
+          <w:bCs/>
+          <w:color w:val="444444"/>
+        </w:rPr>
+        <w:t>Emerging &amp; Regional Platforms</w:t>
+      </w:r>
+    </w:p>
+    <w:p>
+      <w:pPr>
+        <w:spacing w:before="60" w:after="60"/>
+        <w:jc w:val="both"/>
+        <w:rPr>
+          <w:color w:val="444444"/>
+        </w:rPr>
+      </w:pPr>
+      <m:oMathPara>
+        <m:oMath>
+          <m:r>
+            <w:rPr>
+              <w:rFonts w:ascii="Cambria Math" w:hAnsi="Cambria Math"/>
+              <w:color w:val="444444"/>
+            </w:rPr>
+            <m:t>0.26×(1.12</m:t>
+          </m:r>
+          <m:sSup>
+            <m:sSupPr>
+              <m:ctrlPr>
+                <w:rPr>
+                  <w:rFonts w:ascii="Cambria Math" w:hAnsi="Cambria Math"/>
+                  <w:color w:val="444444"/>
+                </w:rPr>
+              </m:ctrlPr>
+            </m:sSupPr>
+            <m:e>
+              <m:r>
+                <w:rPr>
+                  <w:rFonts w:ascii="Cambria Math" w:hAnsi="Cambria Math"/>
+                  <w:color w:val="444444"/>
+                </w:rPr>
+                <m:t>)</m:t>
+              </m:r>
+            </m:e>
+            <m:sup>
+              <m:r>
+                <w:rPr>
+                  <w:rFonts w:ascii="Cambria Math" w:hAnsi="Cambria Math"/>
+                  <w:color w:val="444444"/>
+                </w:rPr>
+                <m:t>5</m:t>
+              </m:r>
+            </m:sup>
+          </m:sSup>
+          <m:r>
+            <w:rPr>
+              <w:rFonts w:ascii="Cambria Math" w:hAnsi="Cambria Math"/>
+              <w:color w:val="444444"/>
+            </w:rPr>
+            <m:t>≈0.46</m:t>
+          </m:r>
+          <m:r>
+            <m:rPr>
+              <m:nor/>
+            </m:rPr>
+            <w:rPr>
+              <w:color w:val="444444"/>
+            </w:rPr>
+            <m:t> Billion</m:t>
+          </m:r>
+          <m:r>
+            <w:rPr>
+              <w:color w:val="444444"/>
+            </w:rPr>
+            <w:br/>
+          </m:r>
+        </m:oMath>
+      </m:oMathPara>
+    </w:p>
+    <w:p>
+      <w:pPr>
+        <w:spacing w:before="60" w:after="60"/>
+        <w:jc w:val="both"/>
+        <w:rPr>
+          <w:b/>
+          <w:bCs/>
+          <w:color w:val="444444"/>
+        </w:rPr>
+      </w:pPr>
+      <w:r>
+        <w:rPr>
+          <w:b/>
+          <w:bCs/>
+          <w:color w:val="444444"/>
+        </w:rPr>
+        <w:t>Total Estimated Subscribers</w:t>
+      </w:r>
+    </w:p>
+    <w:p>
+      <w:pPr>
+        <w:spacing w:before="60" w:after="60"/>
+        <w:jc w:val="both"/>
+        <w:rPr>
+          <w:color w:val="444444"/>
+        </w:rPr>
+      </w:pPr>
+      <m:oMathPara>
+        <m:oMath>
+          <m:r>
+            <w:rPr>
+              <w:rFonts w:ascii="Cambria Math" w:hAnsi="Cambria Math"/>
+              <w:color w:val="444444"/>
+            </w:rPr>
+            <m:t>1.53+0.46≈</m:t>
+          </m:r>
+          <m:r>
+            <m:rPr>
+              <m:sty m:val="b"/>
+            </m:rPr>
+            <w:rPr>
+              <w:rFonts w:ascii="Cambria Math" w:hAnsi="Cambria Math"/>
+              <w:color w:val="444444"/>
+            </w:rPr>
+            <m:t>1.99</m:t>
+          </m:r>
+          <m:r>
+            <m:rPr>
+              <m:nor/>
+            </m:rPr>
+            <w:rPr>
+              <w:color w:val="444444"/>
+            </w:rPr>
+            <m:t> Billion</m:t>
+          </m:r>
+          <m:r>
+            <w:rPr>
+              <w:color w:val="444444"/>
+            </w:rPr>
+            <w:br/>
+          </m:r>
+        </m:oMath>
+      </m:oMathPara>
+    </w:p>
+    <w:p>
+      <w:pPr>
+        <w:spacing w:before="60" w:after="60"/>
+        <w:jc w:val="both"/>
+        <w:rPr>
+          <w:color w:val="444444"/>
+        </w:rPr>
+      </w:pPr>
+      <w:r>
+        <w:rPr>
+          <w:b/>
+          <w:bCs/>
+          <w:color w:val="444444"/>
+        </w:rPr>
+        <w:t>Estimated Global OTT Paid Subscribers by 2030:</w:t>
+      </w:r>
+      <w:r>
+        <w:rPr>
+          <w:color w:val="444444"/>
+        </w:rPr>
+        <w:t xml:space="preserve"> </w:t>
+      </w:r>
+      <w:r>
+        <w:rPr>
+          <w:b/>
+          <w:bCs/>
+          <w:color w:val="444444"/>
+        </w:rPr>
+        <w:t xml:space="preserve">Approximately 2.0 </w:t>
+      </w:r>
+      <w:proofErr w:type="gramStart"/>
+      <w:r>
+        <w:rPr>
+          <w:b/>
+          <w:bCs/>
+          <w:color w:val="444444"/>
+        </w:rPr>
+        <w:t>Billion</w:t>
+      </w:r>
+      <w:proofErr w:type="gramEnd"/>
+    </w:p>
+    <w:p>
+      <w:pPr>
+        <w:spacing w:before="60" w:after="60"/>
+        <w:jc w:val="both"/>
+        <w:rPr>
+          <w:color w:val="444444"/>
+        </w:rPr>
+      </w:pPr>
+      <w:r>
+        <w:rPr>
+          <w:color w:val="444444"/>
+        </w:rPr>
+        <w:pict w14:anchorId="2CA39DD4">
+          <v:rect id="_x0000_i1036" style="width:0;height:1.5pt" o:hralign="center" o:hrstd="t" o:hr="t" fillcolor="#a0a0a0" stroked="f"/>
+        </w:pict>
+      </w:r>
+    </w:p>
+    <w:p>
+      <w:pPr>
+        <w:spacing w:before="60" w:after="60"/>
+        <w:jc w:val="both"/>
+        <w:rPr>
+          <w:b/>
+          <w:bCs/>
+          <w:color w:val="444444"/>
+        </w:rPr>
+      </w:pPr>
+      <w:r>
+        <w:rPr>
+          <w:b/>
+          <w:bCs/>
+          <w:color w:val="444444"/>
+        </w:rPr>
+        <w:t>6. Sanity Check</w:t>
+      </w:r>
+    </w:p>
+    <w:p>
+      <w:pPr>
+        <w:spacing w:before="60" w:after="60"/>
+        <w:jc w:val="both"/>
+        <w:rPr>
+          <w:color w:val="444444"/>
+        </w:rPr>
+      </w:pPr>
+      <w:r>
+        <w:rPr>
+          <w:color w:val="444444"/>
+        </w:rPr>
+        <w:t xml:space="preserve">The estimate is reasonable because the current subscriber base is already around </w:t>
+      </w:r>
+      <w:r>
+        <w:rPr>
+          <w:b/>
+          <w:bCs/>
+          <w:color w:val="444444"/>
+        </w:rPr>
+        <w:t>1.46 billion</w:t>
+      </w:r>
+      <w:r>
+        <w:rPr>
+          <w:color w:val="444444"/>
+        </w:rPr>
+        <w:t xml:space="preserve">. Adding roughly </w:t>
+      </w:r>
+      <w:r>
+        <w:rPr>
+          <w:b/>
+          <w:bCs/>
+          <w:color w:val="444444"/>
+        </w:rPr>
+        <w:t>500–550 million</w:t>
+      </w:r>
+      <w:r>
+        <w:rPr>
+          <w:color w:val="444444"/>
+        </w:rPr>
+        <w:t xml:space="preserve"> new paid subscriptions over five years is achievable given continued internet expansion, increasing smartphone adoption, and the rapid growth of regional OTT services in developing markets.</w:t>
+      </w:r>
+    </w:p>
+    <w:p>
+      <w:pPr>
+        <w:spacing w:before="60" w:after="60"/>
+        <w:jc w:val="both"/>
+        <w:rPr>
+          <w:color w:val="444444"/>
+        </w:rPr>
+      </w:pPr>
+      <w:r>
+        <w:rPr>
+          <w:color w:val="444444"/>
+        </w:rPr>
+        <w:pict w14:anchorId="1BEAA409">
+          <v:rect id="_x0000_i1037" style="width:0;height:1.5pt" o:hralign="center" o:hrstd="t" o:hr="t" fillcolor="#a0a0a0" stroked="f"/>
+        </w:pict>
+      </w:r>
+    </w:p>
+    <w:p>
+      <w:pPr>
+        <w:spacing w:before="60" w:after="60"/>
+        <w:jc w:val="both"/>
+        <w:rPr>
+          <w:b/>
+          <w:bCs/>
+          <w:color w:val="444444"/>
+        </w:rPr>
+      </w:pPr>
+      <w:r>
+        <w:rPr>
+          <w:b/>
+          <w:bCs/>
+          <w:color w:val="444444"/>
+        </w:rPr>
+        <w:t>Final Estimate</w:t>
+      </w:r>
+    </w:p>
+    <w:p>
+      <w:pPr>
+        <w:spacing w:before="60" w:after="60"/>
+        <w:jc w:val="both"/>
+        <w:rPr>
+          <w:color w:val="444444"/>
+        </w:rPr>
+      </w:pPr>
+      <w:r>
+        <w:rPr>
+          <w:b/>
+          <w:bCs/>
+          <w:color w:val="444444"/>
+        </w:rPr>
+        <w:t>By 2030, the global OTT industry is estimated to reach approximately 2.0 billion paid subscriptions</w:t>
+      </w:r>
+      <w:r>
+        <w:rPr>
+          <w:color w:val="444444"/>
+        </w:rPr>
+        <w:t xml:space="preserve">, representing an increase of around </w:t>
+      </w:r>
+      <w:r>
+        <w:rPr>
+          <w:b/>
+          <w:bCs/>
+          <w:color w:val="444444"/>
+        </w:rPr>
+        <w:t>36%</w:t>
+      </w:r>
+      <w:r>
+        <w:rPr>
+          <w:color w:val="444444"/>
+        </w:rPr>
+        <w:t xml:space="preserve"> from the current estimated base of </w:t>
+      </w:r>
+      <w:r>
+        <w:rPr>
+          <w:b/>
+          <w:bCs/>
+          <w:color w:val="444444"/>
+        </w:rPr>
+        <w:t>1.46 billion</w:t>
+      </w:r>
+      <w:r>
+        <w:rPr>
+          <w:color w:val="444444"/>
+        </w:rPr>
+        <w:t>.</w:t>
+      </w:r>
+    </w:p>
+    <w:p>
+      <w:pPr>
+        <w:spacing w:before="60" w:after="60"/>
+        <w:jc w:val="both"/>
+      </w:pPr>
+    </w:p>
+    <w:p>
+      <w:pPr>
+        <w:spacing w:before="260" w:after="120"/>
+      </w:pPr>
+      <w:r>
+        <w:rPr>
+          <w:b/>
+          <w:bCs/>
+          <w:color w:val="1A1A1A"/>
+          <w:sz w:val="26"/>
+          <w:szCs w:val="26"/>
+          <w:u w:val="single"/>
+        </w:rPr>
+        <w:t>Q2 — Hours of digital content the average person will consume per week in 2025</w:t>
+      </w:r>
+    </w:p>
+    <w:p>
+      <w:pPr>
+        <w:spacing w:before="60" w:after="60"/>
+      </w:pPr>
+    </w:p>
+    <w:tbl>
+      <w:tblPr>
+        <w:tblW w:w="9000" w:type="dxa"/>
+        <w:tblBorders>
+          <w:top w:val="single" w:sz="4" w:space="0" w:color="000000"/>
+          <w:left w:val="single" w:sz="4" w:space="0" w:color="000000"/>
+          <w:bottom w:val="single" w:sz="4" w:space="0" w:color="000000"/>
+          <w:right w:val="single" w:sz="4" w:space="0" w:color="000000"/>
+          <w:insideH w:val="single" w:sz="4" w:space="0" w:color="000000"/>
+          <w:insideV w:val="single" w:sz="4" w:space="0" w:color="000000"/>
+        </w:tblBorders>
+        <w:tblLayout w:type="fixed"/>
+        <w:tblLook w:val="0000" w:firstRow="0" w:lastRow="0" w:firstColumn="0" w:lastColumn="0" w:noHBand="0" w:noVBand="0"/>
+      </w:tblPr>
+      <w:tblGrid>
+        <w:gridCol w:w="3200"/>
+        <w:gridCol w:w="2800"/>
+        <w:gridCol w:w="3000"/>
+      </w:tblGrid>
+      <w:tr>
+        <w:trPr>
+          <w:tblHeader/>
+        </w:trPr>
+        <w:tc>
+          <w:tcPr>
+            <w:tcW w:w="3200" w:type="dxa"/>
+            <w:tcBorders>
+              <w:top w:val="single" w:sz="4" w:space="0" w:color="AAAAAA"/>
+              <w:left w:val="single" w:sz="4" w:space="0" w:color="AAAAAA"/>
+              <w:bottom w:val="single" w:sz="4" w:space="0" w:color="AAAAAA"/>
+              <w:right w:val="single" w:sz="4" w:space="0" w:color="AAAAAA"/>
+            </w:tcBorders>
+            <w:shd w:val="clear" w:color="auto" w:fill="2B2B2B"/>
+            <w:tcMar>
+              <w:top w:w="80" w:type="dxa"/>
+              <w:left w:w="120" w:type="dxa"/>
+              <w:bottom w:w="80" w:type="dxa"/>
+              <w:right w:w="120" w:type="dxa"/>
+            </w:tcMar>
+            <w:vAlign w:val="center"/>
+          </w:tcPr>
+          <w:p>
+            <w:r>
+              <w:rPr>
+                <w:b/>
+                <w:bCs/>
+                <w:color w:val="FFFFFF"/>
+                <w:sz w:val="20"/>
+                <w:szCs w:val="20"/>
+              </w:rPr>
+              <w:lastRenderedPageBreak/>
+              <w:t>Content Type</w:t>
+            </w:r>
+          </w:p>
+        </w:tc>
+        <w:tc>
+          <w:tcPr>
+            <w:tcW w:w="2800" w:type="dxa"/>
+            <w:tcBorders>
+              <w:top w:val="single" w:sz="4" w:space="0" w:color="AAAAAA"/>
+              <w:left w:val="single" w:sz="4" w:space="0" w:color="AAAAAA"/>
+              <w:bottom w:val="single" w:sz="4" w:space="0" w:color="AAAAAA"/>
+              <w:right w:val="single" w:sz="4" w:space="0" w:color="AAAAAA"/>
+            </w:tcBorders>
+            <w:shd w:val="clear" w:color="auto" w:fill="2B2B2B"/>
+            <w:tcMar>
+              <w:top w:w="80" w:type="dxa"/>
+              <w:left w:w="120" w:type="dxa"/>
+              <w:bottom w:w="80" w:type="dxa"/>
+              <w:right w:w="120" w:type="dxa"/>
+            </w:tcMar>
+            <w:vAlign w:val="center"/>
+          </w:tcPr>
+          <w:p>
+            <w:r>
+              <w:rPr>
+                <w:b/>
+                <w:bCs/>
+                <w:color w:val="FFFFFF"/>
+                <w:sz w:val="20"/>
+                <w:szCs w:val="20"/>
+              </w:rPr>
+              <w:t>Estimated Daily Consumption</w:t>
+            </w:r>
+          </w:p>
+        </w:tc>
+        <w:tc>
+          <w:tcPr>
+            <w:tcW w:w="3000" w:type="dxa"/>
+            <w:tcBorders>
+              <w:top w:val="single" w:sz="4" w:space="0" w:color="AAAAAA"/>
+              <w:left w:val="single" w:sz="4" w:space="0" w:color="AAAAAA"/>
+              <w:bottom w:val="single" w:sz="4" w:space="0" w:color="AAAAAA"/>
+              <w:right w:val="single" w:sz="4" w:space="0" w:color="AAAAAA"/>
+            </w:tcBorders>
+            <w:shd w:val="clear" w:color="auto" w:fill="2B2B2B"/>
+            <w:tcMar>
+              <w:top w:w="80" w:type="dxa"/>
+              <w:left w:w="120" w:type="dxa"/>
+              <w:bottom w:w="80" w:type="dxa"/>
+              <w:right w:w="120" w:type="dxa"/>
+            </w:tcMar>
+            <w:vAlign w:val="center"/>
+          </w:tcPr>
+          <w:p>
+            <w:r>
+              <w:rPr>
+                <w:b/>
+                <w:bCs/>
+                <w:color w:val="FFFFFF"/>
+                <w:sz w:val="20"/>
+                <w:szCs w:val="20"/>
+              </w:rPr>
+              <w:t>Weekly Total</w:t>
+            </w:r>
+          </w:p>
+        </w:tc>
+      </w:tr>
+      <w:tr>
+        <w:tc>
+          <w:tcPr>
+            <w:tcW w:w="3200" w:type="dxa"/>
+            <w:tcBorders>
+              <w:top w:val="single" w:sz="4" w:space="0" w:color="AAAAAA"/>
+              <w:left w:val="single" w:sz="4" w:space="0" w:color="AAAAAA"/>
+              <w:bottom w:val="single" w:sz="4" w:space="0" w:color="AAAAAA"/>
+              <w:right w:val="single" w:sz="4" w:space="0" w:color="AAAAAA"/>
+            </w:tcBorders>
+            <w:shd w:val="clear" w:color="auto" w:fill="FFFFFF"/>
+            <w:tcMar>
+              <w:top w:w="80" w:type="dxa"/>
+              <w:left w:w="120" w:type="dxa"/>
+              <w:bottom w:w="80" w:type="dxa"/>
+              <w:right w:w="120" w:type="dxa"/>
+            </w:tcMar>
+            <w:vAlign w:val="center"/>
+          </w:tcPr>
+          <w:p>
+            <w:r>
+              <w:rPr>
+                <w:color w:val="444444"/>
+                <w:sz w:val="20"/>
+                <w:szCs w:val="20"/>
+              </w:rPr>
+              <w:t>Video streaming (Netflix, YouTube, etc.)</w:t>
+            </w:r>
+          </w:p>
+        </w:tc>
+        <w:tc>
+          <w:tcPr>
+            <w:tcW w:w="2800" w:type="dxa"/>
+            <w:tcBorders>
+              <w:top w:val="single" w:sz="4" w:space="0" w:color="AAAAAA"/>
+              <w:left w:val="single" w:sz="4" w:space="0" w:color="AAAAAA"/>
+              <w:bottom w:val="single" w:sz="4" w:space="0" w:color="AAAAAA"/>
+              <w:right w:val="single" w:sz="4" w:space="0" w:color="AAAAAA"/>
+            </w:tcBorders>
+            <w:shd w:val="clear" w:color="auto" w:fill="FFFFFF"/>
+            <w:tcMar>
+              <w:top w:w="80" w:type="dxa"/>
+              <w:left w:w="120" w:type="dxa"/>
+              <w:bottom w:w="80" w:type="dxa"/>
+              <w:right w:w="120" w:type="dxa"/>
+            </w:tcMar>
+            <w:vAlign w:val="center"/>
+          </w:tcPr>
+          <w:p>
+            <w:r>
+              <w:rPr>
+                <w:color w:val="444444"/>
+                <w:sz w:val="20"/>
+                <w:szCs w:val="20"/>
+              </w:rPr>
+              <w:t>~2 hours/day</w:t>
+            </w:r>
+          </w:p>
+        </w:tc>
+        <w:tc>
+          <w:tcPr>
+            <w:tcW w:w="3000" w:type="dxa"/>
+            <w:tcBorders>
+              <w:top w:val="single" w:sz="4" w:space="0" w:color="AAAAAA"/>
+              <w:left w:val="single" w:sz="4" w:space="0" w:color="AAAAAA"/>
+              <w:bottom w:val="single" w:sz="4" w:space="0" w:color="AAAAAA"/>
+              <w:right w:val="single" w:sz="4" w:space="0" w:color="AAAAAA"/>
+            </w:tcBorders>
+            <w:shd w:val="clear" w:color="auto" w:fill="FFFFFF"/>
+            <w:tcMar>
+              <w:top w:w="80" w:type="dxa"/>
+              <w:left w:w="120" w:type="dxa"/>
+              <w:bottom w:w="80" w:type="dxa"/>
+              <w:right w:w="120" w:type="dxa"/>
+            </w:tcMar>
+            <w:vAlign w:val="center"/>
+          </w:tcPr>
+          <w:p>
+            <w:r>
+              <w:rPr>
+                <w:color w:val="444444"/>
+                <w:sz w:val="20"/>
+                <w:szCs w:val="20"/>
+              </w:rPr>
+              <w:t>~14 hours</w:t>
+            </w:r>
+          </w:p>
+        </w:tc>
+      </w:tr>
+      <w:tr>
+        <w:tc>
+          <w:tcPr>
+            <w:tcW w:w="3200" w:type="dxa"/>
+            <w:tcBorders>
+              <w:top w:val="single" w:sz="4" w:space="0" w:color="AAAAAA"/>
+              <w:left w:val="single" w:sz="4" w:space="0" w:color="AAAAAA"/>
+              <w:bottom w:val="single" w:sz="4" w:space="0" w:color="AAAAAA"/>
+              <w:right w:val="single" w:sz="4" w:space="0" w:color="AAAAAA"/>
+            </w:tcBorders>
+            <w:shd w:val="clear" w:color="auto" w:fill="F5F5F5"/>
+            <w:tcMar>
+              <w:top w:w="80" w:type="dxa"/>
+              <w:left w:w="120" w:type="dxa"/>
+              <w:bottom w:w="80" w:type="dxa"/>
+              <w:right w:w="120" w:type="dxa"/>
+            </w:tcMar>
+            <w:vAlign w:val="center"/>
+          </w:tcPr>
+          <w:p>
+            <w:r>
+              <w:rPr>
+                <w:color w:val="444444"/>
+                <w:sz w:val="20"/>
+                <w:szCs w:val="20"/>
+              </w:rPr>
+              <w:t>Short-form video (Reels, TikTok, YouTube Shorts)</w:t>
+            </w:r>
+          </w:p>
+        </w:tc>
+        <w:tc>
+          <w:tcPr>
+            <w:tcW w:w="2800" w:type="dxa"/>
+            <w:tcBorders>
+              <w:top w:val="single" w:sz="4" w:space="0" w:color="AAAAAA"/>
+              <w:left w:val="single" w:sz="4" w:space="0" w:color="AAAAAA"/>
+              <w:bottom w:val="single" w:sz="4" w:space="0" w:color="AAAAAA"/>
+              <w:right w:val="single" w:sz="4" w:space="0" w:color="AAAAAA"/>
+            </w:tcBorders>
+            <w:shd w:val="clear" w:color="auto" w:fill="F5F5F5"/>
+            <w:tcMar>
+              <w:top w:w="80" w:type="dxa"/>
+              <w:left w:w="120" w:type="dxa"/>
+              <w:bottom w:w="80" w:type="dxa"/>
+              <w:right w:w="120" w:type="dxa"/>
+            </w:tcMar>
+            <w:vAlign w:val="center"/>
+          </w:tcPr>
+          <w:p>
+            <w:r>
+              <w:rPr>
+                <w:color w:val="444444"/>
+                <w:sz w:val="20"/>
+                <w:szCs w:val="20"/>
+              </w:rPr>
+              <w:t>~1.5 hours/day</w:t>
+            </w:r>
+          </w:p>
+        </w:tc>
+        <w:tc>
+          <w:tcPr>
+            <w:tcW w:w="3000" w:type="dxa"/>
+            <w:tcBorders>
+              <w:top w:val="single" w:sz="4" w:space="0" w:color="AAAAAA"/>
+              <w:left w:val="single" w:sz="4" w:space="0" w:color="AAAAAA"/>
+              <w:bottom w:val="single" w:sz="4" w:space="0" w:color="AAAAAA"/>
+              <w:right w:val="single" w:sz="4" w:space="0" w:color="AAAAAA"/>
+            </w:tcBorders>
+            <w:shd w:val="clear" w:color="auto" w:fill="F5F5F5"/>
+            <w:tcMar>
+              <w:top w:w="80" w:type="dxa"/>
+              <w:left w:w="120" w:type="dxa"/>
+              <w:bottom w:w="80" w:type="dxa"/>
+              <w:right w:w="120" w:type="dxa"/>
+            </w:tcMar>
+            <w:vAlign w:val="center"/>
+          </w:tcPr>
+          <w:p>
+            <w:r>
+              <w:rPr>
+                <w:color w:val="444444"/>
+                <w:sz w:val="20"/>
+                <w:szCs w:val="20"/>
+              </w:rPr>
+              <w:t>~10.5 hours</w:t>
+            </w:r>
+          </w:p>
+        </w:tc>
+      </w:tr>
+      <w:tr>
+        <w:tc>
+          <w:tcPr>
+            <w:tcW w:w="3200" w:type="dxa"/>
+            <w:tcBorders>
+              <w:top w:val="single" w:sz="4" w:space="0" w:color="AAAAAA"/>
+              <w:left w:val="single" w:sz="4" w:space="0" w:color="AAAAAA"/>
+              <w:bottom w:val="single" w:sz="4" w:space="0" w:color="AAAAAA"/>
+              <w:right w:val="single" w:sz="4" w:space="0" w:color="AAAAAA"/>
+            </w:tcBorders>
+            <w:shd w:val="clear" w:color="auto" w:fill="FFFFFF"/>
+            <w:tcMar>
+              <w:top w:w="80" w:type="dxa"/>
+              <w:left w:w="120" w:type="dxa"/>
+              <w:bottom w:w="80" w:type="dxa"/>
+              <w:right w:w="120" w:type="dxa"/>
+            </w:tcMar>
+            <w:vAlign w:val="center"/>
+          </w:tcPr>
+          <w:p>
+            <w:r>
+              <w:rPr>
+                <w:color w:val="444444"/>
+                <w:sz w:val="20"/>
+                <w:szCs w:val="20"/>
+              </w:rPr>
+              <w:t>Music streaming (Spotify, Apple Music)</w:t>
+            </w:r>
+          </w:p>
+        </w:tc>
+        <w:tc>
+          <w:tcPr>
+            <w:tcW w:w="2800" w:type="dxa"/>
+            <w:tcBorders>
+              <w:top w:val="single" w:sz="4" w:space="0" w:color="AAAAAA"/>
+              <w:left w:val="single" w:sz="4" w:space="0" w:color="AAAAAA"/>
+              <w:bottom w:val="single" w:sz="4" w:space="0" w:color="AAAAAA"/>
+              <w:right w:val="single" w:sz="4" w:space="0" w:color="AAAAAA"/>
+            </w:tcBorders>
+            <w:shd w:val="clear" w:color="auto" w:fill="FFFFFF"/>
+            <w:tcMar>
+              <w:top w:w="80" w:type="dxa"/>
+              <w:left w:w="120" w:type="dxa"/>
+              <w:bottom w:w="80" w:type="dxa"/>
+              <w:right w:w="120" w:type="dxa"/>
+            </w:tcMar>
+            <w:vAlign w:val="center"/>
+          </w:tcPr>
+          <w:p>
+            <w:r>
+              <w:rPr>
+                <w:color w:val="444444"/>
+                <w:sz w:val="20"/>
+                <w:szCs w:val="20"/>
+              </w:rPr>
+              <w:t>~1 hour/day</w:t>
+            </w:r>
+          </w:p>
+        </w:tc>
+        <w:tc>
+          <w:tcPr>
+            <w:tcW w:w="3000" w:type="dxa"/>
+            <w:tcBorders>
+              <w:top w:val="single" w:sz="4" w:space="0" w:color="AAAAAA"/>
+              <w:left w:val="single" w:sz="4" w:space="0" w:color="AAAAAA"/>
+              <w:bottom w:val="single" w:sz="4" w:space="0" w:color="AAAAAA"/>
+              <w:right w:val="single" w:sz="4" w:space="0" w:color="AAAAAA"/>
+            </w:tcBorders>
+            <w:shd w:val="clear" w:color="auto" w:fill="FFFFFF"/>
+            <w:tcMar>
+              <w:top w:w="80" w:type="dxa"/>
+              <w:left w:w="120" w:type="dxa"/>
+              <w:bottom w:w="80" w:type="dxa"/>
+              <w:right w:w="120" w:type="dxa"/>
+            </w:tcMar>
+            <w:vAlign w:val="center"/>
+          </w:tcPr>
+          <w:p>
+            <w:r>
+              <w:rPr>
+                <w:color w:val="444444"/>
+                <w:sz w:val="20"/>
+                <w:szCs w:val="20"/>
+              </w:rPr>
+              <w:t>~7 hours</w:t>
+            </w:r>
+          </w:p>
+        </w:tc>
+      </w:tr>
+      <w:tr>
+        <w:tc>
+          <w:tcPr>
+            <w:tcW w:w="3200" w:type="dxa"/>
+            <w:tcBorders>
+              <w:top w:val="single" w:sz="4" w:space="0" w:color="AAAAAA"/>
+              <w:left w:val="single" w:sz="4" w:space="0" w:color="AAAAAA"/>
+              <w:bottom w:val="single" w:sz="4" w:space="0" w:color="AAAAAA"/>
+              <w:right w:val="single" w:sz="4" w:space="0" w:color="AAAAAA"/>
+            </w:tcBorders>
+            <w:shd w:val="clear" w:color="auto" w:fill="F5F5F5"/>
+            <w:tcMar>
+              <w:top w:w="80" w:type="dxa"/>
+              <w:left w:w="120" w:type="dxa"/>
+              <w:bottom w:w="80" w:type="dxa"/>
+              <w:right w:w="120" w:type="dxa"/>
+            </w:tcMar>
+            <w:vAlign w:val="center"/>
+          </w:tcPr>
+          <w:p>
+            <w:r>
+              <w:rPr>
+                <w:color w:val="444444"/>
+                <w:sz w:val="20"/>
+                <w:szCs w:val="20"/>
+              </w:rPr>
+              <w:t>Podcasts and audio content</w:t>
+            </w:r>
+          </w:p>
+        </w:tc>
+        <w:tc>
+          <w:tcPr>
+            <w:tcW w:w="2800" w:type="dxa"/>
+            <w:tcBorders>
+              <w:top w:val="single" w:sz="4" w:space="0" w:color="AAAAAA"/>
+              <w:left w:val="single" w:sz="4" w:space="0" w:color="AAAAAA"/>
+              <w:bottom w:val="single" w:sz="4" w:space="0" w:color="AAAAAA"/>
+              <w:right w:val="single" w:sz="4" w:space="0" w:color="AAAAAA"/>
+            </w:tcBorders>
+            <w:shd w:val="clear" w:color="auto" w:fill="F5F5F5"/>
+            <w:tcMar>
+              <w:top w:w="80" w:type="dxa"/>
+              <w:left w:w="120" w:type="dxa"/>
+              <w:bottom w:w="80" w:type="dxa"/>
+              <w:right w:w="120" w:type="dxa"/>
+            </w:tcMar>
+            <w:vAlign w:val="center"/>
+          </w:tcPr>
+          <w:p>
+            <w:r>
+              <w:rPr>
+                <w:color w:val="444444"/>
+                <w:sz w:val="20"/>
+                <w:szCs w:val="20"/>
+              </w:rPr>
+              <w:t>~20 min/day</w:t>
+            </w:r>
+          </w:p>
+        </w:tc>
+        <w:tc>
+          <w:tcPr>
+            <w:tcW w:w="3000" w:type="dxa"/>
+            <w:tcBorders>
+              <w:top w:val="single" w:sz="4" w:space="0" w:color="AAAAAA"/>
+              <w:left w:val="single" w:sz="4" w:space="0" w:color="AAAAAA"/>
+              <w:bottom w:val="single" w:sz="4" w:space="0" w:color="AAAAAA"/>
+              <w:right w:val="single" w:sz="4" w:space="0" w:color="AAAAAA"/>
+            </w:tcBorders>
+            <w:shd w:val="clear" w:color="auto" w:fill="F5F5F5"/>
+            <w:tcMar>
+              <w:top w:w="80" w:type="dxa"/>
+              <w:left w:w="120" w:type="dxa"/>
+              <w:bottom w:w="80" w:type="dxa"/>
+              <w:right w:w="120" w:type="dxa"/>
+            </w:tcMar>
+            <w:vAlign w:val="center"/>
+          </w:tcPr>
+          <w:p>
+            <w:r>
+              <w:rPr>
+                <w:color w:val="444444"/>
+                <w:sz w:val="20"/>
+                <w:szCs w:val="20"/>
+              </w:rPr>
+              <w:t>~2.5 hours</w:t>
+            </w:r>
+          </w:p>
+        </w:tc>
+      </w:tr>
+      <w:tr>
+        <w:tc>
+          <w:tcPr>
+            <w:tcW w:w="3200" w:type="dxa"/>
+            <w:tcBorders>
+              <w:top w:val="single" w:sz="4" w:space="0" w:color="AAAAAA"/>
+              <w:left w:val="single" w:sz="4" w:space="0" w:color="AAAAAA"/>
+              <w:bottom w:val="single" w:sz="4" w:space="0" w:color="AAAAAA"/>
+              <w:right w:val="single" w:sz="4" w:space="0" w:color="AAAAAA"/>
+            </w:tcBorders>
+            <w:shd w:val="clear" w:color="auto" w:fill="FFFFFF"/>
+            <w:tcMar>
+              <w:top w:w="80" w:type="dxa"/>
+              <w:left w:w="120" w:type="dxa"/>
+              <w:bottom w:w="80" w:type="dxa"/>
+              <w:right w:w="120" w:type="dxa"/>
+            </w:tcMar>
+            <w:vAlign w:val="center"/>
+          </w:tcPr>
+          <w:p>
+            <w:r>
+              <w:rPr>
+                <w:color w:val="444444"/>
+                <w:sz w:val="20"/>
+                <w:szCs w:val="20"/>
+              </w:rPr>
+              <w:t>Gaming content (applicable to ~30% of population)</w:t>
+            </w:r>
+          </w:p>
+        </w:tc>
+        <w:tc>
+          <w:tcPr>
+            <w:tcW w:w="2800" w:type="dxa"/>
+            <w:tcBorders>
+              <w:top w:val="single" w:sz="4" w:space="0" w:color="AAAAAA"/>
+              <w:left w:val="single" w:sz="4" w:space="0" w:color="AAAAAA"/>
+              <w:bottom w:val="single" w:sz="4" w:space="0" w:color="AAAAAA"/>
+              <w:right w:val="single" w:sz="4" w:space="0" w:color="AAAAAA"/>
+            </w:tcBorders>
+            <w:shd w:val="clear" w:color="auto" w:fill="FFFFFF"/>
+            <w:tcMar>
+              <w:top w:w="80" w:type="dxa"/>
+              <w:left w:w="120" w:type="dxa"/>
+              <w:bottom w:w="80" w:type="dxa"/>
+              <w:right w:w="120" w:type="dxa"/>
+            </w:tcMar>
+            <w:vAlign w:val="center"/>
+          </w:tcPr>
+          <w:p>
+            <w:r>
+              <w:rPr>
+                <w:color w:val="444444"/>
+                <w:sz w:val="20"/>
+                <w:szCs w:val="20"/>
+              </w:rPr>
+              <w:t>~30 min/day blended</w:t>
+            </w:r>
+          </w:p>
+        </w:tc>
+        <w:tc>
+          <w:tcPr>
+            <w:tcW w:w="3000" w:type="dxa"/>
+            <w:tcBorders>
+              <w:top w:val="single" w:sz="4" w:space="0" w:color="AAAAAA"/>
+              <w:left w:val="single" w:sz="4" w:space="0" w:color="AAAAAA"/>
+              <w:bottom w:val="single" w:sz="4" w:space="0" w:color="AAAAAA"/>
+              <w:right w:val="single" w:sz="4" w:space="0" w:color="AAAAAA"/>
+            </w:tcBorders>
+            <w:shd w:val="clear" w:color="auto" w:fill="FFFFFF"/>
+            <w:tcMar>
+              <w:top w:w="80" w:type="dxa"/>
+              <w:left w:w="120" w:type="dxa"/>
+              <w:bottom w:w="80" w:type="dxa"/>
+              <w:right w:w="120" w:type="dxa"/>
+            </w:tcMar>
+            <w:vAlign w:val="center"/>
+          </w:tcPr>
+          <w:p>
+            <w:r>
+              <w:rPr>
+                <w:color w:val="444444"/>
+                <w:sz w:val="20"/>
+                <w:szCs w:val="20"/>
+              </w:rPr>
+              <w:t>~2 hours blended</w:t>
+            </w:r>
+          </w:p>
+        </w:tc>
+      </w:tr>
+      <w:tr>
+        <w:tc>
+          <w:tcPr>
+            <w:tcW w:w="3200" w:type="dxa"/>
+            <w:tcBorders>
+              <w:top w:val="single" w:sz="4" w:space="0" w:color="AAAAAA"/>
+              <w:left w:val="single" w:sz="4" w:space="0" w:color="AAAAAA"/>
+              <w:bottom w:val="single" w:sz="4" w:space="0" w:color="AAAAAA"/>
+              <w:right w:val="single" w:sz="4" w:space="0" w:color="AAAAAA"/>
+            </w:tcBorders>
+            <w:shd w:val="clear" w:color="auto" w:fill="F5F5F5"/>
+            <w:tcMar>
+              <w:top w:w="80" w:type="dxa"/>
+              <w:left w:w="120" w:type="dxa"/>
+              <w:bottom w:w="80" w:type="dxa"/>
+              <w:right w:w="120" w:type="dxa"/>
+            </w:tcMar>
+            <w:vAlign w:val="center"/>
+          </w:tcPr>
+          <w:p>
+            <w:r>
+              <w:rPr>
+                <w:color w:val="444444"/>
+                <w:sz w:val="20"/>
+                <w:szCs w:val="20"/>
+              </w:rPr>
+              <w:t>Total</w:t>
+            </w:r>
+          </w:p>
+        </w:tc>
+        <w:tc>
+          <w:tcPr>
+            <w:tcW w:w="2800" w:type="dxa"/>
+            <w:tcBorders>
+              <w:top w:val="single" w:sz="4" w:space="0" w:color="AAAAAA"/>
+              <w:left w:val="single" w:sz="4" w:space="0" w:color="AAAAAA"/>
+              <w:bottom w:val="single" w:sz="4" w:space="0" w:color="AAAAAA"/>
+              <w:right w:val="single" w:sz="4" w:space="0" w:color="AAAAAA"/>
+            </w:tcBorders>
+            <w:shd w:val="clear" w:color="auto" w:fill="F5F5F5"/>
+            <w:tcMar>
+              <w:top w:w="80" w:type="dxa"/>
+              <w:left w:w="120" w:type="dxa"/>
+              <w:bottom w:w="80" w:type="dxa"/>
+              <w:right w:w="120" w:type="dxa"/>
+            </w:tcMar>
+            <w:vAlign w:val="center"/>
+          </w:tcPr>
+          <w:p>
+            <w:r>
+              <w:rPr>
+                <w:color w:val="444444"/>
+                <w:sz w:val="20"/>
+                <w:szCs w:val="20"/>
+              </w:rPr>
+              <w:t>~5.3 hours/day</w:t>
+            </w:r>
+          </w:p>
+        </w:tc>
+        <w:tc>
+          <w:tcPr>
+            <w:tcW w:w="3000" w:type="dxa"/>
+            <w:tcBorders>
+              <w:top w:val="single" w:sz="4" w:space="0" w:color="AAAAAA"/>
+              <w:left w:val="single" w:sz="4" w:space="0" w:color="AAAAAA"/>
+              <w:bottom w:val="single" w:sz="4" w:space="0" w:color="AAAAAA"/>
+              <w:right w:val="single" w:sz="4" w:space="0" w:color="AAAAAA"/>
+            </w:tcBorders>
+            <w:shd w:val="clear" w:color="auto" w:fill="F5F5F5"/>
+            <w:tcMar>
+              <w:top w:w="80" w:type="dxa"/>
+              <w:left w:w="120" w:type="dxa"/>
+              <w:bottom w:w="80" w:type="dxa"/>
+              <w:right w:w="120" w:type="dxa"/>
+            </w:tcMar>
+            <w:vAlign w:val="center"/>
+          </w:tcPr>
+          <w:p>
+            <w:r>
+              <w:rPr>
+                <w:color w:val="444444"/>
+                <w:sz w:val="20"/>
+                <w:szCs w:val="20"/>
+              </w:rPr>
+              <w:t>~36–38 hours/week</w:t>
+            </w:r>
+          </w:p>
+        </w:tc>
+      </w:tr>
+    </w:tbl>
+    <w:p>
+      <w:pPr>
+        <w:spacing w:before="60" w:after="60"/>
+      </w:pPr>
+    </w:p>
+    <w:p>
+      <w:pPr>
+        <w:spacing w:before="60" w:after="60"/>
+        <w:jc w:val="both"/>
+      </w:pPr>
+      <w:r>
+        <w:rPr>
+          <w:color w:val="444444"/>
+        </w:rPr>
+        <w:t>Estimate: The average person will consume approximately 35–40 hours of digital content per week in 2025 — roughly 5 to 6 hours per day.</w:t>
+      </w:r>
+    </w:p>
+    <w:p>
+      <w:pPr>
+        <w:spacing w:before="60" w:after="60"/>
+        <w:jc w:val="both"/>
+      </w:pPr>
+      <w:r>
+        <w:rPr>
+          <w:color w:val="444444"/>
+        </w:rPr>
+        <w:t>Sanity check: This is consistent with Statista and Nielsen data which put screen time at 6–7 hours per day including passive background audio/video.</w:t>
+      </w:r>
+    </w:p>
+    <w:p>
+      <w:pPr>
+        <w:spacing w:before="60" w:after="60"/>
+      </w:pPr>
+    </w:p>
+    <w:p>
+      <w:pPr>
+        <w:spacing w:before="260" w:after="120"/>
+        <w:rPr>
+          <w:b/>
+          <w:bCs/>
+          <w:color w:val="1A1A1A"/>
+          <w:sz w:val="26"/>
+          <w:szCs w:val="26"/>
+          <w:u w:val="single"/>
+        </w:rPr>
+      </w:pPr>
+      <w:r>
+        <w:rPr>
+          <w:b/>
+          <w:bCs/>
+          <w:color w:val="1A1A1A"/>
+          <w:sz w:val="26"/>
+          <w:szCs w:val="26"/>
+          <w:u w:val="single"/>
+        </w:rPr>
+        <w:t>Q3 — Market share of VR and AR in entertainment over the next decade</w:t>
+      </w:r>
+    </w:p>
+    <w:p>
+      <w:pPr>
+        <w:spacing w:before="60" w:after="60"/>
+        <w:jc w:val="both"/>
+        <w:rPr>
+          <w:b/>
+          <w:bCs/>
+          <w:color w:val="444444"/>
+          <w:sz w:val="22"/>
+        </w:rPr>
+      </w:pPr>
+      <w:r>
+        <w:rPr>
+          <w:b/>
+          <w:bCs/>
+          <w:color w:val="444444"/>
+          <w:sz w:val="22"/>
+        </w:rPr>
+        <w:t>Objective</w:t>
+      </w:r>
+    </w:p>
+    <w:p>
+      <w:pPr>
+        <w:spacing w:before="60" w:after="60"/>
+        <w:jc w:val="both"/>
+        <w:rPr>
+          <w:color w:val="444444"/>
+        </w:rPr>
+      </w:pPr>
+      <w:r>
+        <w:rPr>
+          <w:color w:val="444444"/>
+        </w:rPr>
+        <w:t>The objective is to estimate the percentage of the global entertainment industry that could be driven by Augmented Reality (AR) and Virtual Reality (VR) by 2036. The estimate is based on the current market size, existing technology trends, startup activity, and the expected pace of adoption across different entertainment segments.</w:t>
+      </w:r>
+    </w:p>
+    <w:p>
+      <w:pPr>
+        <w:spacing w:before="60" w:after="60"/>
+        <w:jc w:val="both"/>
+        <w:rPr>
+          <w:color w:val="444444"/>
+        </w:rPr>
+      </w:pPr>
+      <w:r>
+        <w:rPr>
+          <w:color w:val="444444"/>
+        </w:rPr>
+        <w:pict w14:anchorId="13A3B4D4">
+          <v:rect id="_x0000_i1026" style="width:0;height:1.5pt" o:hralign="center" o:hrstd="t" o:hr="t" fillcolor="#a0a0a0" stroked="f"/>
+        </w:pict>
+      </w:r>
+    </w:p>
+    <w:p>
+      <w:pPr>
+        <w:spacing w:before="60" w:after="60"/>
+        <w:jc w:val="both"/>
+        <w:rPr>
+          <w:b/>
+          <w:bCs/>
+          <w:color w:val="444444"/>
+        </w:rPr>
+      </w:pPr>
+      <w:r>
+        <w:rPr>
+          <w:b/>
+          <w:bCs/>
+          <w:color w:val="444444"/>
+        </w:rPr>
+        <w:t>2. Current Market Overview</w:t>
+      </w:r>
+    </w:p>
+    <w:p>
+      <w:pPr>
+        <w:spacing w:before="60" w:after="60"/>
+        <w:jc w:val="both"/>
+        <w:rPr>
+          <w:color w:val="444444"/>
+        </w:rPr>
+      </w:pPr>
+      <w:r>
+        <w:rPr>
+          <w:color w:val="444444"/>
+        </w:rPr>
+        <w:t xml:space="preserve">The global entertainment and media industry is currently valued at </w:t>
+      </w:r>
+      <w:r>
+        <w:rPr>
+          <w:b/>
+          <w:bCs/>
+          <w:color w:val="444444"/>
+        </w:rPr>
+        <w:t>approximately USD 2.9–3.0 trillion</w:t>
+      </w:r>
+      <w:r>
+        <w:rPr>
+          <w:color w:val="444444"/>
+        </w:rPr>
+        <w:t>. This includes gaming, movies, streaming platforms, live events, social media, television, music, and other entertainment services.</w:t>
+      </w:r>
+    </w:p>
+    <w:p>
+      <w:pPr>
+        <w:spacing w:before="60" w:after="60"/>
+        <w:jc w:val="both"/>
+        <w:rPr>
+          <w:color w:val="444444"/>
+        </w:rPr>
+      </w:pPr>
+      <w:r>
+        <w:rPr>
+          <w:color w:val="444444"/>
+        </w:rPr>
+        <w:t xml:space="preserve">Although AR and VR have received significant attention in recent years, they still account for </w:t>
+      </w:r>
+      <w:r>
+        <w:rPr>
+          <w:b/>
+          <w:bCs/>
+          <w:color w:val="444444"/>
+        </w:rPr>
+        <w:t>less than 1%</w:t>
+      </w:r>
+      <w:r>
+        <w:rPr>
+          <w:color w:val="444444"/>
+        </w:rPr>
+        <w:t xml:space="preserve"> of the overall entertainment market. Their adoption is currently concentrated in gaming, immersive experiences, social media filters, and selected live entertainment applications.</w:t>
+      </w:r>
+    </w:p>
+    <w:p>
+      <w:pPr>
+        <w:spacing w:before="60" w:after="60"/>
+        <w:jc w:val="both"/>
+        <w:rPr>
+          <w:color w:val="444444"/>
+        </w:rPr>
+      </w:pPr>
+      <w:r>
+        <w:rPr>
+          <w:color w:val="444444"/>
+        </w:rPr>
+        <w:pict w14:anchorId="0A5CEE67">
+          <v:rect id="_x0000_i1027" style="width:0;height:1.5pt" o:hralign="center" o:hrstd="t" o:hr="t" fillcolor="#a0a0a0" stroked="f"/>
+        </w:pict>
+      </w:r>
+    </w:p>
+    <w:p>
+      <w:pPr>
+        <w:spacing w:before="60" w:after="60"/>
+        <w:jc w:val="both"/>
+        <w:rPr>
+          <w:b/>
+          <w:bCs/>
+          <w:color w:val="444444"/>
+        </w:rPr>
+      </w:pPr>
+      <w:r>
+        <w:rPr>
+          <w:b/>
+          <w:bCs/>
+          <w:color w:val="444444"/>
+        </w:rPr>
+        <w:t>3. Current AR &amp; VR Ecosystem</w:t>
+      </w:r>
+    </w:p>
+    <w:p>
+      <w:pPr>
+        <w:spacing w:before="60" w:after="60"/>
+        <w:jc w:val="both"/>
+        <w:rPr>
+          <w:color w:val="444444"/>
+        </w:rPr>
+      </w:pPr>
+      <w:r>
+        <w:rPr>
+          <w:color w:val="444444"/>
+        </w:rPr>
+        <w:lastRenderedPageBreak/>
+        <w:t>The current AR and VR entertainment market is supported by a combination of hardware manufacturers, content creators, and technology companies. Some of the major products and platforms include:</w:t>
+      </w:r>
+    </w:p>
+    <w:p>
+      <w:pPr>
+        <w:numPr>
+          <w:ilvl w:val="0"/>
+          <w:numId w:val="14"/>
+        </w:numPr>
+        <w:spacing w:before="60" w:after="60" w:line="240" w:lineRule="auto"/>
+        <w:jc w:val="both"/>
+        <w:rPr>
+          <w:color w:val="444444"/>
+        </w:rPr>
+      </w:pPr>
+      <w:r>
+        <w:rPr>
+          <w:color w:val="444444"/>
+        </w:rPr>
+        <w:t xml:space="preserve">Meta Quest </w:t>
+      </w:r>
+    </w:p>
+    <w:p>
+      <w:pPr>
+        <w:numPr>
+          <w:ilvl w:val="0"/>
+          <w:numId w:val="14"/>
+        </w:numPr>
+        <w:spacing w:before="60" w:after="60" w:line="240" w:lineRule="auto"/>
+        <w:jc w:val="both"/>
+        <w:rPr>
+          <w:color w:val="444444"/>
+        </w:rPr>
+      </w:pPr>
+      <w:r>
+        <w:rPr>
+          <w:color w:val="444444"/>
+        </w:rPr>
+        <w:t xml:space="preserve">Apple Vision Pro </w:t>
+      </w:r>
+    </w:p>
+    <w:p>
+      <w:pPr>
+        <w:numPr>
+          <w:ilvl w:val="0"/>
+          <w:numId w:val="14"/>
+        </w:numPr>
+        <w:spacing w:before="60" w:after="60" w:line="240" w:lineRule="auto"/>
+        <w:jc w:val="both"/>
+        <w:rPr>
+          <w:color w:val="444444"/>
+        </w:rPr>
+      </w:pPr>
+      <w:r>
+        <w:rPr>
+          <w:color w:val="444444"/>
+        </w:rPr>
+        <w:t xml:space="preserve">PlayStation VR2 </w:t>
+      </w:r>
+    </w:p>
+    <w:p>
+      <w:pPr>
+        <w:numPr>
+          <w:ilvl w:val="0"/>
+          <w:numId w:val="14"/>
+        </w:numPr>
+        <w:spacing w:before="60" w:after="60" w:line="240" w:lineRule="auto"/>
+        <w:jc w:val="both"/>
+        <w:rPr>
+          <w:color w:val="444444"/>
+        </w:rPr>
+      </w:pPr>
+      <w:r>
+        <w:rPr>
+          <w:color w:val="444444"/>
+        </w:rPr>
+        <w:t xml:space="preserve">Pico VR </w:t>
+      </w:r>
+    </w:p>
+    <w:p>
+      <w:pPr>
+        <w:numPr>
+          <w:ilvl w:val="0"/>
+          <w:numId w:val="14"/>
+        </w:numPr>
+        <w:spacing w:before="60" w:after="60" w:line="240" w:lineRule="auto"/>
+        <w:jc w:val="both"/>
+        <w:rPr>
+          <w:color w:val="444444"/>
+        </w:rPr>
+      </w:pPr>
+      <w:r>
+        <w:rPr>
+          <w:color w:val="444444"/>
+        </w:rPr>
+        <w:t xml:space="preserve">Ray-Ban Meta Smart Glasses </w:t>
+      </w:r>
+    </w:p>
+    <w:p>
+      <w:pPr>
+        <w:numPr>
+          <w:ilvl w:val="0"/>
+          <w:numId w:val="14"/>
+        </w:numPr>
+        <w:spacing w:before="60" w:after="60" w:line="240" w:lineRule="auto"/>
+        <w:jc w:val="both"/>
+        <w:rPr>
+          <w:color w:val="444444"/>
+        </w:rPr>
+      </w:pPr>
+      <w:r>
+        <w:rPr>
+          <w:color w:val="444444"/>
+        </w:rPr>
+        <w:t xml:space="preserve">Snapchat &amp; Instagram AR Filters </w:t>
+      </w:r>
+    </w:p>
+    <w:p>
+      <w:pPr>
+        <w:numPr>
+          <w:ilvl w:val="0"/>
+          <w:numId w:val="14"/>
+        </w:numPr>
+        <w:spacing w:before="60" w:after="60" w:line="240" w:lineRule="auto"/>
+        <w:jc w:val="both"/>
+        <w:rPr>
+          <w:color w:val="444444"/>
+        </w:rPr>
+      </w:pPr>
+      <w:r>
+        <w:rPr>
+          <w:color w:val="444444"/>
+        </w:rPr>
+        <w:t xml:space="preserve">Pokémon GO </w:t>
+      </w:r>
+    </w:p>
+    <w:p>
+      <w:pPr>
+        <w:numPr>
+          <w:ilvl w:val="0"/>
+          <w:numId w:val="14"/>
+        </w:numPr>
+        <w:spacing w:before="60" w:after="60" w:line="240" w:lineRule="auto"/>
+        <w:jc w:val="both"/>
+        <w:rPr>
+          <w:color w:val="444444"/>
+        </w:rPr>
+      </w:pPr>
+      <w:r>
+        <w:rPr>
+          <w:color w:val="444444"/>
+        </w:rPr>
+        <w:t xml:space="preserve">AR-based museums and theme park experiences </w:t>
+      </w:r>
+    </w:p>
+    <w:p>
+      <w:pPr>
+        <w:spacing w:before="60" w:after="60"/>
+        <w:jc w:val="both"/>
+        <w:rPr>
+          <w:color w:val="444444"/>
+        </w:rPr>
+      </w:pPr>
+      <w:r>
+        <w:rPr>
+          <w:color w:val="444444"/>
+        </w:rPr>
+        <w:t xml:space="preserve">The immersive entertainment market is currently estimated at </w:t>
+      </w:r>
+      <w:r>
+        <w:rPr>
+          <w:b/>
+          <w:bCs/>
+          <w:color w:val="444444"/>
+        </w:rPr>
+        <w:t>approximately USD 38–47 billion</w:t>
+      </w:r>
+      <w:r>
+        <w:rPr>
+          <w:color w:val="444444"/>
+        </w:rPr>
+        <w:t>, indicating that AR and VR technologies are still in the early stages of adoption compared to the overall entertainment industry.</w:t>
+      </w:r>
+    </w:p>
+    <w:p>
+      <w:pPr>
+        <w:spacing w:before="60" w:after="60"/>
+        <w:jc w:val="both"/>
+        <w:rPr>
+          <w:color w:val="444444"/>
+        </w:rPr>
+      </w:pPr>
+      <w:r>
+        <w:rPr>
+          <w:color w:val="444444"/>
+        </w:rPr>
+        <w:pict w14:anchorId="2A32A08A">
+          <v:rect id="_x0000_i1028" style="width:0;height:1.5pt" o:hralign="center" o:hrstd="t" o:hr="t" fillcolor="#a0a0a0" stroked="f"/>
+        </w:pict>
+      </w:r>
+    </w:p>
+    <w:p>
+      <w:pPr>
+        <w:spacing w:before="60" w:after="60"/>
+        <w:jc w:val="both"/>
+        <w:rPr>
+          <w:b/>
+          <w:bCs/>
+          <w:color w:val="444444"/>
+        </w:rPr>
+      </w:pPr>
+      <w:r>
+        <w:rPr>
+          <w:b/>
+          <w:bCs/>
+          <w:color w:val="444444"/>
+        </w:rPr>
+        <w:t>4. Technology &amp; Startup Trends</w:t>
+      </w:r>
+    </w:p>
+    <w:p>
+      <w:pPr>
+        <w:spacing w:before="60" w:after="60"/>
+        <w:jc w:val="both"/>
+        <w:rPr>
+          <w:color w:val="444444"/>
+        </w:rPr>
+      </w:pPr>
+      <w:r>
+        <w:rPr>
+          <w:color w:val="444444"/>
+        </w:rPr>
+        <w:t>Several developments are expected to increase the adoption of AR and VR over the next decade.</w:t>
+      </w:r>
+    </w:p>
+    <w:p>
+      <w:pPr>
+        <w:spacing w:before="60" w:after="60"/>
+        <w:jc w:val="both"/>
+        <w:rPr>
+          <w:color w:val="444444"/>
+        </w:rPr>
+      </w:pPr>
+      <w:r>
+        <w:rPr>
+          <w:color w:val="444444"/>
+        </w:rPr>
+        <w:t>Current innovation is mainly focused on:</w:t>
+      </w:r>
+    </w:p>
+    <w:p>
+      <w:pPr>
+        <w:numPr>
+          <w:ilvl w:val="0"/>
+          <w:numId w:val="15"/>
+        </w:numPr>
+        <w:spacing w:before="60" w:after="60" w:line="240" w:lineRule="auto"/>
+        <w:jc w:val="both"/>
+        <w:rPr>
+          <w:color w:val="444444"/>
+        </w:rPr>
+      </w:pPr>
+      <w:r>
+        <w:rPr>
+          <w:color w:val="444444"/>
+        </w:rPr>
+        <w:t xml:space="preserve">More affordable standalone VR headsets </w:t>
+      </w:r>
+    </w:p>
+    <w:p>
+      <w:pPr>
+        <w:numPr>
+          <w:ilvl w:val="0"/>
+          <w:numId w:val="15"/>
+        </w:numPr>
+        <w:spacing w:before="60" w:after="60" w:line="240" w:lineRule="auto"/>
+        <w:jc w:val="both"/>
+        <w:rPr>
+          <w:color w:val="444444"/>
+        </w:rPr>
+      </w:pPr>
+      <w:r>
+        <w:rPr>
+          <w:color w:val="444444"/>
+        </w:rPr>
+        <w:t xml:space="preserve">Lightweight AR smart glasses </w:t>
+      </w:r>
+    </w:p>
+    <w:p>
+      <w:pPr>
+        <w:numPr>
+          <w:ilvl w:val="0"/>
+          <w:numId w:val="15"/>
+        </w:numPr>
+        <w:spacing w:before="60" w:after="60" w:line="240" w:lineRule="auto"/>
+        <w:jc w:val="both"/>
+        <w:rPr>
+          <w:color w:val="444444"/>
+        </w:rPr>
+      </w:pPr>
+      <w:r>
+        <w:rPr>
+          <w:color w:val="444444"/>
+        </w:rPr>
+        <w:t xml:space="preserve">Better processors and graphics performance </w:t>
+      </w:r>
+    </w:p>
+    <w:p>
+      <w:pPr>
+        <w:numPr>
+          <w:ilvl w:val="0"/>
+          <w:numId w:val="15"/>
+        </w:numPr>
+        <w:spacing w:before="60" w:after="60" w:line="240" w:lineRule="auto"/>
+        <w:jc w:val="both"/>
+        <w:rPr>
+          <w:color w:val="444444"/>
+        </w:rPr>
+      </w:pPr>
+      <w:r>
+        <w:rPr>
+          <w:color w:val="444444"/>
+        </w:rPr>
+        <w:t xml:space="preserve">Improved battery life </w:t>
+      </w:r>
+    </w:p>
+    <w:p>
+      <w:pPr>
+        <w:numPr>
+          <w:ilvl w:val="0"/>
+          <w:numId w:val="15"/>
+        </w:numPr>
+        <w:spacing w:before="60" w:after="60" w:line="240" w:lineRule="auto"/>
+        <w:jc w:val="both"/>
+        <w:rPr>
+          <w:color w:val="444444"/>
+        </w:rPr>
+      </w:pPr>
+      <w:r>
+        <w:rPr>
+          <w:color w:val="444444"/>
+        </w:rPr>
+        <w:t xml:space="preserve">AI-powered immersive experiences </w:t>
+      </w:r>
+    </w:p>
+    <w:p>
+      <w:pPr>
+        <w:numPr>
+          <w:ilvl w:val="0"/>
+          <w:numId w:val="15"/>
+        </w:numPr>
+        <w:spacing w:before="60" w:after="60" w:line="240" w:lineRule="auto"/>
+        <w:jc w:val="both"/>
+        <w:rPr>
+          <w:color w:val="444444"/>
+        </w:rPr>
+      </w:pPr>
+      <w:r>
+        <w:rPr>
+          <w:color w:val="444444"/>
+        </w:rPr>
+        <w:t xml:space="preserve">5G/6G connectivity for lower latency </w:t>
+      </w:r>
+    </w:p>
+    <w:p>
+      <w:pPr>
+        <w:numPr>
+          <w:ilvl w:val="0"/>
+          <w:numId w:val="15"/>
+        </w:numPr>
+        <w:spacing w:before="60" w:after="60" w:line="240" w:lineRule="auto"/>
+        <w:jc w:val="both"/>
+        <w:rPr>
+          <w:color w:val="444444"/>
+        </w:rPr>
+      </w:pPr>
+      <w:r>
+        <w:rPr>
+          <w:color w:val="444444"/>
+        </w:rPr>
+        <w:t xml:space="preserve">Cloud gaming and cloud rendering </w:t>
+      </w:r>
+    </w:p>
+    <w:p>
+      <w:pPr>
+        <w:spacing w:before="60" w:after="60"/>
+        <w:jc w:val="both"/>
+        <w:rPr>
+          <w:color w:val="444444"/>
+        </w:rPr>
+      </w:pPr>
+      <w:r>
+        <w:rPr>
+          <w:color w:val="444444"/>
+        </w:rPr>
+        <w:t xml:space="preserve">At the same time, many startups are building products around </w:t>
+      </w:r>
+      <w:r>
+        <w:rPr>
+          <w:b/>
+          <w:bCs/>
+          <w:color w:val="444444"/>
+        </w:rPr>
+        <w:t>location-based VR entertainment</w:t>
+      </w:r>
+      <w:r>
+        <w:rPr>
+          <w:color w:val="444444"/>
+        </w:rPr>
+        <w:t xml:space="preserve">, </w:t>
+      </w:r>
+      <w:r>
+        <w:rPr>
+          <w:b/>
+          <w:bCs/>
+          <w:color w:val="444444"/>
+        </w:rPr>
+        <w:t>virtual concerts</w:t>
+      </w:r>
+      <w:r>
+        <w:rPr>
+          <w:color w:val="444444"/>
+        </w:rPr>
+        <w:t xml:space="preserve">, </w:t>
+      </w:r>
+      <w:r>
+        <w:rPr>
+          <w:b/>
+          <w:bCs/>
+          <w:color w:val="444444"/>
+        </w:rPr>
+        <w:t>interactive gaming</w:t>
+      </w:r>
+      <w:r>
+        <w:rPr>
+          <w:color w:val="444444"/>
+        </w:rPr>
+        <w:t xml:space="preserve">, </w:t>
+      </w:r>
+      <w:r>
+        <w:rPr>
+          <w:b/>
+          <w:bCs/>
+          <w:color w:val="444444"/>
+        </w:rPr>
+        <w:t>immersive education</w:t>
+      </w:r>
+      <w:r>
+        <w:rPr>
+          <w:color w:val="444444"/>
+        </w:rPr>
+        <w:t xml:space="preserve">, and </w:t>
+      </w:r>
+      <w:r>
+        <w:rPr>
+          <w:b/>
+          <w:bCs/>
+          <w:color w:val="444444"/>
+        </w:rPr>
+        <w:t>AR-powered social experiences</w:t>
+      </w:r>
+      <w:r>
+        <w:rPr>
+          <w:color w:val="444444"/>
+        </w:rPr>
+        <w:t>. Rather than replacing traditional entertainment, these companies aim to provide more interactive and engaging experiences for users.</w:t>
+      </w:r>
+    </w:p>
+    <w:p>
+      <w:pPr>
+        <w:spacing w:before="60" w:after="60"/>
+        <w:jc w:val="both"/>
+        <w:rPr>
+          <w:color w:val="444444"/>
+        </w:rPr>
+      </w:pPr>
+      <w:r>
+        <w:rPr>
+          <w:color w:val="444444"/>
+        </w:rPr>
+        <w:pict w14:anchorId="73458DAB">
+          <v:rect id="_x0000_i1029" style="width:0;height:1.5pt" o:hralign="center" o:hrstd="t" o:hr="t" fillcolor="#a0a0a0" stroked="f"/>
+        </w:pict>
+      </w:r>
+    </w:p>
+    <w:p>
+      <w:pPr>
+        <w:spacing w:before="60" w:after="60"/>
+        <w:jc w:val="both"/>
+        <w:rPr>
+          <w:b/>
+          <w:bCs/>
+          <w:color w:val="444444"/>
+        </w:rPr>
+      </w:pPr>
+      <w:r>
+        <w:rPr>
+          <w:b/>
+          <w:bCs/>
+          <w:color w:val="444444"/>
+        </w:rPr>
+        <w:t>5. Estimated Market Shift by 2036</w:t>
+      </w:r>
+    </w:p>
+    <w:p>
+      <w:pPr>
+        <w:spacing w:before="60" w:after="60"/>
+        <w:jc w:val="both"/>
+        <w:rPr>
+          <w:color w:val="444444"/>
+        </w:rPr>
+      </w:pPr>
+      <w:r>
+        <w:rPr>
+          <w:color w:val="444444"/>
+        </w:rPr>
+        <w:t>Different entertainment segments are expected to adopt AR and VR at different rates. Based on current technology trends and expected consumer adoption, the following assumptions are used.</w:t>
+      </w:r>
+    </w:p>
+    <w:p>
+      <w:pPr>
+        <w:spacing w:before="60" w:after="60"/>
+        <w:jc w:val="both"/>
+        <w:rPr>
+          <w:color w:val="444444"/>
+        </w:rPr>
+      </w:pPr>
+    </w:p>
+    <w:p>
+      <w:pPr>
+        <w:spacing w:before="60" w:after="60"/>
+        <w:jc w:val="both"/>
+        <w:rPr>
+          <w:color w:val="444444"/>
+        </w:rPr>
+      </w:pPr>
+    </w:p>
+    <w:p>
+      <w:pPr>
+        <w:spacing w:before="60" w:after="60"/>
+        <w:jc w:val="both"/>
+        <w:rPr>
+          <w:color w:val="444444"/>
+        </w:rPr>
+      </w:pPr>
+    </w:p>
+    <w:p>
+      <w:pPr>
+        <w:spacing w:before="60" w:after="60"/>
+        <w:jc w:val="both"/>
+        <w:rPr>
+          <w:color w:val="444444"/>
+        </w:rPr>
+      </w:pPr>
+    </w:p>
+    <w:tbl>
+      <w:tblPr>
+        <w:tblW w:w="0" w:type="auto"/>
+        <w:tblCellSpacing w:w="15" w:type="dxa"/>
+        <w:tblBorders>
+          <w:top w:val="single" w:sz="4" w:space="0" w:color="auto"/>
+          <w:left w:val="single" w:sz="4" w:space="0" w:color="auto"/>
+          <w:bottom w:val="single" w:sz="4" w:space="0" w:color="auto"/>
+          <w:right w:val="single" w:sz="4" w:space="0" w:color="auto"/>
+          <w:insideH w:val="single" w:sz="4" w:space="0" w:color="auto"/>
+          <w:insideV w:val="single" w:sz="4" w:space="0" w:color="auto"/>
+        </w:tblBorders>
+        <w:tblCellMar>
+          <w:top w:w="15" w:type="dxa"/>
+          <w:left w:w="15" w:type="dxa"/>
+          <w:bottom w:w="15" w:type="dxa"/>
+          <w:right w:w="15" w:type="dxa"/>
+        </w:tblCellMar>
+        <w:tblLook w:val="04A0" w:firstRow="1" w:lastRow="0" w:firstColumn="1" w:lastColumn="0" w:noHBand="0" w:noVBand="1"/>
+      </w:tblPr>
+      <w:tblGrid>
+        <w:gridCol w:w="2073"/>
+        <w:gridCol w:w="1320"/>
+        <w:gridCol w:w="1694"/>
+        <w:gridCol w:w="3822"/>
+        <w:gridCol w:w="1737"/>
+      </w:tblGrid>
+      <w:tr>
+        <w:trPr>
+          <w:tblHeader/>
+          <w:tblCellSpacing w:w="15" w:type="dxa"/>
+        </w:trPr>
+        <w:tc>
+          <w:tcPr>
+            <w:tcW w:w="0" w:type="auto"/>
+            <w:vAlign w:val="center"/>
+            <w:hideMark/>
+          </w:tcPr>
+          <w:p>
+            <w:pPr>
+              <w:spacing w:before="60" w:after="60"/>
+              <w:jc w:val="both"/>
+              <w:rPr>
+                <w:b/>
+                <w:bCs/>
+                <w:color w:val="444444"/>
+              </w:rPr>
+            </w:pPr>
+            <w:r>
+              <w:rPr>
+                <w:b/>
+                <w:bCs/>
+                <w:color w:val="444444"/>
+              </w:rPr>
+              <w:lastRenderedPageBreak/>
+              <w:t>Entertainment Segment</w:t>
+            </w:r>
+          </w:p>
+        </w:tc>
+        <w:tc>
+          <w:tcPr>
+            <w:tcW w:w="0" w:type="auto"/>
+            <w:vAlign w:val="center"/>
+            <w:hideMark/>
+          </w:tcPr>
+          <w:p>
+            <w:pPr>
+              <w:spacing w:before="60" w:after="60"/>
+              <w:jc w:val="both"/>
+              <w:rPr>
+                <w:b/>
+                <w:bCs/>
+                <w:color w:val="444444"/>
+              </w:rPr>
+            </w:pPr>
+            <w:r>
+              <w:rPr>
+                <w:b/>
+                <w:bCs/>
+                <w:color w:val="444444"/>
+              </w:rPr>
+              <w:t>Current Industry Share</w:t>
+            </w:r>
+          </w:p>
+        </w:tc>
+        <w:tc>
+          <w:tcPr>
+            <w:tcW w:w="0" w:type="auto"/>
+            <w:vAlign w:val="center"/>
+            <w:hideMark/>
+          </w:tcPr>
+          <w:p>
+            <w:pPr>
+              <w:spacing w:before="60" w:after="60"/>
+              <w:jc w:val="both"/>
+              <w:rPr>
+                <w:b/>
+                <w:bCs/>
+                <w:color w:val="444444"/>
+              </w:rPr>
+            </w:pPr>
+            <w:r>
+              <w:rPr>
+                <w:b/>
+                <w:bCs/>
+                <w:color w:val="444444"/>
+              </w:rPr>
+              <w:t>Estimated Shift to AR/VR by 2036</w:t>
+            </w:r>
+          </w:p>
+        </w:tc>
+        <w:tc>
+          <w:tcPr>
+            <w:tcW w:w="0" w:type="auto"/>
+            <w:vAlign w:val="center"/>
+            <w:hideMark/>
+          </w:tcPr>
+          <w:p>
+            <w:pPr>
+              <w:spacing w:before="60" w:after="60"/>
+              <w:jc w:val="both"/>
+              <w:rPr>
+                <w:b/>
+                <w:bCs/>
+                <w:color w:val="444444"/>
+              </w:rPr>
+            </w:pPr>
+            <w:r>
+              <w:rPr>
+                <w:b/>
+                <w:bCs/>
+                <w:color w:val="444444"/>
+              </w:rPr>
+              <w:t>Reason</w:t>
+            </w:r>
+          </w:p>
+        </w:tc>
+        <w:tc>
+          <w:tcPr>
+            <w:tcW w:w="0" w:type="auto"/>
+            <w:vAlign w:val="center"/>
+            <w:hideMark/>
+          </w:tcPr>
+          <w:p>
+            <w:pPr>
+              <w:spacing w:before="60" w:after="60"/>
+              <w:jc w:val="both"/>
+              <w:rPr>
+                <w:b/>
+                <w:bCs/>
+                <w:color w:val="444444"/>
+              </w:rPr>
+            </w:pPr>
+            <w:r>
+              <w:rPr>
+                <w:b/>
+                <w:bCs/>
+                <w:color w:val="444444"/>
+              </w:rPr>
+              <w:t>Weighted Contribution</w:t>
             </w:r>
           </w:p>
         </w:tc>
       </w:tr>
       <w:tr>
         <w:trPr>
-          <w:jc w:val="center"/>
+          <w:tblCellSpacing w:w="15" w:type="dxa"/>
         </w:trPr>
         <w:tc>
           <w:tcPr>
-            <w:tcW w:w="3552" w:type="dxa"/>
-            <w:shd w:val="clear" w:color="auto" w:fill="F8FAFC"/>
-            <w:vAlign w:val="center"/>
-          </w:tcPr>
-          <w:p>
-            <w:r>
-              <w:rPr>
-                <w:sz w:val="19"/>
-              </w:rPr>
-              <w:t>VR/AR entertainment share in next decade</w:t>
-            </w:r>
-          </w:p>
-        </w:tc>
-        <w:tc>
-          <w:tcPr>
-            <w:tcW w:w="3552" w:type="dxa"/>
-            <w:shd w:val="clear" w:color="auto" w:fill="F8FAFC"/>
-            <w:vAlign w:val="center"/>
-          </w:tcPr>
-          <w:p>
-            <w:r>
-              <w:rPr>
-                <w:sz w:val="19"/>
-              </w:rPr>
-              <w:t>8% to 12%</w:t>
-            </w:r>
-          </w:p>
-        </w:tc>
-        <w:tc>
-          <w:tcPr>
-            <w:tcW w:w="3552" w:type="dxa"/>
-            <w:shd w:val="clear" w:color="auto" w:fill="F8FAFC"/>
-            <w:vAlign w:val="center"/>
-          </w:tcPr>
-          <w:p>
-            <w:r>
-              <w:rPr>
-                <w:sz w:val="19"/>
-              </w:rPr>
-              <w:t>Growth in gaming, concerts, sports, and immersive events; hardware cost limits mass adoption</w:t>
+            <w:tcW w:w="0" w:type="auto"/>
+            <w:vAlign w:val="center"/>
+            <w:hideMark/>
+          </w:tcPr>
+          <w:p>
+            <w:pPr>
+              <w:spacing w:before="60" w:after="60"/>
+              <w:jc w:val="both"/>
+              <w:rPr>
+                <w:color w:val="444444"/>
+              </w:rPr>
+            </w:pPr>
+            <w:r>
+              <w:rPr>
+                <w:color w:val="444444"/>
+              </w:rPr>
+              <w:t>Gaming</w:t>
+            </w:r>
+          </w:p>
+        </w:tc>
+        <w:tc>
+          <w:tcPr>
+            <w:tcW w:w="0" w:type="auto"/>
+            <w:vAlign w:val="center"/>
+            <w:hideMark/>
+          </w:tcPr>
+          <w:p>
+            <w:pPr>
+              <w:spacing w:before="60" w:after="60"/>
+              <w:jc w:val="both"/>
+              <w:rPr>
+                <w:color w:val="444444"/>
+              </w:rPr>
+            </w:pPr>
+            <w:r>
+              <w:rPr>
+                <w:color w:val="444444"/>
+              </w:rPr>
+              <w:t>15%</w:t>
+            </w:r>
+          </w:p>
+        </w:tc>
+        <w:tc>
+          <w:tcPr>
+            <w:tcW w:w="0" w:type="auto"/>
+            <w:vAlign w:val="center"/>
+            <w:hideMark/>
+          </w:tcPr>
+          <w:p>
+            <w:pPr>
+              <w:spacing w:before="60" w:after="60"/>
+              <w:jc w:val="both"/>
+              <w:rPr>
+                <w:color w:val="444444"/>
+              </w:rPr>
+            </w:pPr>
+            <w:r>
+              <w:rPr>
+                <w:b/>
+                <w:bCs/>
+                <w:color w:val="444444"/>
+              </w:rPr>
+              <w:t>20%</w:t>
+            </w:r>
+          </w:p>
+        </w:tc>
+        <w:tc>
+          <w:tcPr>
+            <w:tcW w:w="0" w:type="auto"/>
+            <w:vAlign w:val="center"/>
+            <w:hideMark/>
+          </w:tcPr>
+          <w:p>
+            <w:pPr>
+              <w:spacing w:before="60" w:after="60"/>
+              <w:jc w:val="both"/>
+              <w:rPr>
+                <w:color w:val="444444"/>
+              </w:rPr>
+            </w:pPr>
+            <w:r>
+              <w:rPr>
+                <w:color w:val="444444"/>
+              </w:rPr>
+              <w:t xml:space="preserve">Improved VR hardware and immersive gameplay are expected to encourage around </w:t>
+            </w:r>
+            <w:r>
+              <w:rPr>
+                <w:b/>
+                <w:bCs/>
+                <w:color w:val="444444"/>
+              </w:rPr>
+              <w:t>1 in 5 gamers</w:t>
+            </w:r>
+            <w:r>
+              <w:rPr>
+                <w:color w:val="444444"/>
+              </w:rPr>
+              <w:t xml:space="preserve"> to adopt VR-based experiences.</w:t>
+            </w:r>
+          </w:p>
+        </w:tc>
+        <w:tc>
+          <w:tcPr>
+            <w:tcW w:w="0" w:type="auto"/>
+            <w:vAlign w:val="center"/>
+            <w:hideMark/>
+          </w:tcPr>
+          <w:p>
+            <w:pPr>
+              <w:spacing w:before="60" w:after="60"/>
+              <w:jc w:val="both"/>
+              <w:rPr>
+                <w:color w:val="444444"/>
+              </w:rPr>
+            </w:pPr>
+            <w:r>
+              <w:rPr>
+                <w:b/>
+                <w:bCs/>
+                <w:color w:val="444444"/>
+              </w:rPr>
+              <w:t>15% × 20% = 3.0%</w:t>
             </w:r>
           </w:p>
         </w:tc>
       </w:tr>
       <w:tr>
         <w:trPr>
-          <w:jc w:val="center"/>
+          <w:tblCellSpacing w:w="15" w:type="dxa"/>
         </w:trPr>
         <w:tc>
           <w:tcPr>
-            <w:tcW w:w="3552" w:type="dxa"/>
-            <w:vAlign w:val="center"/>
-          </w:tcPr>
-          <w:p>
-            <w:r>
-              <w:rPr>
-                <w:sz w:val="19"/>
-              </w:rPr>
-              <w:t>New films and TV shows globally per year by 2030</w:t>
-            </w:r>
-          </w:p>
-        </w:tc>
-        <w:tc>
-          <w:tcPr>
-            <w:tcW w:w="3552" w:type="dxa"/>
-            <w:vAlign w:val="center"/>
-          </w:tcPr>
-          <w:p>
-            <w:r>
-              <w:rPr>
-                <w:sz w:val="19"/>
-              </w:rPr>
-              <w:t>75,000 to 100,000 titles</w:t>
-            </w:r>
-          </w:p>
-        </w:tc>
-        <w:tc>
-          <w:tcPr>
-            <w:tcW w:w="3552" w:type="dxa"/>
-            <w:vAlign w:val="center"/>
-          </w:tcPr>
-          <w:p>
-            <w:r>
-              <w:rPr>
-                <w:sz w:val="19"/>
-              </w:rPr>
-              <w:t>OTT platforms, regional studios, and independent creators expand production</w:t>
+            <w:tcW w:w="0" w:type="auto"/>
+            <w:vAlign w:val="center"/>
+            <w:hideMark/>
+          </w:tcPr>
+          <w:p>
+            <w:pPr>
+              <w:spacing w:before="60" w:after="60"/>
+              <w:jc w:val="both"/>
+              <w:rPr>
+                <w:color w:val="444444"/>
+              </w:rPr>
+            </w:pPr>
+            <w:r>
+              <w:rPr>
+                <w:color w:val="444444"/>
+              </w:rPr>
+              <w:t>OTT, Movies &amp; Videos</w:t>
+            </w:r>
+          </w:p>
+        </w:tc>
+        <w:tc>
+          <w:tcPr>
+            <w:tcW w:w="0" w:type="auto"/>
+            <w:vAlign w:val="center"/>
+            <w:hideMark/>
+          </w:tcPr>
+          <w:p>
+            <w:pPr>
+              <w:spacing w:before="60" w:after="60"/>
+              <w:jc w:val="both"/>
+              <w:rPr>
+                <w:color w:val="444444"/>
+              </w:rPr>
+            </w:pPr>
+            <w:r>
+              <w:rPr>
+                <w:color w:val="444444"/>
+              </w:rPr>
+              <w:t>30%</w:t>
+            </w:r>
+          </w:p>
+        </w:tc>
+        <w:tc>
+          <w:tcPr>
+            <w:tcW w:w="0" w:type="auto"/>
+            <w:vAlign w:val="center"/>
+            <w:hideMark/>
+          </w:tcPr>
+          <w:p>
+            <w:pPr>
+              <w:spacing w:before="60" w:after="60"/>
+              <w:jc w:val="both"/>
+              <w:rPr>
+                <w:color w:val="444444"/>
+              </w:rPr>
+            </w:pPr>
+            <w:r>
+              <w:rPr>
+                <w:b/>
+                <w:bCs/>
+                <w:color w:val="444444"/>
+              </w:rPr>
+              <w:t>4%</w:t>
+            </w:r>
+          </w:p>
+        </w:tc>
+        <w:tc>
+          <w:tcPr>
+            <w:tcW w:w="0" w:type="auto"/>
+            <w:vAlign w:val="center"/>
+            <w:hideMark/>
+          </w:tcPr>
+          <w:p>
+            <w:pPr>
+              <w:spacing w:before="60" w:after="60"/>
+              <w:jc w:val="both"/>
+              <w:rPr>
+                <w:color w:val="444444"/>
+              </w:rPr>
+            </w:pPr>
+            <w:r>
+              <w:rPr>
+                <w:color w:val="444444"/>
+              </w:rPr>
+              <w:t>AR/VR will mainly be adopted for premium viewing experiences, while traditional TVs and smartphones will continue to dominate.</w:t>
+            </w:r>
+          </w:p>
+        </w:tc>
+        <w:tc>
+          <w:tcPr>
+            <w:tcW w:w="0" w:type="auto"/>
+            <w:vAlign w:val="center"/>
+            <w:hideMark/>
+          </w:tcPr>
+          <w:p>
+            <w:pPr>
+              <w:spacing w:before="60" w:after="60"/>
+              <w:jc w:val="both"/>
+              <w:rPr>
+                <w:color w:val="444444"/>
+              </w:rPr>
+            </w:pPr>
+            <w:r>
+              <w:rPr>
+                <w:b/>
+                <w:bCs/>
+                <w:color w:val="444444"/>
+              </w:rPr>
+              <w:t>30% × 4% = 1.2%</w:t>
             </w:r>
           </w:p>
         </w:tc>
       </w:tr>
       <w:tr>
         <w:trPr>
-          <w:jc w:val="center"/>
+          <w:tblCellSpacing w:w="15" w:type="dxa"/>
         </w:trPr>
         <w:tc>
           <w:tcPr>
-            <w:tcW w:w="3552" w:type="dxa"/>
-            <w:shd w:val="clear" w:color="auto" w:fill="F8FAFC"/>
-            <w:vAlign w:val="center"/>
-          </w:tcPr>
-          <w:p>
-            <w:r>
-              <w:rPr>
-                <w:sz w:val="19"/>
-              </w:rPr>
-              <w:t>International box office revenue share in next five years</w:t>
-            </w:r>
-          </w:p>
-        </w:tc>
-        <w:tc>
-          <w:tcPr>
-            <w:tcW w:w="3552" w:type="dxa"/>
-            <w:shd w:val="clear" w:color="auto" w:fill="F8FAFC"/>
-            <w:vAlign w:val="center"/>
-          </w:tcPr>
-          <w:p>
-            <w:r>
-              <w:rPr>
-                <w:sz w:val="19"/>
-              </w:rPr>
-              <w:t>65% to 70%</w:t>
-            </w:r>
-          </w:p>
-        </w:tc>
-        <w:tc>
-          <w:tcPr>
-            <w:tcW w:w="3552" w:type="dxa"/>
-            <w:shd w:val="clear" w:color="auto" w:fill="F8FAFC"/>
-            <w:vAlign w:val="center"/>
-          </w:tcPr>
-          <w:p>
-            <w:r>
-              <w:rPr>
-                <w:sz w:val="19"/>
-              </w:rPr>
-              <w:t>Asia, Europe, and other non-domestic markets contribute majority revenue</w:t>
+            <w:tcW w:w="0" w:type="auto"/>
+            <w:vAlign w:val="center"/>
+            <w:hideMark/>
+          </w:tcPr>
+          <w:p>
+            <w:pPr>
+              <w:spacing w:before="60" w:after="60"/>
+              <w:jc w:val="both"/>
+              <w:rPr>
+                <w:color w:val="444444"/>
+              </w:rPr>
+            </w:pPr>
+            <w:r>
+              <w:rPr>
+                <w:color w:val="444444"/>
+              </w:rPr>
+              <w:t>Live Events &amp; Sports</w:t>
+            </w:r>
+          </w:p>
+        </w:tc>
+        <w:tc>
+          <w:tcPr>
+            <w:tcW w:w="0" w:type="auto"/>
+            <w:vAlign w:val="center"/>
+            <w:hideMark/>
+          </w:tcPr>
+          <w:p>
+            <w:pPr>
+              <w:spacing w:before="60" w:after="60"/>
+              <w:jc w:val="both"/>
+              <w:rPr>
+                <w:color w:val="444444"/>
+              </w:rPr>
+            </w:pPr>
+            <w:r>
+              <w:rPr>
+                <w:color w:val="444444"/>
+              </w:rPr>
+              <w:t>10%</w:t>
+            </w:r>
+          </w:p>
+        </w:tc>
+        <w:tc>
+          <w:tcPr>
+            <w:tcW w:w="0" w:type="auto"/>
+            <w:vAlign w:val="center"/>
+            <w:hideMark/>
+          </w:tcPr>
+          <w:p>
+            <w:pPr>
+              <w:spacing w:before="60" w:after="60"/>
+              <w:jc w:val="both"/>
+              <w:rPr>
+                <w:color w:val="444444"/>
+              </w:rPr>
+            </w:pPr>
+            <w:r>
+              <w:rPr>
+                <w:b/>
+                <w:bCs/>
+                <w:color w:val="444444"/>
+              </w:rPr>
+              <w:t>12%</w:t>
+            </w:r>
+          </w:p>
+        </w:tc>
+        <w:tc>
+          <w:tcPr>
+            <w:tcW w:w="0" w:type="auto"/>
+            <w:vAlign w:val="center"/>
+            <w:hideMark/>
+          </w:tcPr>
+          <w:p>
+            <w:pPr>
+              <w:spacing w:before="60" w:after="60"/>
+              <w:jc w:val="both"/>
+              <w:rPr>
+                <w:color w:val="444444"/>
+              </w:rPr>
+            </w:pPr>
+            <w:r>
+              <w:rPr>
+                <w:color w:val="444444"/>
+              </w:rPr>
+              <w:t>Virtual concerts and live sports experiences are expected to grow gradually as technology becomes more accessible.</w:t>
+            </w:r>
+          </w:p>
+        </w:tc>
+        <w:tc>
+          <w:tcPr>
+            <w:tcW w:w="0" w:type="auto"/>
+            <w:vAlign w:val="center"/>
+            <w:hideMark/>
+          </w:tcPr>
+          <w:p>
+            <w:pPr>
+              <w:spacing w:before="60" w:after="60"/>
+              <w:jc w:val="both"/>
+              <w:rPr>
+                <w:color w:val="444444"/>
+              </w:rPr>
+            </w:pPr>
+            <w:r>
+              <w:rPr>
+                <w:b/>
+                <w:bCs/>
+                <w:color w:val="444444"/>
+              </w:rPr>
+              <w:t>10% × 12% = 1.2%</w:t>
+            </w:r>
+          </w:p>
+        </w:tc>
+      </w:tr>
+      <w:tr>
+        <w:trPr>
+          <w:tblCellSpacing w:w="15" w:type="dxa"/>
+        </w:trPr>
+        <w:tc>
+          <w:tcPr>
+            <w:tcW w:w="0" w:type="auto"/>
+            <w:vAlign w:val="center"/>
+            <w:hideMark/>
+          </w:tcPr>
+          <w:p>
+            <w:pPr>
+              <w:spacing w:before="60" w:after="60"/>
+              <w:jc w:val="both"/>
+              <w:rPr>
+                <w:color w:val="444444"/>
+              </w:rPr>
+            </w:pPr>
+            <w:r>
+              <w:rPr>
+                <w:color w:val="444444"/>
+              </w:rPr>
+              <w:t>Social Media &amp; Interactive Content</w:t>
+            </w:r>
+          </w:p>
+        </w:tc>
+        <w:tc>
+          <w:tcPr>
+            <w:tcW w:w="0" w:type="auto"/>
+            <w:vAlign w:val="center"/>
+            <w:hideMark/>
+          </w:tcPr>
+          <w:p>
+            <w:pPr>
+              <w:spacing w:before="60" w:after="60"/>
+              <w:jc w:val="both"/>
+              <w:rPr>
+                <w:color w:val="444444"/>
+              </w:rPr>
+            </w:pPr>
+            <w:r>
+              <w:rPr>
+                <w:color w:val="444444"/>
+              </w:rPr>
+              <w:t>20%</w:t>
+            </w:r>
+          </w:p>
+        </w:tc>
+        <w:tc>
+          <w:tcPr>
+            <w:tcW w:w="0" w:type="auto"/>
+            <w:vAlign w:val="center"/>
+            <w:hideMark/>
+          </w:tcPr>
+          <w:p>
+            <w:pPr>
+              <w:spacing w:before="60" w:after="60"/>
+              <w:jc w:val="both"/>
+              <w:rPr>
+                <w:color w:val="444444"/>
+              </w:rPr>
+            </w:pPr>
+            <w:r>
+              <w:rPr>
+                <w:b/>
+                <w:bCs/>
+                <w:color w:val="444444"/>
+              </w:rPr>
+              <w:t>10%</w:t>
+            </w:r>
+          </w:p>
+        </w:tc>
+        <w:tc>
+          <w:tcPr>
+            <w:tcW w:w="0" w:type="auto"/>
+            <w:vAlign w:val="center"/>
+            <w:hideMark/>
+          </w:tcPr>
+          <w:p>
+            <w:pPr>
+              <w:spacing w:before="60" w:after="60"/>
+              <w:jc w:val="both"/>
+              <w:rPr>
+                <w:color w:val="444444"/>
+              </w:rPr>
+            </w:pPr>
+            <w:r>
+              <w:rPr>
+                <w:color w:val="444444"/>
+              </w:rPr>
+              <w:t>Future platforms are likely to integrate AR experiences, spatial interactions, and immersive social features into everyday user engagement.</w:t>
+            </w:r>
+          </w:p>
+        </w:tc>
+        <w:tc>
+          <w:tcPr>
+            <w:tcW w:w="0" w:type="auto"/>
+            <w:vAlign w:val="center"/>
+            <w:hideMark/>
+          </w:tcPr>
+          <w:p>
+            <w:pPr>
+              <w:spacing w:before="60" w:after="60"/>
+              <w:jc w:val="both"/>
+              <w:rPr>
+                <w:color w:val="444444"/>
+              </w:rPr>
+            </w:pPr>
+            <w:r>
+              <w:rPr>
+                <w:b/>
+                <w:bCs/>
+                <w:color w:val="444444"/>
+              </w:rPr>
+              <w:t>20% × 10% = 2.0%</w:t>
+            </w:r>
+          </w:p>
+        </w:tc>
+      </w:tr>
+      <w:tr>
+        <w:trPr>
+          <w:tblCellSpacing w:w="15" w:type="dxa"/>
+        </w:trPr>
+        <w:tc>
+          <w:tcPr>
+            <w:tcW w:w="0" w:type="auto"/>
+            <w:vAlign w:val="center"/>
+            <w:hideMark/>
+          </w:tcPr>
+          <w:p>
+            <w:pPr>
+              <w:spacing w:before="60" w:after="60"/>
+              <w:jc w:val="both"/>
+              <w:rPr>
+                <w:color w:val="444444"/>
+              </w:rPr>
+            </w:pPr>
+            <w:r>
+              <w:rPr>
+                <w:color w:val="444444"/>
+              </w:rPr>
+              <w:t>Traditional Media &amp; Others</w:t>
+            </w:r>
+          </w:p>
+        </w:tc>
+        <w:tc>
+          <w:tcPr>
+            <w:tcW w:w="0" w:type="auto"/>
+            <w:vAlign w:val="center"/>
+            <w:hideMark/>
+          </w:tcPr>
+          <w:p>
+            <w:pPr>
+              <w:spacing w:before="60" w:after="60"/>
+              <w:jc w:val="both"/>
+              <w:rPr>
+                <w:color w:val="444444"/>
+              </w:rPr>
+            </w:pPr>
+            <w:r>
+              <w:rPr>
+                <w:color w:val="444444"/>
+              </w:rPr>
+              <w:t>25%</w:t>
+            </w:r>
+          </w:p>
+        </w:tc>
+        <w:tc>
+          <w:tcPr>
+            <w:tcW w:w="0" w:type="auto"/>
+            <w:vAlign w:val="center"/>
+            <w:hideMark/>
+          </w:tcPr>
+          <w:p>
+            <w:pPr>
+              <w:spacing w:before="60" w:after="60"/>
+              <w:jc w:val="both"/>
+              <w:rPr>
+                <w:color w:val="444444"/>
+              </w:rPr>
+            </w:pPr>
+            <w:r>
+              <w:rPr>
+                <w:b/>
+                <w:bCs/>
+                <w:color w:val="444444"/>
+              </w:rPr>
+              <w:t>2%</w:t>
+            </w:r>
+          </w:p>
+        </w:tc>
+        <w:tc>
+          <w:tcPr>
+            <w:tcW w:w="0" w:type="auto"/>
+            <w:vAlign w:val="center"/>
+            <w:hideMark/>
+          </w:tcPr>
+          <w:p>
+            <w:pPr>
+              <w:spacing w:before="60" w:after="60"/>
+              <w:jc w:val="both"/>
+              <w:rPr>
+                <w:color w:val="444444"/>
+              </w:rPr>
+            </w:pPr>
+            <w:r>
+              <w:rPr>
+                <w:color w:val="444444"/>
+              </w:rPr>
+              <w:t>Adoption is expected to remain limited, with AR mainly enhancing museums, exhibitions, and theme park attractions.</w:t>
+            </w:r>
+          </w:p>
+        </w:tc>
+        <w:tc>
+          <w:tcPr>
+            <w:tcW w:w="0" w:type="auto"/>
+            <w:vAlign w:val="center"/>
+            <w:hideMark/>
+          </w:tcPr>
+          <w:p>
+            <w:pPr>
+              <w:spacing w:before="60" w:after="60"/>
+              <w:jc w:val="both"/>
+              <w:rPr>
+                <w:color w:val="444444"/>
+              </w:rPr>
+            </w:pPr>
+            <w:r>
+              <w:rPr>
+                <w:b/>
+                <w:bCs/>
+                <w:color w:val="444444"/>
+              </w:rPr>
+              <w:t>25% × 2% = 0.5%</w:t>
             </w:r>
           </w:p>
         </w:tc>
       </w:tr>
     </w:tbl>
+    <w:p>
+      <w:pPr>
+        <w:spacing w:before="60" w:after="60"/>
+        <w:jc w:val="both"/>
+        <w:rPr>
+          <w:color w:val="444444"/>
+        </w:rPr>
+      </w:pPr>
+      <w:r>
+        <w:rPr>
+          <w:color w:val="444444"/>
+        </w:rPr>
+        <w:pict w14:anchorId="4E58DA86">
+          <v:rect id="_x0000_i1030" style="width:0;height:1.5pt" o:hralign="center" o:hrstd="t" o:hr="t" fillcolor="#a0a0a0" stroked="f"/>
+        </w:pict>
+      </w:r>
+    </w:p>
+    <w:p>
+      <w:pPr>
+        <w:spacing w:before="60" w:after="60"/>
+        <w:jc w:val="both"/>
+        <w:rPr>
+          <w:b/>
+          <w:bCs/>
+          <w:color w:val="444444"/>
+        </w:rPr>
+      </w:pPr>
+      <w:r>
+        <w:rPr>
+          <w:b/>
+          <w:bCs/>
+          <w:color w:val="444444"/>
+        </w:rPr>
+        <w:t>6. Final Computation</w:t>
+      </w:r>
+    </w:p>
+    <w:p>
+      <w:pPr>
+        <w:spacing w:before="60" w:after="60"/>
+        <w:jc w:val="both"/>
+        <w:rPr>
+          <w:color w:val="444444"/>
+        </w:rPr>
+      </w:pPr>
+      <w:r>
+        <w:rPr>
+          <w:color w:val="444444"/>
+        </w:rPr>
+        <w:t>The weighted contribution from each entertainment segment is added to estimate the total AR and VR share.</w:t>
+      </w:r>
+    </w:p>
+    <w:p>
+      <w:pPr>
+        <w:spacing w:before="60" w:after="60"/>
+        <w:jc w:val="both"/>
+        <w:rPr>
+          <w:color w:val="444444"/>
+        </w:rPr>
+      </w:pPr>
+      <m:oMathPara>
+        <m:oMath>
+          <m:r>
+            <w:rPr>
+              <w:rFonts w:ascii="Cambria Math" w:hAnsi="Cambria Math"/>
+              <w:color w:val="444444"/>
+            </w:rPr>
+            <m:t>3.0</m:t>
+          </m:r>
+          <m:r>
+            <m:rPr>
+              <m:sty m:val="p"/>
+            </m:rPr>
+            <w:rPr>
+              <w:rFonts w:ascii="Cambria Math" w:hAnsi="Cambria Math"/>
+              <w:color w:val="444444"/>
+            </w:rPr>
+            <m:t>%</m:t>
+          </m:r>
+          <m:r>
+            <w:rPr>
+              <w:rFonts w:ascii="Cambria Math" w:hAnsi="Cambria Math"/>
+              <w:color w:val="444444"/>
+            </w:rPr>
+            <m:t>+1.2</m:t>
+          </m:r>
+          <m:r>
+            <m:rPr>
+              <m:sty m:val="p"/>
+            </m:rPr>
+            <w:rPr>
+              <w:rFonts w:ascii="Cambria Math" w:hAnsi="Cambria Math"/>
+              <w:color w:val="444444"/>
+            </w:rPr>
+            <m:t>%</m:t>
+          </m:r>
+          <m:r>
+            <w:rPr>
+              <w:rFonts w:ascii="Cambria Math" w:hAnsi="Cambria Math"/>
+              <w:color w:val="444444"/>
+            </w:rPr>
+            <m:t>+1.2</m:t>
+          </m:r>
+          <m:r>
+            <m:rPr>
+              <m:sty m:val="p"/>
+            </m:rPr>
+            <w:rPr>
+              <w:rFonts w:ascii="Cambria Math" w:hAnsi="Cambria Math"/>
+              <w:color w:val="444444"/>
+            </w:rPr>
+            <m:t>%</m:t>
+          </m:r>
+          <m:r>
+            <w:rPr>
+              <w:rFonts w:ascii="Cambria Math" w:hAnsi="Cambria Math"/>
+              <w:color w:val="444444"/>
+            </w:rPr>
+            <m:t>+2.0</m:t>
+          </m:r>
+          <m:r>
+            <m:rPr>
+              <m:sty m:val="p"/>
+            </m:rPr>
+            <w:rPr>
+              <w:rFonts w:ascii="Cambria Math" w:hAnsi="Cambria Math"/>
+              <w:color w:val="444444"/>
+            </w:rPr>
+            <m:t>%</m:t>
+          </m:r>
+          <m:r>
+            <w:rPr>
+              <w:rFonts w:ascii="Cambria Math" w:hAnsi="Cambria Math"/>
+              <w:color w:val="444444"/>
+            </w:rPr>
+            <m:t>+0.5</m:t>
+          </m:r>
+          <m:r>
+            <m:rPr>
+              <m:sty m:val="p"/>
+            </m:rPr>
+            <w:rPr>
+              <w:rFonts w:ascii="Cambria Math" w:hAnsi="Cambria Math"/>
+              <w:color w:val="444444"/>
+            </w:rPr>
+            <m:t>%</m:t>
+          </m:r>
+          <m:r>
+            <w:rPr>
+              <w:rFonts w:ascii="Cambria Math" w:hAnsi="Cambria Math"/>
+              <w:color w:val="444444"/>
+            </w:rPr>
+            <m:t>=</m:t>
+          </m:r>
+          <m:r>
+            <m:rPr>
+              <m:sty m:val="b"/>
+            </m:rPr>
+            <w:rPr>
+              <w:rFonts w:ascii="Cambria Math" w:hAnsi="Cambria Math"/>
+              <w:color w:val="444444"/>
+            </w:rPr>
+            <m:t>7.9%</m:t>
+          </m:r>
+          <m:r>
+            <w:rPr>
+              <w:b/>
+              <w:color w:val="444444"/>
+            </w:rPr>
+            <w:br/>
+          </m:r>
+        </m:oMath>
+      </m:oMathPara>
+    </w:p>
+    <w:p>
+      <w:pPr>
+        <w:spacing w:before="60" w:after="60"/>
+        <w:jc w:val="both"/>
+        <w:rPr>
+          <w:color w:val="444444"/>
+        </w:rPr>
+      </w:pPr>
+      <w:r>
+        <w:rPr>
+          <w:b/>
+          <w:bCs/>
+          <w:color w:val="444444"/>
+        </w:rPr>
+        <w:t>Estimated AR &amp; VR Share by 2036:</w:t>
+      </w:r>
+      <w:r>
+        <w:rPr>
+          <w:color w:val="444444"/>
+        </w:rPr>
+        <w:t xml:space="preserve"> </w:t>
+      </w:r>
+      <w:r>
+        <w:rPr>
+          <w:b/>
+          <w:bCs/>
+          <w:color w:val="444444"/>
+        </w:rPr>
+        <w:t>Approximately 8% of the global entertainment industry.</w:t>
+      </w:r>
+    </w:p>
+    <w:p>
+      <w:pPr>
+        <w:spacing w:before="60" w:after="60"/>
+        <w:jc w:val="both"/>
+        <w:rPr>
+          <w:color w:val="444444"/>
+        </w:rPr>
+      </w:pPr>
+      <w:r>
+        <w:rPr>
+          <w:color w:val="444444"/>
+        </w:rPr>
+        <w:pict w14:anchorId="41C414D5">
+          <v:rect id="_x0000_i1031" style="width:0;height:1.5pt" o:hralign="center" o:hrstd="t" o:hr="t" fillcolor="#a0a0a0" stroked="f"/>
+        </w:pict>
+      </w:r>
+    </w:p>
+    <w:p>
+      <w:pPr>
+        <w:spacing w:before="60" w:after="60"/>
+        <w:jc w:val="both"/>
+        <w:rPr>
+          <w:b/>
+          <w:bCs/>
+          <w:color w:val="444444"/>
+        </w:rPr>
+      </w:pPr>
+      <w:r>
+        <w:rPr>
+          <w:b/>
+          <w:bCs/>
+          <w:color w:val="444444"/>
+        </w:rPr>
+        <w:t>7. Sanity Check</w:t>
+      </w:r>
+    </w:p>
+    <w:p>
+      <w:pPr>
+        <w:spacing w:before="60" w:after="60"/>
+        <w:jc w:val="both"/>
+        <w:rPr>
+          <w:color w:val="444444"/>
+        </w:rPr>
+      </w:pPr>
+      <w:r>
+        <w:rPr>
+          <w:color w:val="444444"/>
+        </w:rPr>
+        <w:t>The estimate is reasonable because AR and VR are expected to complement existing entertainment rather than replace it. While adoption will continue to grow with improvements in hardware and content, traditional platforms such as televisions, smartphones, and cinemas are likely to remain the primary mode of entertainment over the next decade.</w:t>
+      </w:r>
+    </w:p>
+    <w:p>
+      <w:pPr>
+        <w:spacing w:before="60" w:after="60"/>
+        <w:jc w:val="both"/>
+      </w:pPr>
+    </w:p>
+    <w:p>
+      <w:pPr>
+        <w:spacing w:before="260" w:after="120"/>
+      </w:pPr>
+      <w:r>
+        <w:rPr>
+          <w:b/>
+          <w:bCs/>
+          <w:color w:val="1A1A1A"/>
+          <w:sz w:val="26"/>
+          <w:szCs w:val="26"/>
+          <w:u w:val="single"/>
+        </w:rPr>
+        <w:lastRenderedPageBreak/>
+        <w:t>Q4 — Number of films and TV shows produced globally per year by 2030</w:t>
+      </w:r>
+    </w:p>
+    <w:p>
+      <w:pPr>
+        <w:spacing w:before="60" w:after="60"/>
+        <w:jc w:val="both"/>
+        <w:rPr>
+          <w:b/>
+          <w:bCs/>
+          <w:color w:val="444444"/>
+        </w:rPr>
+      </w:pPr>
+    </w:p>
+    <w:p>
+      <w:pPr>
+        <w:spacing w:before="60" w:after="60"/>
+        <w:jc w:val="both"/>
+        <w:rPr>
+          <w:b/>
+          <w:bCs/>
+          <w:color w:val="444444"/>
+          <w:sz w:val="22"/>
+        </w:rPr>
+      </w:pPr>
+      <w:r>
+        <w:rPr>
+          <w:b/>
+          <w:bCs/>
+          <w:color w:val="444444"/>
+          <w:sz w:val="22"/>
+        </w:rPr>
+        <w:t>Feature Films Projection</w:t>
+      </w:r>
+    </w:p>
+    <w:p>
+      <w:pPr>
+        <w:spacing w:before="60" w:after="60"/>
+        <w:jc w:val="both"/>
+        <w:rPr>
+          <w:b/>
+          <w:bCs/>
+          <w:color w:val="444444"/>
+        </w:rPr>
+      </w:pPr>
+      <w:r>
+        <w:rPr>
+          <w:b/>
+          <w:bCs/>
+          <w:color w:val="444444"/>
+        </w:rPr>
+        <w:t>Step 1: Current Baseline</w:t>
+      </w:r>
+    </w:p>
+    <w:p>
+      <w:pPr>
+        <w:spacing w:before="60" w:after="60"/>
+        <w:jc w:val="both"/>
+        <w:rPr>
+          <w:color w:val="444444"/>
+        </w:rPr>
+      </w:pPr>
+      <w:r>
+        <w:rPr>
+          <w:color w:val="444444"/>
+        </w:rPr>
+        <w:t xml:space="preserve">Global film production is currently estimated at </w:t>
+      </w:r>
+      <w:r>
+        <w:rPr>
+          <w:b/>
+          <w:bCs/>
+          <w:color w:val="444444"/>
+        </w:rPr>
+        <w:t>approximately 11,000 films per year</w:t>
+      </w:r>
+      <w:r>
+        <w:rPr>
+          <w:color w:val="444444"/>
+        </w:rPr>
+        <w:t>, including theatrical releases and direct-to-streaming originals.</w:t>
+      </w:r>
+    </w:p>
+    <w:p>
+      <w:pPr>
+        <w:spacing w:before="60" w:after="60"/>
+        <w:jc w:val="both"/>
+        <w:rPr>
+          <w:color w:val="444444"/>
+        </w:rPr>
+      </w:pPr>
+      <w:r>
+        <w:rPr>
+          <w:color w:val="444444"/>
+        </w:rPr>
+        <w:t xml:space="preserve">Based on recent industry trends, film production has grown at an average rate of </w:t>
+      </w:r>
+      <w:r>
+        <w:rPr>
+          <w:b/>
+          <w:bCs/>
+          <w:color w:val="444444"/>
+        </w:rPr>
+        <w:t>approximately 4.5% per year</w:t>
+      </w:r>
+      <w:r>
+        <w:rPr>
+          <w:color w:val="444444"/>
+        </w:rPr>
+        <w:t>, which is used as the baseline growth rate.</w:t>
+      </w:r>
+    </w:p>
+    <w:p>
+      <w:pPr>
+        <w:spacing w:before="60" w:after="60"/>
+        <w:jc w:val="both"/>
+        <w:rPr>
+          <w:b/>
+          <w:bCs/>
+          <w:color w:val="444444"/>
+        </w:rPr>
+      </w:pPr>
+      <w:r>
+        <w:rPr>
+          <w:b/>
+          <w:bCs/>
+          <w:color w:val="444444"/>
+        </w:rPr>
+        <w:t>Step 2: Demographic Impact</w:t>
+      </w:r>
+    </w:p>
+    <w:p>
+      <w:pPr>
+        <w:spacing w:before="60" w:after="60"/>
+        <w:jc w:val="both"/>
+        <w:rPr>
+          <w:color w:val="444444"/>
+        </w:rPr>
+      </w:pPr>
+      <w:r>
+        <w:rPr>
+          <w:color w:val="444444"/>
+        </w:rPr>
+        <w:t xml:space="preserve">The middle- and upper-income population, which forms the primary audience for cinemas and streaming platforms, is expected to increase from </w:t>
+      </w:r>
+      <w:r>
+        <w:rPr>
+          <w:b/>
+          <w:bCs/>
+          <w:color w:val="444444"/>
+        </w:rPr>
+        <w:t>approximately 55% to 60%</w:t>
+      </w:r>
+      <w:r>
+        <w:rPr>
+          <w:color w:val="444444"/>
+        </w:rPr>
+        <w:t xml:space="preserve"> of the global population by 2030.</w:t>
+      </w:r>
+    </w:p>
+    <w:p>
+      <w:pPr>
+        <w:spacing w:before="60" w:after="60"/>
+        <w:jc w:val="both"/>
+        <w:rPr>
+          <w:color w:val="444444"/>
+        </w:rPr>
+      </w:pPr>
+      <w:r>
+        <w:rPr>
+          <w:color w:val="444444"/>
+        </w:rPr>
+        <w:t xml:space="preserve">Since content production does not increase in direct proportion to population growth, an elasticity factor of </w:t>
+      </w:r>
+      <w:r>
+        <w:rPr>
+          <w:b/>
+          <w:bCs/>
+          <w:color w:val="444444"/>
+        </w:rPr>
+        <w:t>0.25</w:t>
+      </w:r>
+      <w:r>
+        <w:rPr>
+          <w:color w:val="444444"/>
+        </w:rPr>
+        <w:t xml:space="preserve"> is applied.</w:t>
+      </w:r>
+    </w:p>
+    <w:p>
+      <w:pPr>
+        <w:spacing w:before="60" w:after="60"/>
+        <w:jc w:val="both"/>
+        <w:rPr>
+          <w:color w:val="444444"/>
+        </w:rPr>
+      </w:pPr>
+      <w:r>
+        <w:rPr>
+          <w:b/>
+          <w:bCs/>
+          <w:color w:val="444444"/>
+        </w:rPr>
+        <w:t>Additional Growth from Demographics</w:t>
+      </w:r>
+    </w:p>
+    <w:p>
+      <w:pPr>
+        <w:spacing w:before="60" w:after="60"/>
+        <w:jc w:val="both"/>
+        <w:rPr>
+          <w:color w:val="444444"/>
+        </w:rPr>
+      </w:pPr>
+      <m:oMathPara>
+        <m:oMath>
+          <m:r>
+            <w:rPr>
+              <w:rFonts w:ascii="Cambria Math" w:hAnsi="Cambria Math"/>
+              <w:color w:val="444444"/>
+            </w:rPr>
+            <m:t>5</m:t>
+          </m:r>
+          <m:r>
+            <m:rPr>
+              <m:sty m:val="p"/>
+            </m:rPr>
+            <w:rPr>
+              <w:rFonts w:ascii="Cambria Math" w:hAnsi="Cambria Math"/>
+              <w:color w:val="444444"/>
+            </w:rPr>
+            <m:t>%</m:t>
+          </m:r>
+          <m:r>
+            <w:rPr>
+              <w:rFonts w:ascii="Cambria Math" w:hAnsi="Cambria Math"/>
+              <w:color w:val="444444"/>
+            </w:rPr>
+            <m:t>×0.25=1.25</m:t>
+          </m:r>
+          <m:r>
+            <m:rPr>
+              <m:sty m:val="p"/>
+            </m:rPr>
+            <w:rPr>
+              <w:rFonts w:ascii="Cambria Math" w:hAnsi="Cambria Math"/>
+              <w:color w:val="444444"/>
+            </w:rPr>
+            <m:t>%</m:t>
+          </m:r>
+          <m:r>
+            <w:rPr>
+              <w:color w:val="444444"/>
+            </w:rPr>
+            <w:br/>
+          </m:r>
+        </m:oMath>
+      </m:oMathPara>
+    </w:p>
+    <w:p>
+      <w:pPr>
+        <w:spacing w:before="60" w:after="60"/>
+        <w:jc w:val="both"/>
+        <w:rPr>
+          <w:color w:val="444444"/>
+        </w:rPr>
+      </w:pPr>
+      <w:r>
+        <w:rPr>
+          <w:b/>
+          <w:bCs/>
+          <w:color w:val="444444"/>
+        </w:rPr>
+        <w:t>Adjusted Annual Growth Rate</w:t>
+      </w:r>
+    </w:p>
+    <w:p>
+      <w:pPr>
+        <w:spacing w:before="60" w:after="60"/>
+        <w:jc w:val="both"/>
+        <w:rPr>
+          <w:color w:val="444444"/>
+        </w:rPr>
+      </w:pPr>
+      <m:oMathPara>
+        <m:oMath>
+          <m:r>
+            <w:rPr>
+              <w:rFonts w:ascii="Cambria Math" w:hAnsi="Cambria Math"/>
+              <w:color w:val="444444"/>
+            </w:rPr>
+            <m:t>4.5</m:t>
+          </m:r>
+          <m:r>
+            <m:rPr>
+              <m:sty m:val="p"/>
+            </m:rPr>
+            <w:rPr>
+              <w:rFonts w:ascii="Cambria Math" w:hAnsi="Cambria Math"/>
+              <w:color w:val="444444"/>
+            </w:rPr>
+            <m:t>%</m:t>
+          </m:r>
+          <m:r>
+            <w:rPr>
+              <w:rFonts w:ascii="Cambria Math" w:hAnsi="Cambria Math"/>
+              <w:color w:val="444444"/>
+            </w:rPr>
+            <m:t>+1.25</m:t>
+          </m:r>
+          <m:r>
+            <m:rPr>
+              <m:sty m:val="p"/>
+            </m:rPr>
+            <w:rPr>
+              <w:rFonts w:ascii="Cambria Math" w:hAnsi="Cambria Math"/>
+              <w:color w:val="444444"/>
+            </w:rPr>
+            <m:t>%</m:t>
+          </m:r>
+          <m:r>
+            <w:rPr>
+              <w:rFonts w:ascii="Cambria Math" w:hAnsi="Cambria Math"/>
+              <w:color w:val="444444"/>
+            </w:rPr>
+            <m:t>≈</m:t>
+          </m:r>
+          <m:r>
+            <m:rPr>
+              <m:sty m:val="b"/>
+            </m:rPr>
+            <w:rPr>
+              <w:rFonts w:ascii="Cambria Math" w:hAnsi="Cambria Math"/>
+              <w:color w:val="444444"/>
+            </w:rPr>
+            <m:t>5.7%</m:t>
+          </m:r>
+          <m:r>
+            <w:rPr>
+              <w:b/>
+              <w:color w:val="444444"/>
+            </w:rPr>
+            <w:br/>
+          </m:r>
+        </m:oMath>
+      </m:oMathPara>
+    </w:p>
+    <w:p>
+      <w:pPr>
+        <w:spacing w:before="60" w:after="60"/>
+        <w:jc w:val="both"/>
+        <w:rPr>
+          <w:b/>
+          <w:bCs/>
+          <w:color w:val="444444"/>
+        </w:rPr>
+      </w:pPr>
+      <w:r>
+        <w:rPr>
+          <w:b/>
+          <w:bCs/>
+          <w:color w:val="444444"/>
+        </w:rPr>
+        <w:t>Step 3: 2030 Projection</w:t>
+      </w:r>
+    </w:p>
+    <w:p>
+      <w:pPr>
+        <w:spacing w:before="60" w:after="60"/>
+        <w:jc w:val="both"/>
+        <w:rPr>
+          <w:color w:val="444444"/>
+        </w:rPr>
+      </w:pPr>
+      <m:oMathPara>
+        <m:oMath>
+          <m:r>
+            <w:rPr>
+              <w:rFonts w:ascii="Cambria Math" w:hAnsi="Cambria Math"/>
+              <w:color w:val="444444"/>
+            </w:rPr>
+            <m:t>11,000×(1+0.057</m:t>
+          </m:r>
+          <m:sSup>
+            <m:sSupPr>
+              <m:ctrlPr>
+                <w:rPr>
+                  <w:rFonts w:ascii="Cambria Math" w:hAnsi="Cambria Math"/>
+                  <w:color w:val="444444"/>
+                </w:rPr>
+              </m:ctrlPr>
+            </m:sSupPr>
+            <m:e>
+              <m:r>
+                <w:rPr>
+                  <w:rFonts w:ascii="Cambria Math" w:hAnsi="Cambria Math"/>
+                  <w:color w:val="444444"/>
+                </w:rPr>
+                <m:t>)</m:t>
+              </m:r>
+            </m:e>
+            <m:sup>
+              <m:r>
+                <w:rPr>
+                  <w:rFonts w:ascii="Cambria Math" w:hAnsi="Cambria Math"/>
+                  <w:color w:val="444444"/>
+                </w:rPr>
+                <m:t>5</m:t>
+              </m:r>
+            </m:sup>
+          </m:sSup>
+          <m:r>
+            <w:rPr>
+              <w:rFonts w:ascii="Cambria Math" w:hAnsi="Cambria Math"/>
+              <w:color w:val="444444"/>
+            </w:rPr>
+            <m:t>≈</m:t>
+          </m:r>
+          <m:r>
+            <m:rPr>
+              <m:sty m:val="b"/>
+            </m:rPr>
+            <w:rPr>
+              <w:rFonts w:ascii="Cambria Math" w:hAnsi="Cambria Math"/>
+              <w:color w:val="444444"/>
+            </w:rPr>
+            <m:t>14</m:t>
+          </m:r>
+          <m:r>
+            <w:rPr>
+              <w:rFonts w:ascii="Cambria Math" w:hAnsi="Cambria Math"/>
+              <w:color w:val="444444"/>
+            </w:rPr>
+            <m:t>,</m:t>
+          </m:r>
+          <m:r>
+            <m:rPr>
+              <m:sty m:val="b"/>
+            </m:rPr>
+            <w:rPr>
+              <w:rFonts w:ascii="Cambria Math" w:hAnsi="Cambria Math"/>
+              <w:color w:val="444444"/>
+            </w:rPr>
+            <m:t>500</m:t>
+          </m:r>
+          <m:r>
+            <w:rPr>
+              <w:b/>
+              <w:color w:val="444444"/>
+            </w:rPr>
+            <w:br/>
+          </m:r>
+        </m:oMath>
+      </m:oMathPara>
+    </w:p>
+    <w:p>
+      <w:pPr>
+        <w:spacing w:before="60" w:after="60"/>
+        <w:jc w:val="both"/>
+        <w:rPr>
+          <w:color w:val="444444"/>
+        </w:rPr>
+      </w:pPr>
+      <w:r>
+        <w:rPr>
+          <w:b/>
+          <w:bCs/>
+          <w:color w:val="444444"/>
+        </w:rPr>
+        <w:t>Estimated Film Production by 2030:</w:t>
+      </w:r>
+      <w:r>
+        <w:rPr>
+          <w:color w:val="444444"/>
+        </w:rPr>
+        <w:t xml:space="preserve"> </w:t>
+      </w:r>
+      <w:r>
+        <w:rPr>
+          <w:b/>
+          <w:bCs/>
+          <w:color w:val="444444"/>
+        </w:rPr>
+        <w:t>Approximately 14,500 films per year.</w:t>
+      </w:r>
+    </w:p>
+    <w:p>
+      <w:pPr>
+        <w:spacing w:before="60" w:after="60"/>
+        <w:jc w:val="both"/>
+        <w:rPr>
+          <w:b/>
+          <w:bCs/>
+          <w:color w:val="444444"/>
+        </w:rPr>
+      </w:pPr>
+      <w:r>
+        <w:rPr>
+          <w:b/>
+          <w:bCs/>
+          <w:color w:val="444444"/>
+        </w:rPr>
+        <w:t>Sanity Check</w:t>
+      </w:r>
+    </w:p>
+    <w:p>
+      <w:pPr>
+        <w:spacing w:before="60" w:after="60"/>
+        <w:jc w:val="both"/>
+        <w:rPr>
+          <w:color w:val="444444"/>
+        </w:rPr>
+      </w:pPr>
+      <w:r>
+        <w:rPr>
+          <w:color w:val="444444"/>
+        </w:rPr>
+        <w:t>The estimate is reasonable because film production has remained relatively stable over the years. Growth is expected to be supported by expanding international markets, increasing regional productions, and a larger global consumer base.</w:t>
+      </w:r>
+    </w:p>
+    <w:p>
+      <w:pPr>
+        <w:spacing w:before="60" w:after="60"/>
+        <w:jc w:val="both"/>
+        <w:rPr>
+          <w:color w:val="444444"/>
+        </w:rPr>
+      </w:pPr>
+      <w:r>
+        <w:rPr>
+          <w:color w:val="444444"/>
+        </w:rPr>
+        <w:pict w14:anchorId="1A5FF42A">
+          <v:rect id="_x0000_i1025" style="width:0;height:1.5pt" o:hralign="center" o:hrstd="t" o:hr="t" fillcolor="#a0a0a0" stroked="f"/>
+        </w:pict>
+      </w:r>
+    </w:p>
+    <w:p>
+      <w:pPr>
+        <w:spacing w:before="60" w:after="60"/>
+        <w:jc w:val="both"/>
+        <w:rPr>
+          <w:b/>
+          <w:bCs/>
+          <w:color w:val="444444"/>
+        </w:rPr>
+      </w:pPr>
+      <w:r>
+        <w:rPr>
+          <w:b/>
+          <w:bCs/>
+          <w:color w:val="444444"/>
+        </w:rPr>
+        <w:t>3. TV &amp; Streaming Shows Projection</w:t>
+      </w:r>
+    </w:p>
+    <w:p>
+      <w:pPr>
+        <w:spacing w:before="60" w:after="60"/>
+        <w:jc w:val="both"/>
+        <w:rPr>
+          <w:b/>
+          <w:bCs/>
+          <w:color w:val="444444"/>
+        </w:rPr>
+      </w:pPr>
+      <w:r>
+        <w:rPr>
+          <w:b/>
+          <w:bCs/>
+          <w:color w:val="444444"/>
+        </w:rPr>
+        <w:t>Step 1: Current Baseline</w:t>
+      </w:r>
+    </w:p>
+    <w:p>
+      <w:pPr>
+        <w:spacing w:before="60" w:after="60"/>
+        <w:jc w:val="both"/>
+        <w:rPr>
+          <w:color w:val="444444"/>
+        </w:rPr>
+      </w:pPr>
+      <w:r>
+        <w:rPr>
+          <w:color w:val="444444"/>
+        </w:rPr>
+        <w:t xml:space="preserve">Global production is currently estimated at </w:t>
+      </w:r>
+      <w:r>
+        <w:rPr>
+          <w:b/>
+          <w:bCs/>
+          <w:color w:val="444444"/>
+        </w:rPr>
+        <w:t>approximately 18,000 TV and streaming shows (or seasons) per year</w:t>
+      </w:r>
+      <w:r>
+        <w:rPr>
+          <w:color w:val="444444"/>
+        </w:rPr>
+        <w:t>.</w:t>
+      </w:r>
+    </w:p>
+    <w:p>
+      <w:pPr>
+        <w:spacing w:before="60" w:after="60"/>
+        <w:jc w:val="both"/>
+        <w:rPr>
+          <w:color w:val="444444"/>
+        </w:rPr>
+      </w:pPr>
+      <w:r>
+        <w:rPr>
+          <w:color w:val="444444"/>
+        </w:rPr>
+        <w:t xml:space="preserve">Recent production trends have been highly volatile. Following the post-pandemic production boom, the industry experienced a slowdown, resulting in an average growth rate of </w:t>
+      </w:r>
+      <w:r>
+        <w:rPr>
+          <w:b/>
+          <w:bCs/>
+          <w:color w:val="444444"/>
+        </w:rPr>
+        <w:t>approximately 2.4%</w:t>
+      </w:r>
+      <w:r>
+        <w:rPr>
+          <w:color w:val="444444"/>
+        </w:rPr>
+        <w:t xml:space="preserve"> over the last two years. Since this average is influenced by temporary market corrections, it may not accurately reflect the industry's long-term growth.</w:t>
+      </w:r>
+    </w:p>
+    <w:p>
+      <w:pPr>
+        <w:spacing w:before="60" w:after="60"/>
+        <w:jc w:val="both"/>
+        <w:rPr>
+          <w:color w:val="444444"/>
+        </w:rPr>
+      </w:pPr>
+      <w:r>
+        <w:rPr>
+          <w:color w:val="444444"/>
+        </w:rPr>
+        <w:t xml:space="preserve">Therefore, a </w:t>
+      </w:r>
+      <w:r>
+        <w:rPr>
+          <w:b/>
+          <w:bCs/>
+          <w:color w:val="444444"/>
+        </w:rPr>
+        <w:t>normalized baseline growth rate of approximately 5% per year</w:t>
+      </w:r>
+      <w:r>
+        <w:rPr>
+          <w:color w:val="444444"/>
+        </w:rPr>
+        <w:t xml:space="preserve"> is assumed to represent a more stable and sustainable growth trend.</w:t>
+      </w:r>
+    </w:p>
+    <w:p>
+      <w:pPr>
+        <w:spacing w:before="60" w:after="60"/>
+        <w:jc w:val="both"/>
+        <w:rPr>
+          <w:b/>
+          <w:bCs/>
+          <w:color w:val="444444"/>
+        </w:rPr>
+      </w:pPr>
+      <w:r>
+        <w:rPr>
+          <w:b/>
+          <w:bCs/>
+          <w:color w:val="444444"/>
+        </w:rPr>
+        <w:t>Step 2: Adjusted Growth Rate</w:t>
+      </w:r>
+    </w:p>
+    <w:p>
+      <w:pPr>
+        <w:spacing w:before="60" w:after="60"/>
+        <w:jc w:val="both"/>
+        <w:rPr>
+          <w:color w:val="444444"/>
+        </w:rPr>
+      </w:pPr>
+      <w:r>
+        <w:rPr>
+          <w:color w:val="444444"/>
+        </w:rPr>
+        <w:lastRenderedPageBreak/>
+        <w:t xml:space="preserve">Using the same demographic assumption applied in the film projection, an additional </w:t>
+      </w:r>
+      <w:r>
+        <w:rPr>
+          <w:b/>
+          <w:bCs/>
+          <w:color w:val="444444"/>
+        </w:rPr>
+        <w:t>1.25%</w:t>
+      </w:r>
+      <w:r>
+        <w:rPr>
+          <w:color w:val="444444"/>
+        </w:rPr>
+        <w:t xml:space="preserve"> growth is added.</w:t>
+      </w:r>
+    </w:p>
+    <w:p>
+      <w:pPr>
+        <w:spacing w:before="60" w:after="60"/>
+        <w:jc w:val="both"/>
+        <w:rPr>
+          <w:color w:val="444444"/>
+        </w:rPr>
+      </w:pPr>
+      <w:r>
+        <w:rPr>
+          <w:b/>
+          <w:bCs/>
+          <w:color w:val="444444"/>
+        </w:rPr>
+        <w:t>Additional Growth from Demographics</w:t>
+      </w:r>
+    </w:p>
+    <w:p>
+      <w:pPr>
+        <w:spacing w:before="60" w:after="60"/>
+        <w:jc w:val="both"/>
+        <w:rPr>
+          <w:color w:val="444444"/>
+        </w:rPr>
+      </w:pPr>
+      <m:oMathPara>
+        <m:oMath>
+          <m:r>
+            <w:rPr>
+              <w:rFonts w:ascii="Cambria Math" w:hAnsi="Cambria Math"/>
+              <w:color w:val="444444"/>
+            </w:rPr>
+            <m:t>5</m:t>
+          </m:r>
+          <m:r>
+            <m:rPr>
+              <m:sty m:val="p"/>
+            </m:rPr>
+            <w:rPr>
+              <w:rFonts w:ascii="Cambria Math" w:hAnsi="Cambria Math"/>
+              <w:color w:val="444444"/>
+            </w:rPr>
+            <m:t>%</m:t>
+          </m:r>
+          <m:r>
+            <w:rPr>
+              <w:rFonts w:ascii="Cambria Math" w:hAnsi="Cambria Math"/>
+              <w:color w:val="444444"/>
+            </w:rPr>
+            <m:t>×0.25=1.25</m:t>
+          </m:r>
+          <m:r>
+            <m:rPr>
+              <m:sty m:val="p"/>
+            </m:rPr>
+            <w:rPr>
+              <w:rFonts w:ascii="Cambria Math" w:hAnsi="Cambria Math"/>
+              <w:color w:val="444444"/>
+            </w:rPr>
+            <m:t>%</m:t>
+          </m:r>
+          <m:r>
+            <w:rPr>
+              <w:color w:val="444444"/>
+            </w:rPr>
+            <w:br/>
+          </m:r>
+        </m:oMath>
+      </m:oMathPara>
+    </w:p>
+    <w:p>
+      <w:pPr>
+        <w:spacing w:before="60" w:after="60"/>
+        <w:jc w:val="both"/>
+        <w:rPr>
+          <w:color w:val="444444"/>
+        </w:rPr>
+      </w:pPr>
+      <w:r>
+        <w:rPr>
+          <w:b/>
+          <w:bCs/>
+          <w:color w:val="444444"/>
+        </w:rPr>
+        <w:t>Adjusted Annual Growth Rate</w:t>
+      </w:r>
+    </w:p>
+    <w:p>
+      <w:pPr>
+        <w:spacing w:before="60" w:after="60"/>
+        <w:jc w:val="both"/>
+        <w:rPr>
+          <w:color w:val="444444"/>
+        </w:rPr>
+      </w:pPr>
+      <m:oMathPara>
+        <m:oMath>
+          <m:r>
+            <w:rPr>
+              <w:rFonts w:ascii="Cambria Math" w:hAnsi="Cambria Math"/>
+              <w:color w:val="444444"/>
+            </w:rPr>
+            <m:t>5</m:t>
+          </m:r>
+          <m:r>
+            <m:rPr>
+              <m:sty m:val="p"/>
+            </m:rPr>
+            <w:rPr>
+              <w:rFonts w:ascii="Cambria Math" w:hAnsi="Cambria Math"/>
+              <w:color w:val="444444"/>
+            </w:rPr>
+            <m:t>%</m:t>
+          </m:r>
+          <m:r>
+            <w:rPr>
+              <w:rFonts w:ascii="Cambria Math" w:hAnsi="Cambria Math"/>
+              <w:color w:val="444444"/>
+            </w:rPr>
+            <m:t>+1.25</m:t>
+          </m:r>
+          <m:r>
+            <m:rPr>
+              <m:sty m:val="p"/>
+            </m:rPr>
+            <w:rPr>
+              <w:rFonts w:ascii="Cambria Math" w:hAnsi="Cambria Math"/>
+              <w:color w:val="444444"/>
+            </w:rPr>
+            <m:t>%</m:t>
+          </m:r>
+          <m:r>
+            <w:rPr>
+              <w:rFonts w:ascii="Cambria Math" w:hAnsi="Cambria Math"/>
+              <w:color w:val="444444"/>
+            </w:rPr>
+            <m:t>≈</m:t>
+          </m:r>
+          <m:r>
+            <m:rPr>
+              <m:sty m:val="b"/>
+            </m:rPr>
+            <w:rPr>
+              <w:rFonts w:ascii="Cambria Math" w:hAnsi="Cambria Math"/>
+              <w:color w:val="444444"/>
+            </w:rPr>
+            <m:t>6.25%</m:t>
+          </m:r>
+          <m:r>
+            <w:rPr>
+              <w:b/>
+              <w:color w:val="444444"/>
+            </w:rPr>
+            <w:br/>
+          </m:r>
+        </m:oMath>
+      </m:oMathPara>
+    </w:p>
+    <w:p>
+      <w:pPr>
+        <w:spacing w:before="60" w:after="60"/>
+        <w:jc w:val="both"/>
+        <w:rPr>
+          <w:b/>
+          <w:bCs/>
+          <w:color w:val="444444"/>
+        </w:rPr>
+      </w:pPr>
+      <w:r>
+        <w:rPr>
+          <w:b/>
+          <w:bCs/>
+          <w:color w:val="444444"/>
+        </w:rPr>
+        <w:t>Step 3: 2030 Projection</w:t>
+      </w:r>
+    </w:p>
+    <w:p>
+      <w:pPr>
+        <w:spacing w:before="60" w:after="60"/>
+        <w:jc w:val="both"/>
+        <w:rPr>
+          <w:color w:val="444444"/>
+        </w:rPr>
+      </w:pPr>
+      <m:oMathPara>
+        <m:oMath>
+          <m:r>
+            <w:rPr>
+              <w:rFonts w:ascii="Cambria Math" w:hAnsi="Cambria Math"/>
+              <w:color w:val="444444"/>
+            </w:rPr>
+            <m:t>18,000×(1+0.0625</m:t>
+          </m:r>
+          <m:sSup>
+            <m:sSupPr>
+              <m:ctrlPr>
+                <w:rPr>
+                  <w:rFonts w:ascii="Cambria Math" w:hAnsi="Cambria Math"/>
+                  <w:color w:val="444444"/>
+                </w:rPr>
+              </m:ctrlPr>
+            </m:sSupPr>
+            <m:e>
+              <m:r>
+                <w:rPr>
+                  <w:rFonts w:ascii="Cambria Math" w:hAnsi="Cambria Math"/>
+                  <w:color w:val="444444"/>
+                </w:rPr>
+                <m:t>)</m:t>
+              </m:r>
+            </m:e>
+            <m:sup>
+              <m:r>
+                <w:rPr>
+                  <w:rFonts w:ascii="Cambria Math" w:hAnsi="Cambria Math"/>
+                  <w:color w:val="444444"/>
+                </w:rPr>
+                <m:t>5</m:t>
+              </m:r>
+            </m:sup>
+          </m:sSup>
+          <m:r>
+            <w:rPr>
+              <w:rFonts w:ascii="Cambria Math" w:hAnsi="Cambria Math"/>
+              <w:color w:val="444444"/>
+            </w:rPr>
+            <m:t>≈</m:t>
+          </m:r>
+          <m:r>
+            <m:rPr>
+              <m:sty m:val="b"/>
+            </m:rPr>
+            <w:rPr>
+              <w:rFonts w:ascii="Cambria Math" w:hAnsi="Cambria Math"/>
+              <w:color w:val="444444"/>
+            </w:rPr>
+            <m:t>24</m:t>
+          </m:r>
+          <m:r>
+            <w:rPr>
+              <w:rFonts w:ascii="Cambria Math" w:hAnsi="Cambria Math"/>
+              <w:color w:val="444444"/>
+            </w:rPr>
+            <m:t>,</m:t>
+          </m:r>
+          <m:r>
+            <m:rPr>
+              <m:sty m:val="b"/>
+            </m:rPr>
+            <w:rPr>
+              <w:rFonts w:ascii="Cambria Math" w:hAnsi="Cambria Math"/>
+              <w:color w:val="444444"/>
+            </w:rPr>
+            <m:t>400</m:t>
+          </m:r>
+          <m:r>
+            <w:rPr>
+              <w:b/>
+              <w:color w:val="444444"/>
+            </w:rPr>
+            <w:br/>
+          </m:r>
+        </m:oMath>
+      </m:oMathPara>
+    </w:p>
+    <w:p>
+      <w:pPr>
+        <w:spacing w:before="60" w:after="60"/>
+        <w:jc w:val="both"/>
+        <w:rPr>
+          <w:color w:val="444444"/>
+        </w:rPr>
+      </w:pPr>
+      <w:r>
+        <w:rPr>
+          <w:b/>
+          <w:bCs/>
+          <w:color w:val="444444"/>
+        </w:rPr>
+        <w:t>Estimated TV &amp; Streaming Production by 2030:</w:t>
+      </w:r>
+      <w:r>
+        <w:rPr>
+          <w:color w:val="444444"/>
+        </w:rPr>
+        <w:t xml:space="preserve"> </w:t>
+      </w:r>
+      <w:r>
+        <w:rPr>
+          <w:b/>
+          <w:bCs/>
+          <w:color w:val="444444"/>
+        </w:rPr>
+        <w:t>Approximately 24,400 shows/seasons per year.</w:t>
+      </w:r>
+    </w:p>
+    <w:p>
+      <w:pPr>
+        <w:spacing w:before="60" w:after="60"/>
+        <w:jc w:val="both"/>
+        <w:rPr>
+          <w:b/>
+          <w:bCs/>
+          <w:color w:val="444444"/>
+        </w:rPr>
+      </w:pPr>
+      <w:r>
+        <w:rPr>
+          <w:b/>
+          <w:bCs/>
+          <w:color w:val="444444"/>
+        </w:rPr>
+        <w:t>Sanity Check</w:t>
+      </w:r>
+    </w:p>
+    <w:p>
+      <w:pPr>
+        <w:spacing w:before="60" w:after="60"/>
+        <w:jc w:val="both"/>
+        <w:rPr>
+          <w:color w:val="444444"/>
+        </w:rPr>
+      </w:pPr>
+      <w:r>
+        <w:rPr>
+          <w:color w:val="444444"/>
+        </w:rPr>
+        <w:t xml:space="preserve">The estimate is reasonable because demand for streaming content is expected to continue growing due to increasing OTT adoption, investment in original content, and rising demand for regional programming. Using a normalized </w:t>
+      </w:r>
+      <w:r>
+        <w:rPr>
+          <w:b/>
+          <w:bCs/>
+          <w:color w:val="444444"/>
+        </w:rPr>
+        <w:t>5%</w:t>
+      </w:r>
+      <w:r>
+        <w:rPr>
+          <w:color w:val="444444"/>
+        </w:rPr>
+        <w:t xml:space="preserve"> baseline provides a more realistic long-term projection than the recent </w:t>
+      </w:r>
+      <w:r>
+        <w:rPr>
+          <w:b/>
+          <w:bCs/>
+          <w:color w:val="444444"/>
+        </w:rPr>
+        <w:t>~2.4%</w:t>
+      </w:r>
+      <w:r>
+        <w:rPr>
+          <w:color w:val="444444"/>
+        </w:rPr>
+        <w:t xml:space="preserve"> average.</w:t>
+      </w:r>
+    </w:p>
+    <w:p>
+      <w:pPr>
+        <w:spacing w:before="60" w:after="60"/>
+        <w:jc w:val="both"/>
+        <w:rPr>
+          <w:color w:val="444444"/>
+        </w:rPr>
+      </w:pPr>
+    </w:p>
+    <w:p>
+      <w:pPr>
+        <w:spacing w:before="60" w:after="60"/>
+        <w:jc w:val="both"/>
+        <w:rPr>
+          <w:b/>
+          <w:bCs/>
+          <w:color w:val="444444"/>
+        </w:rPr>
+      </w:pPr>
+      <w:r>
+        <w:rPr>
+          <w:b/>
+          <w:bCs/>
+          <w:color w:val="444444"/>
+        </w:rPr>
+        <w:t>4. Final Estimate</w:t>
+      </w:r>
+    </w:p>
+    <w:p>
+      <w:pPr>
+        <w:numPr>
+          <w:ilvl w:val="0"/>
+          <w:numId w:val="13"/>
+        </w:numPr>
+        <w:spacing w:before="60" w:after="60" w:line="240" w:lineRule="auto"/>
+        <w:jc w:val="both"/>
+        <w:rPr>
+          <w:color w:val="444444"/>
+        </w:rPr>
+      </w:pPr>
+      <w:r>
+        <w:rPr>
+          <w:b/>
+          <w:bCs/>
+          <w:color w:val="444444"/>
+        </w:rPr>
+        <w:t>Feature Films:</w:t>
+      </w:r>
+      <w:r>
+        <w:rPr>
+          <w:color w:val="444444"/>
+        </w:rPr>
+        <w:t xml:space="preserve"> </w:t>
+      </w:r>
+      <w:r>
+        <w:rPr>
+          <w:b/>
+          <w:bCs/>
+          <w:color w:val="444444"/>
+        </w:rPr>
+        <w:t>Approximately 14,500 films per year</w:t>
+      </w:r>
+      <w:r>
+        <w:rPr>
+          <w:color w:val="444444"/>
+        </w:rPr>
+        <w:t xml:space="preserve"> </w:t>
+      </w:r>
+    </w:p>
+    <w:p>
+      <w:pPr>
+        <w:numPr>
+          <w:ilvl w:val="0"/>
+          <w:numId w:val="13"/>
+        </w:numPr>
+        <w:spacing w:before="60" w:after="60" w:line="240" w:lineRule="auto"/>
+        <w:jc w:val="both"/>
+        <w:rPr>
+          <w:color w:val="444444"/>
+        </w:rPr>
+      </w:pPr>
+      <w:r>
+        <w:rPr>
+          <w:b/>
+          <w:bCs/>
+          <w:color w:val="444444"/>
+        </w:rPr>
+        <w:t>TV &amp; Streaming Shows:</w:t>
+      </w:r>
+      <w:r>
+        <w:rPr>
+          <w:color w:val="444444"/>
+        </w:rPr>
+        <w:t xml:space="preserve"> </w:t>
+      </w:r>
+      <w:r>
+        <w:rPr>
+          <w:b/>
+          <w:bCs/>
+          <w:color w:val="444444"/>
+        </w:rPr>
+        <w:t>Approximately 24,400 shows/seasons per year</w:t>
+      </w:r>
+    </w:p>
+    <w:p>
+      <w:pPr>
+        <w:spacing w:before="60" w:after="60"/>
+        <w:jc w:val="both"/>
+      </w:pPr>
+    </w:p>
+    <w:p>
+      <w:pPr>
+        <w:spacing w:before="260" w:after="120"/>
+      </w:pPr>
+      <w:r>
+        <w:rPr>
+          <w:b/>
+          <w:bCs/>
+          <w:color w:val="1A1A1A"/>
+          <w:sz w:val="26"/>
+          <w:szCs w:val="26"/>
+          <w:u w:val="single"/>
+        </w:rPr>
+        <w:t>Q5 — Percentage of global box office revenue from international markets in five years</w:t>
+      </w:r>
+    </w:p>
+    <w:p>
+      <w:pPr>
+        <w:spacing w:before="60" w:after="60"/>
+      </w:pPr>
+    </w:p>
+    <w:p>
+      <w:pPr>
+        <w:spacing w:before="60" w:after="60"/>
+        <w:jc w:val="both"/>
+        <w:rPr>
+          <w:b/>
+          <w:bCs/>
+          <w:color w:val="444444"/>
+        </w:rPr>
+      </w:pPr>
+      <w:r>
+        <w:rPr>
+          <w:b/>
+          <w:bCs/>
+          <w:color w:val="444444"/>
+        </w:rPr>
+        <w:t>Step 1: Establish the Current Baseline</w:t>
+      </w:r>
+    </w:p>
+    <w:p>
+      <w:pPr>
+        <w:spacing w:before="60" w:after="60"/>
+        <w:jc w:val="both"/>
+        <w:rPr>
+          <w:color w:val="444444"/>
+        </w:rPr>
+      </w:pPr>
+      <w:r>
+        <w:rPr>
+          <w:color w:val="444444"/>
+        </w:rPr>
+        <w:t xml:space="preserve">The current global box office revenue is estimated to be around </w:t>
+      </w:r>
+      <w:r>
+        <w:rPr>
+          <w:b/>
+          <w:bCs/>
+          <w:color w:val="444444"/>
+        </w:rPr>
+        <w:t>USD 35–40 billion</w:t>
+      </w:r>
+      <w:r>
+        <w:rPr>
+          <w:color w:val="444444"/>
+        </w:rPr>
+        <w:t xml:space="preserve">. At present, the </w:t>
+      </w:r>
+      <w:r>
+        <w:rPr>
+          <w:b/>
+          <w:bCs/>
+          <w:color w:val="444444"/>
+        </w:rPr>
+        <w:t>Domestic market (United States and Canada)</w:t>
+      </w:r>
+      <w:r>
+        <w:rPr>
+          <w:color w:val="444444"/>
+        </w:rPr>
+        <w:t xml:space="preserve"> contributes approximately </w:t>
+      </w:r>
+      <w:r>
+        <w:rPr>
+          <w:b/>
+          <w:bCs/>
+          <w:color w:val="444444"/>
+        </w:rPr>
+        <w:t>30%</w:t>
+      </w:r>
+      <w:r>
+        <w:rPr>
+          <w:color w:val="444444"/>
+        </w:rPr>
+        <w:t xml:space="preserve"> of the total revenue, while </w:t>
+      </w:r>
+      <w:proofErr w:type="gramStart"/>
+      <w:r>
+        <w:rPr>
+          <w:b/>
+          <w:bCs/>
+          <w:color w:val="444444"/>
+        </w:rPr>
+        <w:t>International</w:t>
+      </w:r>
+      <w:proofErr w:type="gramEnd"/>
+      <w:r>
+        <w:rPr>
+          <w:b/>
+          <w:bCs/>
+          <w:color w:val="444444"/>
+        </w:rPr>
+        <w:t xml:space="preserve"> markets (Rest of the World)</w:t>
+      </w:r>
+      <w:r>
+        <w:rPr>
+          <w:color w:val="444444"/>
+        </w:rPr>
+        <w:t xml:space="preserve"> contribute nearly </w:t>
+      </w:r>
+      <w:r>
+        <w:rPr>
+          <w:b/>
+          <w:bCs/>
+          <w:color w:val="444444"/>
+        </w:rPr>
+        <w:t>70%</w:t>
+      </w:r>
+      <w:r>
+        <w:rPr>
+          <w:color w:val="444444"/>
+        </w:rPr>
+        <w:t>. This 70% serves as the baseline for the estimation.</w:t>
+      </w:r>
+    </w:p>
+    <w:p>
+      <w:pPr>
+        <w:spacing w:before="60" w:after="60"/>
+        <w:jc w:val="both"/>
+        <w:rPr>
+          <w:b/>
+          <w:bCs/>
+          <w:color w:val="444444"/>
+        </w:rPr>
+      </w:pPr>
+      <w:r>
+        <w:rPr>
+          <w:b/>
+          <w:bCs/>
+          <w:color w:val="444444"/>
+        </w:rPr>
+        <w:t>Step 2: Identify the Key Growth Drivers</w:t>
+      </w:r>
+    </w:p>
+    <w:p>
+      <w:pPr>
+        <w:spacing w:before="60" w:after="60"/>
+        <w:jc w:val="both"/>
+        <w:rPr>
+          <w:color w:val="444444"/>
+        </w:rPr>
+      </w:pPr>
+      <w:r>
+        <w:rPr>
+          <w:color w:val="444444"/>
+        </w:rPr>
+        <w:t>The future growth of international box office revenue is expected to be influenced by two major factors:</w:t>
+      </w:r>
+    </w:p>
+    <w:p>
+      <w:pPr>
+        <w:spacing w:before="60" w:after="60"/>
+        <w:jc w:val="both"/>
+        <w:rPr>
+          <w:color w:val="444444"/>
+        </w:rPr>
+      </w:pPr>
+      <w:r>
+        <w:rPr>
+          <w:b/>
+          <w:bCs/>
+          <w:color w:val="444444"/>
+        </w:rPr>
+        <w:t>Expansion of International Film Distribution</w:t>
+      </w:r>
+    </w:p>
+    <w:p>
+      <w:pPr>
+        <w:numPr>
+          <w:ilvl w:val="0"/>
+          <w:numId w:val="10"/>
+        </w:numPr>
+        <w:spacing w:before="60" w:after="60" w:line="240" w:lineRule="auto"/>
+        <w:jc w:val="both"/>
+        <w:rPr>
+          <w:color w:val="444444"/>
+        </w:rPr>
+      </w:pPr>
+      <w:r>
+        <w:rPr>
+          <w:color w:val="444444"/>
+        </w:rPr>
+        <w:t xml:space="preserve">The number of multiplexes and premium cinema formats such as IMAX and 4DX is increasing rapidly in emerging markets like India, China, the Middle East, and Southeast Asia. </w:t>
+      </w:r>
+    </w:p>
+    <w:p>
+      <w:pPr>
+        <w:numPr>
+          <w:ilvl w:val="0"/>
+          <w:numId w:val="10"/>
+        </w:numPr>
+        <w:spacing w:before="60" w:after="60" w:line="240" w:lineRule="auto"/>
+        <w:jc w:val="both"/>
+        <w:rPr>
+          <w:color w:val="444444"/>
+        </w:rPr>
+      </w:pPr>
+      <w:r>
+        <w:rPr>
+          <w:color w:val="444444"/>
+        </w:rPr>
+        <w:t xml:space="preserve">Hollywood studios are increasingly adopting simultaneous global releases, allowing films to launch in multiple countries on the same day. This has significantly increased international opening weekend collections. </w:t>
+      </w:r>
+    </w:p>
+    <w:p>
+      <w:pPr>
+        <w:spacing w:before="60" w:after="60"/>
+        <w:jc w:val="both"/>
+        <w:rPr>
+          <w:color w:val="444444"/>
+        </w:rPr>
+      </w:pPr>
+      <w:r>
+        <w:rPr>
+          <w:b/>
+          <w:bCs/>
+          <w:color w:val="444444"/>
+        </w:rPr>
+        <w:t>Changing Audience Preferences</w:t>
+      </w:r>
+    </w:p>
+    <w:p>
+      <w:pPr>
+        <w:numPr>
+          <w:ilvl w:val="0"/>
+          <w:numId w:val="11"/>
+        </w:numPr>
+        <w:spacing w:before="60" w:after="60" w:line="240" w:lineRule="auto"/>
+        <w:jc w:val="both"/>
+        <w:rPr>
+          <w:color w:val="444444"/>
+        </w:rPr>
+      </w:pPr>
+      <w:r>
+        <w:rPr>
+          <w:color w:val="444444"/>
+        </w:rPr>
+        <w:t xml:space="preserve">Local film industries are becoming stronger, with successful regional blockbusters in countries such as India, China, and Japan contributing significantly to box office revenue. </w:t>
+      </w:r>
+    </w:p>
+    <w:p>
+      <w:pPr>
+        <w:numPr>
+          <w:ilvl w:val="0"/>
+          <w:numId w:val="11"/>
+        </w:numPr>
+        <w:spacing w:before="60" w:after="60" w:line="240" w:lineRule="auto"/>
+        <w:jc w:val="both"/>
+        <w:rPr>
+          <w:color w:val="444444"/>
+        </w:rPr>
+      </w:pPr>
+      <w:r>
+        <w:rPr>
+          <w:color w:val="444444"/>
+        </w:rPr>
+        <w:lastRenderedPageBreak/>
+        <w:t xml:space="preserve">Non-English films are also gaining wider international acceptance, allowing successful movies to generate revenue across multiple global markets. </w:t>
+      </w:r>
+    </w:p>
+    <w:p>
+      <w:pPr>
+        <w:spacing w:before="60" w:after="60"/>
+        <w:jc w:val="both"/>
+        <w:rPr>
+          <w:b/>
+          <w:bCs/>
+          <w:color w:val="444444"/>
+        </w:rPr>
+      </w:pPr>
+      <w:r>
+        <w:rPr>
+          <w:b/>
+          <w:bCs/>
+          <w:color w:val="444444"/>
+        </w:rPr>
+        <w:t>Step 3: Project the Future Share</w:t>
+      </w:r>
+    </w:p>
+    <w:p>
+      <w:pPr>
+        <w:spacing w:before="60" w:after="60"/>
+        <w:jc w:val="both"/>
+        <w:rPr>
+          <w:color w:val="444444"/>
+        </w:rPr>
+      </w:pPr>
+      <w:r>
+        <w:rPr>
+          <w:color w:val="444444"/>
+        </w:rPr>
+        <w:t xml:space="preserve">The domestic market is relatively mature and is expected to grow at a modest rate of around </w:t>
+      </w:r>
+      <w:r>
+        <w:rPr>
+          <w:b/>
+          <w:bCs/>
+          <w:color w:val="444444"/>
+        </w:rPr>
+        <w:t>1–2% CAGR</w:t>
+      </w:r>
+      <w:r>
+        <w:rPr>
+          <w:color w:val="444444"/>
+        </w:rPr>
+        <w:t xml:space="preserve"> over the next five years. In contrast, international markets are expected to grow faster, at approximately </w:t>
+      </w:r>
+      <w:r>
+        <w:rPr>
+          <w:b/>
+          <w:bCs/>
+          <w:color w:val="444444"/>
+        </w:rPr>
+        <w:t>4–5% CAGR</w:t>
+      </w:r>
+      <w:r>
+        <w:rPr>
+          <w:color w:val="444444"/>
+        </w:rPr>
+        <w:t>, supported by expanding cinema infrastructure, larger audiences, and increasing demand for local and international content.</w:t>
+      </w:r>
+    </w:p>
+    <w:p>
+      <w:pPr>
+        <w:spacing w:before="60" w:after="60"/>
+        <w:jc w:val="both"/>
+        <w:rPr>
+          <w:color w:val="444444"/>
+        </w:rPr>
+      </w:pPr>
+      <w:r>
+        <w:rPr>
+          <w:color w:val="444444"/>
+        </w:rPr>
+        <w:t xml:space="preserve">Due to this difference in growth rates, the international share of global box office revenue is expected to increase gradually by about </w:t>
+      </w:r>
+      <w:r>
+        <w:rPr>
+          <w:b/>
+          <w:bCs/>
+          <w:color w:val="444444"/>
+        </w:rPr>
+        <w:t>0.7 percentage points per year</w:t>
+      </w:r>
+      <w:r>
+        <w:rPr>
+          <w:color w:val="444444"/>
+        </w:rPr>
+        <w:t xml:space="preserve">, resulting in an overall shift of approximately </w:t>
+      </w:r>
+      <w:r>
+        <w:rPr>
+          <w:b/>
+          <w:bCs/>
+          <w:color w:val="444444"/>
+        </w:rPr>
+        <w:t>3.5 percentage points</w:t>
+      </w:r>
+      <w:r>
+        <w:rPr>
+          <w:color w:val="444444"/>
+        </w:rPr>
+        <w:t xml:space="preserve"> over five years.</w:t>
+      </w:r>
+    </w:p>
+    <w:p>
+      <w:pPr>
+        <w:spacing w:before="60" w:after="60"/>
+        <w:jc w:val="both"/>
+        <w:rPr>
+          <w:b/>
+          <w:bCs/>
+          <w:color w:val="444444"/>
+        </w:rPr>
+      </w:pPr>
+      <w:r>
+        <w:rPr>
+          <w:b/>
+          <w:bCs/>
+          <w:color w:val="444444"/>
+        </w:rPr>
+        <w:t>Final Estimate</w:t>
+      </w:r>
+    </w:p>
+    <w:p>
+      <w:pPr>
+        <w:numPr>
+          <w:ilvl w:val="0"/>
+          <w:numId w:val="12"/>
+        </w:numPr>
+        <w:spacing w:before="60" w:after="60" w:line="240" w:lineRule="auto"/>
+        <w:jc w:val="both"/>
+        <w:rPr>
+          <w:color w:val="444444"/>
+        </w:rPr>
+      </w:pPr>
+      <w:r>
+        <w:rPr>
+          <w:b/>
+          <w:bCs/>
+          <w:color w:val="444444"/>
+        </w:rPr>
+        <w:t>Current International Share (2026):</w:t>
+      </w:r>
+      <w:r>
+        <w:rPr>
+          <w:color w:val="444444"/>
+        </w:rPr>
+        <w:t xml:space="preserve"> ~70% </w:t>
+      </w:r>
+    </w:p>
+    <w:p>
+      <w:pPr>
+        <w:numPr>
+          <w:ilvl w:val="0"/>
+          <w:numId w:val="12"/>
+        </w:numPr>
+        <w:spacing w:before="60" w:after="60" w:line="240" w:lineRule="auto"/>
+        <w:jc w:val="both"/>
+        <w:rPr>
+          <w:color w:val="444444"/>
+        </w:rPr>
+      </w:pPr>
+      <w:r>
+        <w:rPr>
+          <w:b/>
+          <w:bCs/>
+          <w:color w:val="444444"/>
+        </w:rPr>
+        <w:t>Estimated Increase (Next 5 Years):</w:t>
+      </w:r>
+      <w:r>
+        <w:rPr>
+          <w:color w:val="444444"/>
+        </w:rPr>
+        <w:t xml:space="preserve"> ~3.5% </w:t>
+      </w:r>
+    </w:p>
+    <w:p>
+      <w:pPr>
+        <w:numPr>
+          <w:ilvl w:val="0"/>
+          <w:numId w:val="12"/>
+        </w:numPr>
+        <w:spacing w:before="60" w:after="60" w:line="240" w:lineRule="auto"/>
+        <w:jc w:val="both"/>
+        <w:rPr>
+          <w:color w:val="444444"/>
+        </w:rPr>
+      </w:pPr>
+      <w:r>
+        <w:rPr>
+          <w:b/>
+          <w:bCs/>
+          <w:color w:val="444444"/>
+        </w:rPr>
+        <w:t>Projected International Share (2031):</w:t>
+      </w:r>
+      <w:r>
+        <w:rPr>
+          <w:color w:val="444444"/>
+        </w:rPr>
+        <w:t xml:space="preserve"> </w:t>
+      </w:r>
+      <w:r>
+        <w:rPr>
+          <w:b/>
+          <w:bCs/>
+          <w:color w:val="444444"/>
+        </w:rPr>
+        <w:t>Approximately 73–75%</w:t>
+      </w:r>
+      <w:r>
+        <w:rPr>
+          <w:color w:val="444444"/>
+        </w:rPr>
+        <w:t xml:space="preserve"> </w:t>
+      </w:r>
+    </w:p>
+    <w:p>
+      <w:pPr>
+        <w:spacing w:before="60" w:after="60"/>
+        <w:jc w:val="both"/>
+        <w:rPr>
+          <w:color w:val="444444"/>
+        </w:rPr>
+      </w:pPr>
+      <w:r>
+        <w:rPr>
+          <w:b/>
+          <w:bCs/>
+          <w:color w:val="444444"/>
+        </w:rPr>
+        <w:t>Final Answer:</w:t>
+      </w:r>
+      <w:r>
+        <w:rPr>
+          <w:color w:val="444444"/>
+        </w:rPr>
+        <w:t xml:space="preserve"> The percentage of global box office revenue generated from international markets is estimated to increase from </w:t>
+      </w:r>
+      <w:r>
+        <w:rPr>
+          <w:b/>
+          <w:bCs/>
+          <w:color w:val="444444"/>
+        </w:rPr>
+        <w:t>70% to approximately 73–75% over the next five years</w:t>
+      </w:r>
+      <w:r>
+        <w:rPr>
+          <w:color w:val="444444"/>
+        </w:rPr>
+        <w:t>, driven by faster growth in emerging markets, expanding cinema infrastructure, and stronger audience demand outside North America</w:t>
+      </w:r>
+    </w:p>
+    <w:p>
+      <w:pPr>
+        <w:spacing w:before="60" w:after="60"/>
+        <w:jc w:val="both"/>
+        <w:rPr>
+          <w:color w:val="444444"/>
+        </w:rPr>
+      </w:pPr>
+      <w:r>
+        <w:rPr>
+          <w:color w:val="444444"/>
+        </w:rPr>
+        <w:t>.</w:t>
+      </w:r>
+    </w:p>
+    <w:p>
+      <w:pPr>
+        <w:spacing w:before="60" w:after="60"/>
+        <w:jc w:val="both"/>
+        <w:rPr>
+          <w:b/>
+          <w:bCs/>
+          <w:color w:val="444444"/>
+        </w:rPr>
+      </w:pPr>
+      <w:r>
+        <w:rPr>
+          <w:b/>
+          <w:bCs/>
+          <w:color w:val="444444"/>
+        </w:rPr>
+        <w:t>Sanity Check</w:t>
+      </w:r>
+    </w:p>
+    <w:p>
+      <w:pPr>
+        <w:spacing w:before="60" w:after="60"/>
+        <w:jc w:val="both"/>
+        <w:rPr>
+          <w:color w:val="444444"/>
+        </w:rPr>
+      </w:pPr>
+      <w:r>
+        <w:rPr>
+          <w:color w:val="444444"/>
+        </w:rPr>
+        <w:t xml:space="preserve">A projected increase from </w:t>
+      </w:r>
+      <w:r>
+        <w:rPr>
+          <w:b/>
+          <w:bCs/>
+          <w:color w:val="444444"/>
+        </w:rPr>
+        <w:t>70% to around 73-75%</w:t>
+      </w:r>
+      <w:r>
+        <w:rPr>
+          <w:color w:val="444444"/>
+        </w:rPr>
+        <w:t xml:space="preserve"> is reasonable because international markets have consistently grown faster than the domestic market due to expanding cinema infrastructure, increasing audiences, and stronger local film industries.</w:t>
+      </w:r>
+    </w:p>
     <w:p/>
     <w:p>
       <w:pPr>
@@ -3784,6 +8923,7 @@
               <w:rPr>
                 <w:sz w:val="19"/>
               </w:rPr>
+              <w:lastRenderedPageBreak/>
               <w:t>Two users reserve last seat</w:t>
             </w:r>
           </w:p>
@@ -3938,7 +9078,6 @@
         <w:pStyle w:val="Heading3"/>
       </w:pPr>
       <w:r>
-        <w:lastRenderedPageBreak/>
         <w:t>Partitioning</w:t>
       </w:r>
     </w:p>
@@ -4646,6 +9785,7 @@
               <w:rPr>
                 <w:sz w:val="19"/>
               </w:rPr>
+              <w:lastRenderedPageBreak/>
               <w:t>Unify YouTube, Spotify, internal app</w:t>
             </w:r>
           </w:p>
@@ -4901,7 +10041,6 @@
         <w:pStyle w:val="Heading1"/>
       </w:pPr>
       <w:r>
-        <w:lastRenderedPageBreak/>
         <w:t>Week II: SQL ETL, Excel EDA and Advanced Analytics</w:t>
       </w:r>
     </w:p>
@@ -5488,6 +10627,7 @@
               <w:pStyle w:val="SQLCode"/>
             </w:pPr>
             <w:r>
+              <w:lastRenderedPageBreak/>
               <w:t xml:space="preserve">    company VARCHAR(255),</w:t>
             </w:r>
           </w:p>
@@ -5575,7 +10715,6 @@
         <w:pStyle w:val="Heading4"/>
       </w:pPr>
       <w:r>
-        <w:lastRenderedPageBreak/>
         <w:t>2. Import movies.csv into movies table</w:t>
       </w:r>
     </w:p>
@@ -5740,6 +10879,7 @@
         <w:rPr>
           <w:noProof/>
         </w:rPr>
+        <w:lastRenderedPageBreak/>
         <w:drawing>
           <wp:inline distT="0" distB="0" distL="0" distR="0" wp14:anchorId="009A41E5" wp14:editId="38DE93BB">
             <wp:extent cx="6217920" cy="3375774"/>
@@ -5850,7 +10990,6 @@
         <w:rPr>
           <w:noProof/>
         </w:rPr>
-        <w:lastRenderedPageBreak/>
         <w:drawing>
           <wp:inline distT="0" distB="0" distL="0" distR="0" wp14:anchorId="4DD646D9" wp14:editId="3068D6F0">
             <wp:extent cx="6217920" cy="3358839"/>
@@ -5938,6 +11077,7 @@
               <w:pStyle w:val="SQLCode"/>
             </w:pPr>
             <w:r>
+              <w:lastRenderedPageBreak/>
               <w:t xml:space="preserve">    COUNT(*) FILTER (WHERE name IS NULL OR TRIM(name) = '') AS missing_name,</w:t>
             </w:r>
           </w:p>
@@ -6204,6 +11344,7 @@
         <w:pStyle w:val="Heading4"/>
       </w:pPr>
       <w:r>
+        <w:lastRenderedPageBreak/>
         <w:t>2. Fill missing gross values with 0</w:t>
       </w:r>
     </w:p>
@@ -6424,7 +11565,6 @@
               <w:pStyle w:val="SQLCode"/>
             </w:pPr>
             <w:r>
-              <w:lastRenderedPageBreak/>
               <w:t>LIMIT 10;</w:t>
             </w:r>
           </w:p>
@@ -6496,6 +11636,7 @@
         <w:pStyle w:val="Heading4"/>
       </w:pPr>
       <w:r>
+        <w:lastRenderedPageBreak/>
         <w:t>4. Create score_category column</w:t>
       </w:r>
     </w:p>
@@ -6680,7 +11821,6 @@
         <w:rPr>
           <w:noProof/>
         </w:rPr>
-        <w:lastRenderedPageBreak/>
         <w:drawing>
           <wp:inline distT="0" distB="0" distL="0" distR="0" wp14:anchorId="53D4D1CA" wp14:editId="2681233A">
             <wp:extent cx="6217920" cy="3373928"/>
@@ -6807,6 +11947,7 @@
         <w:rPr>
           <w:noProof/>
         </w:rPr>
+        <w:lastRenderedPageBreak/>
         <w:drawing>
           <wp:inline distT="0" distB="0" distL="0" distR="0" wp14:anchorId="433130AD" wp14:editId="51253710">
             <wp:extent cx="6217920" cy="3356628"/>
@@ -6863,7 +12004,6 @@
         <w:pStyle w:val="Heading3"/>
       </w:pPr>
       <w:r>
-        <w:lastRenderedPageBreak/>
         <w:t>Section 3: Preparing for Load / Export</w:t>
       </w:r>
     </w:p>
@@ -7016,6 +12156,7 @@
         <w:rPr>
           <w:noProof/>
         </w:rPr>
+        <w:lastRenderedPageBreak/>
         <w:drawing>
           <wp:inline distT="0" distB="0" distL="0" distR="0" wp14:anchorId="1BBE2EF7" wp14:editId="6A1C7E83">
             <wp:extent cx="6217920" cy="3341406"/>
@@ -7168,7 +12309,6 @@
         <w:rPr>
           <w:noProof/>
         </w:rPr>
-        <w:lastRenderedPageBreak/>
         <w:drawing>
           <wp:inline distT="0" distB="0" distL="0" distR="0" wp14:anchorId="622E5E0D" wp14:editId="27DAF93B">
             <wp:extent cx="6217920" cy="3384141"/>
@@ -7217,6 +12357,7 @@
           <w:color w:val="64748B"/>
           <w:sz w:val="19"/>
         </w:rPr>
+        <w:lastRenderedPageBreak/>
         <w:t>Output screenshot: 2. Add decade column</w:t>
       </w:r>
     </w:p>
@@ -7397,7 +12538,6 @@
         <w:rPr>
           <w:noProof/>
         </w:rPr>
-        <w:lastRenderedPageBreak/>
         <w:drawing>
           <wp:inline distT="0" distB="0" distL="0" distR="0" wp14:anchorId="7D2C5A75" wp14:editId="2997261A">
             <wp:extent cx="6217920" cy="3315448"/>
@@ -7577,7 +12717,6 @@
         <w:pStyle w:val="Heading2"/>
       </w:pPr>
       <w:r>
-        <w:lastRenderedPageBreak/>
         <w:t>Task 4: Excel-Based Exploratory Data Analysis</w:t>
       </w:r>
     </w:p>
@@ -7731,6 +12870,7 @@
         <w:rPr>
           <w:noProof/>
         </w:rPr>
+        <w:lastRenderedPageBreak/>
         <w:drawing>
           <wp:inline distT="0" distB="0" distL="0" distR="0" wp14:anchorId="03A65B4E" wp14:editId="20096986">
             <wp:extent cx="5943600" cy="3169179"/>
@@ -7825,7 +12965,6 @@
         <w:rPr>
           <w:noProof/>
         </w:rPr>
-        <w:lastRenderedPageBreak/>
         <w:drawing>
           <wp:inline distT="0" distB="0" distL="0" distR="0" wp14:anchorId="2421F746" wp14:editId="4617F7BE">
             <wp:extent cx="5943600" cy="3268059"/>
@@ -7920,6 +13059,7 @@
         <w:rPr>
           <w:noProof/>
         </w:rPr>
+        <w:lastRenderedPageBreak/>
         <w:drawing>
           <wp:inline distT="0" distB="0" distL="0" distR="0" wp14:anchorId="20882086" wp14:editId="215468C2">
             <wp:extent cx="5943600" cy="3251326"/>
@@ -8003,7 +13143,6 @@
         <w:spacing w:after="40"/>
       </w:pPr>
       <w:r>
-        <w:lastRenderedPageBreak/>
         <w:t>High scoring movies support brand and catalog value.</w:t>
       </w:r>
     </w:p>
@@ -8098,6 +13237,7 @@
         <w:spacing w:after="40"/>
       </w:pPr>
       <w:r>
+        <w:lastRenderedPageBreak/>
         <w:t>Production is heavily US-centered.</w:t>
       </w:r>
     </w:p>
@@ -8178,7 +13318,6 @@
           <w:color w:val="64748B"/>
           <w:sz w:val="19"/>
         </w:rPr>
-        <w:lastRenderedPageBreak/>
         <w:t>Excel visual: 6. Country-wise Movie Production</w:t>
       </w:r>
     </w:p>
@@ -8273,6 +13412,7 @@
           <w:color w:val="64748B"/>
           <w:sz w:val="19"/>
         </w:rPr>
+        <w:lastRenderedPageBreak/>
         <w:t>Excel visual: 7. Director Analysis</w:t>
       </w:r>
     </w:p>
@@ -8375,7 +13515,6 @@
         <w:pStyle w:val="Heading3"/>
       </w:pPr>
       <w:r>
-        <w:lastRenderedPageBreak/>
         <w:t>9. Top Grossing Movies by Year</w:t>
       </w:r>
     </w:p>
@@ -8414,6 +13553,7 @@
         <w:rPr>
           <w:noProof/>
         </w:rPr>
+        <w:lastRenderedPageBreak/>
         <w:drawing>
           <wp:inline distT="0" distB="0" distL="0" distR="0" wp14:anchorId="1F09BDE7" wp14:editId="53C71392">
             <wp:extent cx="5943600" cy="5782962"/>
@@ -15340,6 +20480,1049 @@
       </w:rPr>
     </w:lvl>
   </w:abstractNum>
+  <w:abstractNum w:abstractNumId="9" w15:restartNumberingAfterBreak="0">
+    <w:nsid w:val="0ECD044D"/>
+    <w:multiLevelType w:val="multilevel"/>
+    <w:tmpl w:val="582E4724"/>
+    <w:lvl w:ilvl="0">
+      <w:start w:val="1"/>
+      <w:numFmt w:val="bullet"/>
+      <w:lvlText w:val=""/>
+      <w:lvlJc w:val="left"/>
+      <w:pPr>
+        <w:tabs>
+          <w:tab w:val="num" w:pos="720"/>
+        </w:tabs>
+        <w:ind w:left="720" w:hanging="360"/>
+      </w:pPr>
+      <w:rPr>
+        <w:rFonts w:ascii="Symbol" w:hAnsi="Symbol" w:hint="default"/>
+        <w:sz w:val="20"/>
+      </w:rPr>
+    </w:lvl>
+    <w:lvl w:ilvl="1" w:tentative="1">
+      <w:start w:val="1"/>
+      <w:numFmt w:val="bullet"/>
+      <w:lvlText w:val="o"/>
+      <w:lvlJc w:val="left"/>
+      <w:pPr>
+        <w:tabs>
+          <w:tab w:val="num" w:pos="1440"/>
+        </w:tabs>
+        <w:ind w:left="1440" w:hanging="360"/>
+      </w:pPr>
+      <w:rPr>
+        <w:rFonts w:ascii="Courier New" w:hAnsi="Courier New" w:hint="default"/>
+        <w:sz w:val="20"/>
+      </w:rPr>
+    </w:lvl>
+    <w:lvl w:ilvl="2" w:tentative="1">
+      <w:start w:val="1"/>
+      <w:numFmt w:val="bullet"/>
+      <w:lvlText w:val=""/>
+      <w:lvlJc w:val="left"/>
+      <w:pPr>
+        <w:tabs>
+          <w:tab w:val="num" w:pos="2160"/>
+        </w:tabs>
+        <w:ind w:left="2160" w:hanging="360"/>
+      </w:pPr>
+      <w:rPr>
+        <w:rFonts w:ascii="Wingdings" w:hAnsi="Wingdings" w:hint="default"/>
+        <w:sz w:val="20"/>
+      </w:rPr>
+    </w:lvl>
+    <w:lvl w:ilvl="3" w:tentative="1">
+      <w:start w:val="1"/>
+      <w:numFmt w:val="bullet"/>
+      <w:lvlText w:val=""/>
+      <w:lvlJc w:val="left"/>
+      <w:pPr>
+        <w:tabs>
+          <w:tab w:val="num" w:pos="2880"/>
+        </w:tabs>
+        <w:ind w:left="2880" w:hanging="360"/>
+      </w:pPr>
+      <w:rPr>
+        <w:rFonts w:ascii="Wingdings" w:hAnsi="Wingdings" w:hint="default"/>
+        <w:sz w:val="20"/>
+      </w:rPr>
+    </w:lvl>
+    <w:lvl w:ilvl="4" w:tentative="1">
+      <w:start w:val="1"/>
+      <w:numFmt w:val="bullet"/>
+      <w:lvlText w:val=""/>
+      <w:lvlJc w:val="left"/>
+      <w:pPr>
+        <w:tabs>
+          <w:tab w:val="num" w:pos="3600"/>
+        </w:tabs>
+        <w:ind w:left="3600" w:hanging="360"/>
+      </w:pPr>
+      <w:rPr>
+        <w:rFonts w:ascii="Wingdings" w:hAnsi="Wingdings" w:hint="default"/>
+        <w:sz w:val="20"/>
+      </w:rPr>
+    </w:lvl>
+    <w:lvl w:ilvl="5" w:tentative="1">
+      <w:start w:val="1"/>
+      <w:numFmt w:val="bullet"/>
+      <w:lvlText w:val=""/>
+      <w:lvlJc w:val="left"/>
+      <w:pPr>
+        <w:tabs>
+          <w:tab w:val="num" w:pos="4320"/>
+        </w:tabs>
+        <w:ind w:left="4320" w:hanging="360"/>
+      </w:pPr>
+      <w:rPr>
+        <w:rFonts w:ascii="Wingdings" w:hAnsi="Wingdings" w:hint="default"/>
+        <w:sz w:val="20"/>
+      </w:rPr>
+    </w:lvl>
+    <w:lvl w:ilvl="6" w:tentative="1">
+      <w:start w:val="1"/>
+      <w:numFmt w:val="bullet"/>
+      <w:lvlText w:val=""/>
+      <w:lvlJc w:val="left"/>
+      <w:pPr>
+        <w:tabs>
+          <w:tab w:val="num" w:pos="5040"/>
+        </w:tabs>
+        <w:ind w:left="5040" w:hanging="360"/>
+      </w:pPr>
+      <w:rPr>
+        <w:rFonts w:ascii="Wingdings" w:hAnsi="Wingdings" w:hint="default"/>
+        <w:sz w:val="20"/>
+      </w:rPr>
+    </w:lvl>
+    <w:lvl w:ilvl="7" w:tentative="1">
+      <w:start w:val="1"/>
+      <w:numFmt w:val="bullet"/>
+      <w:lvlText w:val=""/>
+      <w:lvlJc w:val="left"/>
+      <w:pPr>
+        <w:tabs>
+          <w:tab w:val="num" w:pos="5760"/>
+        </w:tabs>
+        <w:ind w:left="5760" w:hanging="360"/>
+      </w:pPr>
+      <w:rPr>
+        <w:rFonts w:ascii="Wingdings" w:hAnsi="Wingdings" w:hint="default"/>
+        <w:sz w:val="20"/>
+      </w:rPr>
+    </w:lvl>
+    <w:lvl w:ilvl="8" w:tentative="1">
+      <w:start w:val="1"/>
+      <w:numFmt w:val="bullet"/>
+      <w:lvlText w:val=""/>
+      <w:lvlJc w:val="left"/>
+      <w:pPr>
+        <w:tabs>
+          <w:tab w:val="num" w:pos="6480"/>
+        </w:tabs>
+        <w:ind w:left="6480" w:hanging="360"/>
+      </w:pPr>
+      <w:rPr>
+        <w:rFonts w:ascii="Wingdings" w:hAnsi="Wingdings" w:hint="default"/>
+        <w:sz w:val="20"/>
+      </w:rPr>
+    </w:lvl>
+  </w:abstractNum>
+  <w:abstractNum w:abstractNumId="10" w15:restartNumberingAfterBreak="0">
+    <w:nsid w:val="10147667"/>
+    <w:multiLevelType w:val="multilevel"/>
+    <w:tmpl w:val="3BCEE23C"/>
+    <w:lvl w:ilvl="0">
+      <w:start w:val="1"/>
+      <w:numFmt w:val="bullet"/>
+      <w:lvlText w:val=""/>
+      <w:lvlJc w:val="left"/>
+      <w:pPr>
+        <w:tabs>
+          <w:tab w:val="num" w:pos="720"/>
+        </w:tabs>
+        <w:ind w:left="720" w:hanging="360"/>
+      </w:pPr>
+      <w:rPr>
+        <w:rFonts w:ascii="Symbol" w:hAnsi="Symbol" w:hint="default"/>
+        <w:sz w:val="20"/>
+      </w:rPr>
+    </w:lvl>
+    <w:lvl w:ilvl="1" w:tentative="1">
+      <w:start w:val="1"/>
+      <w:numFmt w:val="bullet"/>
+      <w:lvlText w:val="o"/>
+      <w:lvlJc w:val="left"/>
+      <w:pPr>
+        <w:tabs>
+          <w:tab w:val="num" w:pos="1440"/>
+        </w:tabs>
+        <w:ind w:left="1440" w:hanging="360"/>
+      </w:pPr>
+      <w:rPr>
+        <w:rFonts w:ascii="Courier New" w:hAnsi="Courier New" w:hint="default"/>
+        <w:sz w:val="20"/>
+      </w:rPr>
+    </w:lvl>
+    <w:lvl w:ilvl="2" w:tentative="1">
+      <w:start w:val="1"/>
+      <w:numFmt w:val="bullet"/>
+      <w:lvlText w:val=""/>
+      <w:lvlJc w:val="left"/>
+      <w:pPr>
+        <w:tabs>
+          <w:tab w:val="num" w:pos="2160"/>
+        </w:tabs>
+        <w:ind w:left="2160" w:hanging="360"/>
+      </w:pPr>
+      <w:rPr>
+        <w:rFonts w:ascii="Wingdings" w:hAnsi="Wingdings" w:hint="default"/>
+        <w:sz w:val="20"/>
+      </w:rPr>
+    </w:lvl>
+    <w:lvl w:ilvl="3" w:tentative="1">
+      <w:start w:val="1"/>
+      <w:numFmt w:val="bullet"/>
+      <w:lvlText w:val=""/>
+      <w:lvlJc w:val="left"/>
+      <w:pPr>
+        <w:tabs>
+          <w:tab w:val="num" w:pos="2880"/>
+        </w:tabs>
+        <w:ind w:left="2880" w:hanging="360"/>
+      </w:pPr>
+      <w:rPr>
+        <w:rFonts w:ascii="Wingdings" w:hAnsi="Wingdings" w:hint="default"/>
+        <w:sz w:val="20"/>
+      </w:rPr>
+    </w:lvl>
+    <w:lvl w:ilvl="4" w:tentative="1">
+      <w:start w:val="1"/>
+      <w:numFmt w:val="bullet"/>
+      <w:lvlText w:val=""/>
+      <w:lvlJc w:val="left"/>
+      <w:pPr>
+        <w:tabs>
+          <w:tab w:val="num" w:pos="3600"/>
+        </w:tabs>
+        <w:ind w:left="3600" w:hanging="360"/>
+      </w:pPr>
+      <w:rPr>
+        <w:rFonts w:ascii="Wingdings" w:hAnsi="Wingdings" w:hint="default"/>
+        <w:sz w:val="20"/>
+      </w:rPr>
+    </w:lvl>
+    <w:lvl w:ilvl="5" w:tentative="1">
+      <w:start w:val="1"/>
+      <w:numFmt w:val="bullet"/>
+      <w:lvlText w:val=""/>
+      <w:lvlJc w:val="left"/>
+      <w:pPr>
+        <w:tabs>
+          <w:tab w:val="num" w:pos="4320"/>
+        </w:tabs>
+        <w:ind w:left="4320" w:hanging="360"/>
+      </w:pPr>
+      <w:rPr>
+        <w:rFonts w:ascii="Wingdings" w:hAnsi="Wingdings" w:hint="default"/>
+        <w:sz w:val="20"/>
+      </w:rPr>
+    </w:lvl>
+    <w:lvl w:ilvl="6" w:tentative="1">
+      <w:start w:val="1"/>
+      <w:numFmt w:val="bullet"/>
+      <w:lvlText w:val=""/>
+      <w:lvlJc w:val="left"/>
+      <w:pPr>
+        <w:tabs>
+          <w:tab w:val="num" w:pos="5040"/>
+        </w:tabs>
+        <w:ind w:left="5040" w:hanging="360"/>
+      </w:pPr>
+      <w:rPr>
+        <w:rFonts w:ascii="Wingdings" w:hAnsi="Wingdings" w:hint="default"/>
+        <w:sz w:val="20"/>
+      </w:rPr>
+    </w:lvl>
+    <w:lvl w:ilvl="7" w:tentative="1">
+      <w:start w:val="1"/>
+      <w:numFmt w:val="bullet"/>
+      <w:lvlText w:val=""/>
+      <w:lvlJc w:val="left"/>
+      <w:pPr>
+        <w:tabs>
+          <w:tab w:val="num" w:pos="5760"/>
+        </w:tabs>
+        <w:ind w:left="5760" w:hanging="360"/>
+      </w:pPr>
+      <w:rPr>
+        <w:rFonts w:ascii="Wingdings" w:hAnsi="Wingdings" w:hint="default"/>
+        <w:sz w:val="20"/>
+      </w:rPr>
+    </w:lvl>
+    <w:lvl w:ilvl="8" w:tentative="1">
+      <w:start w:val="1"/>
+      <w:numFmt w:val="bullet"/>
+      <w:lvlText w:val=""/>
+      <w:lvlJc w:val="left"/>
+      <w:pPr>
+        <w:tabs>
+          <w:tab w:val="num" w:pos="6480"/>
+        </w:tabs>
+        <w:ind w:left="6480" w:hanging="360"/>
+      </w:pPr>
+      <w:rPr>
+        <w:rFonts w:ascii="Wingdings" w:hAnsi="Wingdings" w:hint="default"/>
+        <w:sz w:val="20"/>
+      </w:rPr>
+    </w:lvl>
+  </w:abstractNum>
+  <w:abstractNum w:abstractNumId="11" w15:restartNumberingAfterBreak="0">
+    <w:nsid w:val="1B75103B"/>
+    <w:multiLevelType w:val="multilevel"/>
+    <w:tmpl w:val="8FC86D2E"/>
+    <w:lvl w:ilvl="0">
+      <w:start w:val="1"/>
+      <w:numFmt w:val="bullet"/>
+      <w:lvlText w:val=""/>
+      <w:lvlJc w:val="left"/>
+      <w:pPr>
+        <w:tabs>
+          <w:tab w:val="num" w:pos="720"/>
+        </w:tabs>
+        <w:ind w:left="720" w:hanging="360"/>
+      </w:pPr>
+      <w:rPr>
+        <w:rFonts w:ascii="Symbol" w:hAnsi="Symbol" w:hint="default"/>
+        <w:sz w:val="20"/>
+      </w:rPr>
+    </w:lvl>
+    <w:lvl w:ilvl="1" w:tentative="1">
+      <w:start w:val="1"/>
+      <w:numFmt w:val="bullet"/>
+      <w:lvlText w:val="o"/>
+      <w:lvlJc w:val="left"/>
+      <w:pPr>
+        <w:tabs>
+          <w:tab w:val="num" w:pos="1440"/>
+        </w:tabs>
+        <w:ind w:left="1440" w:hanging="360"/>
+      </w:pPr>
+      <w:rPr>
+        <w:rFonts w:ascii="Courier New" w:hAnsi="Courier New" w:hint="default"/>
+        <w:sz w:val="20"/>
+      </w:rPr>
+    </w:lvl>
+    <w:lvl w:ilvl="2" w:tentative="1">
+      <w:start w:val="1"/>
+      <w:numFmt w:val="bullet"/>
+      <w:lvlText w:val=""/>
+      <w:lvlJc w:val="left"/>
+      <w:pPr>
+        <w:tabs>
+          <w:tab w:val="num" w:pos="2160"/>
+        </w:tabs>
+        <w:ind w:left="2160" w:hanging="360"/>
+      </w:pPr>
+      <w:rPr>
+        <w:rFonts w:ascii="Wingdings" w:hAnsi="Wingdings" w:hint="default"/>
+        <w:sz w:val="20"/>
+      </w:rPr>
+    </w:lvl>
+    <w:lvl w:ilvl="3" w:tentative="1">
+      <w:start w:val="1"/>
+      <w:numFmt w:val="bullet"/>
+      <w:lvlText w:val=""/>
+      <w:lvlJc w:val="left"/>
+      <w:pPr>
+        <w:tabs>
+          <w:tab w:val="num" w:pos="2880"/>
+        </w:tabs>
+        <w:ind w:left="2880" w:hanging="360"/>
+      </w:pPr>
+      <w:rPr>
+        <w:rFonts w:ascii="Wingdings" w:hAnsi="Wingdings" w:hint="default"/>
+        <w:sz w:val="20"/>
+      </w:rPr>
+    </w:lvl>
+    <w:lvl w:ilvl="4" w:tentative="1">
+      <w:start w:val="1"/>
+      <w:numFmt w:val="bullet"/>
+      <w:lvlText w:val=""/>
+      <w:lvlJc w:val="left"/>
+      <w:pPr>
+        <w:tabs>
+          <w:tab w:val="num" w:pos="3600"/>
+        </w:tabs>
+        <w:ind w:left="3600" w:hanging="360"/>
+      </w:pPr>
+      <w:rPr>
+        <w:rFonts w:ascii="Wingdings" w:hAnsi="Wingdings" w:hint="default"/>
+        <w:sz w:val="20"/>
+      </w:rPr>
+    </w:lvl>
+    <w:lvl w:ilvl="5" w:tentative="1">
+      <w:start w:val="1"/>
+      <w:numFmt w:val="bullet"/>
+      <w:lvlText w:val=""/>
+      <w:lvlJc w:val="left"/>
+      <w:pPr>
+        <w:tabs>
+          <w:tab w:val="num" w:pos="4320"/>
+        </w:tabs>
+        <w:ind w:left="4320" w:hanging="360"/>
+      </w:pPr>
+      <w:rPr>
+        <w:rFonts w:ascii="Wingdings" w:hAnsi="Wingdings" w:hint="default"/>
+        <w:sz w:val="20"/>
+      </w:rPr>
+    </w:lvl>
+    <w:lvl w:ilvl="6" w:tentative="1">
+      <w:start w:val="1"/>
+      <w:numFmt w:val="bullet"/>
+      <w:lvlText w:val=""/>
+      <w:lvlJc w:val="left"/>
+      <w:pPr>
+        <w:tabs>
+          <w:tab w:val="num" w:pos="5040"/>
+        </w:tabs>
+        <w:ind w:left="5040" w:hanging="360"/>
+      </w:pPr>
+      <w:rPr>
+        <w:rFonts w:ascii="Wingdings" w:hAnsi="Wingdings" w:hint="default"/>
+        <w:sz w:val="20"/>
+      </w:rPr>
+    </w:lvl>
+    <w:lvl w:ilvl="7" w:tentative="1">
+      <w:start w:val="1"/>
+      <w:numFmt w:val="bullet"/>
+      <w:lvlText w:val=""/>
+      <w:lvlJc w:val="left"/>
+      <w:pPr>
+        <w:tabs>
+          <w:tab w:val="num" w:pos="5760"/>
+        </w:tabs>
+        <w:ind w:left="5760" w:hanging="360"/>
+      </w:pPr>
+      <w:rPr>
+        <w:rFonts w:ascii="Wingdings" w:hAnsi="Wingdings" w:hint="default"/>
+        <w:sz w:val="20"/>
+      </w:rPr>
+    </w:lvl>
+    <w:lvl w:ilvl="8" w:tentative="1">
+      <w:start w:val="1"/>
+      <w:numFmt w:val="bullet"/>
+      <w:lvlText w:val=""/>
+      <w:lvlJc w:val="left"/>
+      <w:pPr>
+        <w:tabs>
+          <w:tab w:val="num" w:pos="6480"/>
+        </w:tabs>
+        <w:ind w:left="6480" w:hanging="360"/>
+      </w:pPr>
+      <w:rPr>
+        <w:rFonts w:ascii="Wingdings" w:hAnsi="Wingdings" w:hint="default"/>
+        <w:sz w:val="20"/>
+      </w:rPr>
+    </w:lvl>
+  </w:abstractNum>
+  <w:abstractNum w:abstractNumId="12" w15:restartNumberingAfterBreak="0">
+    <w:nsid w:val="34946259"/>
+    <w:multiLevelType w:val="multilevel"/>
+    <w:tmpl w:val="5858A8B2"/>
+    <w:lvl w:ilvl="0">
+      <w:start w:val="1"/>
+      <w:numFmt w:val="bullet"/>
+      <w:lvlText w:val=""/>
+      <w:lvlJc w:val="left"/>
+      <w:pPr>
+        <w:tabs>
+          <w:tab w:val="num" w:pos="720"/>
+        </w:tabs>
+        <w:ind w:left="720" w:hanging="360"/>
+      </w:pPr>
+      <w:rPr>
+        <w:rFonts w:ascii="Symbol" w:hAnsi="Symbol" w:hint="default"/>
+        <w:sz w:val="20"/>
+      </w:rPr>
+    </w:lvl>
+    <w:lvl w:ilvl="1" w:tentative="1">
+      <w:start w:val="1"/>
+      <w:numFmt w:val="bullet"/>
+      <w:lvlText w:val="o"/>
+      <w:lvlJc w:val="left"/>
+      <w:pPr>
+        <w:tabs>
+          <w:tab w:val="num" w:pos="1440"/>
+        </w:tabs>
+        <w:ind w:left="1440" w:hanging="360"/>
+      </w:pPr>
+      <w:rPr>
+        <w:rFonts w:ascii="Courier New" w:hAnsi="Courier New" w:hint="default"/>
+        <w:sz w:val="20"/>
+      </w:rPr>
+    </w:lvl>
+    <w:lvl w:ilvl="2" w:tentative="1">
+      <w:start w:val="1"/>
+      <w:numFmt w:val="bullet"/>
+      <w:lvlText w:val=""/>
+      <w:lvlJc w:val="left"/>
+      <w:pPr>
+        <w:tabs>
+          <w:tab w:val="num" w:pos="2160"/>
+        </w:tabs>
+        <w:ind w:left="2160" w:hanging="360"/>
+      </w:pPr>
+      <w:rPr>
+        <w:rFonts w:ascii="Wingdings" w:hAnsi="Wingdings" w:hint="default"/>
+        <w:sz w:val="20"/>
+      </w:rPr>
+    </w:lvl>
+    <w:lvl w:ilvl="3" w:tentative="1">
+      <w:start w:val="1"/>
+      <w:numFmt w:val="bullet"/>
+      <w:lvlText w:val=""/>
+      <w:lvlJc w:val="left"/>
+      <w:pPr>
+        <w:tabs>
+          <w:tab w:val="num" w:pos="2880"/>
+        </w:tabs>
+        <w:ind w:left="2880" w:hanging="360"/>
+      </w:pPr>
+      <w:rPr>
+        <w:rFonts w:ascii="Wingdings" w:hAnsi="Wingdings" w:hint="default"/>
+        <w:sz w:val="20"/>
+      </w:rPr>
+    </w:lvl>
+    <w:lvl w:ilvl="4" w:tentative="1">
+      <w:start w:val="1"/>
+      <w:numFmt w:val="bullet"/>
+      <w:lvlText w:val=""/>
+      <w:lvlJc w:val="left"/>
+      <w:pPr>
+        <w:tabs>
+          <w:tab w:val="num" w:pos="3600"/>
+        </w:tabs>
+        <w:ind w:left="3600" w:hanging="360"/>
+      </w:pPr>
+      <w:rPr>
+        <w:rFonts w:ascii="Wingdings" w:hAnsi="Wingdings" w:hint="default"/>
+        <w:sz w:val="20"/>
+      </w:rPr>
+    </w:lvl>
+    <w:lvl w:ilvl="5" w:tentative="1">
+      <w:start w:val="1"/>
+      <w:numFmt w:val="bullet"/>
+      <w:lvlText w:val=""/>
+      <w:lvlJc w:val="left"/>
+      <w:pPr>
+        <w:tabs>
+          <w:tab w:val="num" w:pos="4320"/>
+        </w:tabs>
+        <w:ind w:left="4320" w:hanging="360"/>
+      </w:pPr>
+      <w:rPr>
+        <w:rFonts w:ascii="Wingdings" w:hAnsi="Wingdings" w:hint="default"/>
+        <w:sz w:val="20"/>
+      </w:rPr>
+    </w:lvl>
+    <w:lvl w:ilvl="6" w:tentative="1">
+      <w:start w:val="1"/>
+      <w:numFmt w:val="bullet"/>
+      <w:lvlText w:val=""/>
+      <w:lvlJc w:val="left"/>
+      <w:pPr>
+        <w:tabs>
+          <w:tab w:val="num" w:pos="5040"/>
+        </w:tabs>
+        <w:ind w:left="5040" w:hanging="360"/>
+      </w:pPr>
+      <w:rPr>
+        <w:rFonts w:ascii="Wingdings" w:hAnsi="Wingdings" w:hint="default"/>
+        <w:sz w:val="20"/>
+      </w:rPr>
+    </w:lvl>
+    <w:lvl w:ilvl="7" w:tentative="1">
+      <w:start w:val="1"/>
+      <w:numFmt w:val="bullet"/>
+      <w:lvlText w:val=""/>
+      <w:lvlJc w:val="left"/>
+      <w:pPr>
+        <w:tabs>
+          <w:tab w:val="num" w:pos="5760"/>
+        </w:tabs>
+        <w:ind w:left="5760" w:hanging="360"/>
+      </w:pPr>
+      <w:rPr>
+        <w:rFonts w:ascii="Wingdings" w:hAnsi="Wingdings" w:hint="default"/>
+        <w:sz w:val="20"/>
+      </w:rPr>
+    </w:lvl>
+    <w:lvl w:ilvl="8" w:tentative="1">
+      <w:start w:val="1"/>
+      <w:numFmt w:val="bullet"/>
+      <w:lvlText w:val=""/>
+      <w:lvlJc w:val="left"/>
+      <w:pPr>
+        <w:tabs>
+          <w:tab w:val="num" w:pos="6480"/>
+        </w:tabs>
+        <w:ind w:left="6480" w:hanging="360"/>
+      </w:pPr>
+      <w:rPr>
+        <w:rFonts w:ascii="Wingdings" w:hAnsi="Wingdings" w:hint="default"/>
+        <w:sz w:val="20"/>
+      </w:rPr>
+    </w:lvl>
+  </w:abstractNum>
+  <w:abstractNum w:abstractNumId="13" w15:restartNumberingAfterBreak="0">
+    <w:nsid w:val="35485A83"/>
+    <w:multiLevelType w:val="multilevel"/>
+    <w:tmpl w:val="2EC0E7C4"/>
+    <w:lvl w:ilvl="0">
+      <w:start w:val="1"/>
+      <w:numFmt w:val="bullet"/>
+      <w:lvlText w:val=""/>
+      <w:lvlJc w:val="left"/>
+      <w:pPr>
+        <w:tabs>
+          <w:tab w:val="num" w:pos="720"/>
+        </w:tabs>
+        <w:ind w:left="720" w:hanging="360"/>
+      </w:pPr>
+      <w:rPr>
+        <w:rFonts w:ascii="Symbol" w:hAnsi="Symbol" w:hint="default"/>
+        <w:sz w:val="20"/>
+      </w:rPr>
+    </w:lvl>
+    <w:lvl w:ilvl="1" w:tentative="1">
+      <w:start w:val="1"/>
+      <w:numFmt w:val="bullet"/>
+      <w:lvlText w:val="o"/>
+      <w:lvlJc w:val="left"/>
+      <w:pPr>
+        <w:tabs>
+          <w:tab w:val="num" w:pos="1440"/>
+        </w:tabs>
+        <w:ind w:left="1440" w:hanging="360"/>
+      </w:pPr>
+      <w:rPr>
+        <w:rFonts w:ascii="Courier New" w:hAnsi="Courier New" w:hint="default"/>
+        <w:sz w:val="20"/>
+      </w:rPr>
+    </w:lvl>
+    <w:lvl w:ilvl="2" w:tentative="1">
+      <w:start w:val="1"/>
+      <w:numFmt w:val="bullet"/>
+      <w:lvlText w:val=""/>
+      <w:lvlJc w:val="left"/>
+      <w:pPr>
+        <w:tabs>
+          <w:tab w:val="num" w:pos="2160"/>
+        </w:tabs>
+        <w:ind w:left="2160" w:hanging="360"/>
+      </w:pPr>
+      <w:rPr>
+        <w:rFonts w:ascii="Wingdings" w:hAnsi="Wingdings" w:hint="default"/>
+        <w:sz w:val="20"/>
+      </w:rPr>
+    </w:lvl>
+    <w:lvl w:ilvl="3" w:tentative="1">
+      <w:start w:val="1"/>
+      <w:numFmt w:val="bullet"/>
+      <w:lvlText w:val=""/>
+      <w:lvlJc w:val="left"/>
+      <w:pPr>
+        <w:tabs>
+          <w:tab w:val="num" w:pos="2880"/>
+        </w:tabs>
+        <w:ind w:left="2880" w:hanging="360"/>
+      </w:pPr>
+      <w:rPr>
+        <w:rFonts w:ascii="Wingdings" w:hAnsi="Wingdings" w:hint="default"/>
+        <w:sz w:val="20"/>
+      </w:rPr>
+    </w:lvl>
+    <w:lvl w:ilvl="4" w:tentative="1">
+      <w:start w:val="1"/>
+      <w:numFmt w:val="bullet"/>
+      <w:lvlText w:val=""/>
+      <w:lvlJc w:val="left"/>
+      <w:pPr>
+        <w:tabs>
+          <w:tab w:val="num" w:pos="3600"/>
+        </w:tabs>
+        <w:ind w:left="3600" w:hanging="360"/>
+      </w:pPr>
+      <w:rPr>
+        <w:rFonts w:ascii="Wingdings" w:hAnsi="Wingdings" w:hint="default"/>
+        <w:sz w:val="20"/>
+      </w:rPr>
+    </w:lvl>
+    <w:lvl w:ilvl="5" w:tentative="1">
+      <w:start w:val="1"/>
+      <w:numFmt w:val="bullet"/>
+      <w:lvlText w:val=""/>
+      <w:lvlJc w:val="left"/>
+      <w:pPr>
+        <w:tabs>
+          <w:tab w:val="num" w:pos="4320"/>
+        </w:tabs>
+        <w:ind w:left="4320" w:hanging="360"/>
+      </w:pPr>
+      <w:rPr>
+        <w:rFonts w:ascii="Wingdings" w:hAnsi="Wingdings" w:hint="default"/>
+        <w:sz w:val="20"/>
+      </w:rPr>
+    </w:lvl>
+    <w:lvl w:ilvl="6" w:tentative="1">
+      <w:start w:val="1"/>
+      <w:numFmt w:val="bullet"/>
+      <w:lvlText w:val=""/>
+      <w:lvlJc w:val="left"/>
+      <w:pPr>
+        <w:tabs>
+          <w:tab w:val="num" w:pos="5040"/>
+        </w:tabs>
+        <w:ind w:left="5040" w:hanging="360"/>
+      </w:pPr>
+      <w:rPr>
+        <w:rFonts w:ascii="Wingdings" w:hAnsi="Wingdings" w:hint="default"/>
+        <w:sz w:val="20"/>
+      </w:rPr>
+    </w:lvl>
+    <w:lvl w:ilvl="7" w:tentative="1">
+      <w:start w:val="1"/>
+      <w:numFmt w:val="bullet"/>
+      <w:lvlText w:val=""/>
+      <w:lvlJc w:val="left"/>
+      <w:pPr>
+        <w:tabs>
+          <w:tab w:val="num" w:pos="5760"/>
+        </w:tabs>
+        <w:ind w:left="5760" w:hanging="360"/>
+      </w:pPr>
+      <w:rPr>
+        <w:rFonts w:ascii="Wingdings" w:hAnsi="Wingdings" w:hint="default"/>
+        <w:sz w:val="20"/>
+      </w:rPr>
+    </w:lvl>
+    <w:lvl w:ilvl="8" w:tentative="1">
+      <w:start w:val="1"/>
+      <w:numFmt w:val="bullet"/>
+      <w:lvlText w:val=""/>
+      <w:lvlJc w:val="left"/>
+      <w:pPr>
+        <w:tabs>
+          <w:tab w:val="num" w:pos="6480"/>
+        </w:tabs>
+        <w:ind w:left="6480" w:hanging="360"/>
+      </w:pPr>
+      <w:rPr>
+        <w:rFonts w:ascii="Wingdings" w:hAnsi="Wingdings" w:hint="default"/>
+        <w:sz w:val="20"/>
+      </w:rPr>
+    </w:lvl>
+  </w:abstractNum>
+  <w:abstractNum w:abstractNumId="14" w15:restartNumberingAfterBreak="0">
+    <w:nsid w:val="3D6C0B4C"/>
+    <w:multiLevelType w:val="multilevel"/>
+    <w:tmpl w:val="41747F6A"/>
+    <w:lvl w:ilvl="0">
+      <w:start w:val="1"/>
+      <w:numFmt w:val="bullet"/>
+      <w:lvlText w:val=""/>
+      <w:lvlJc w:val="left"/>
+      <w:pPr>
+        <w:tabs>
+          <w:tab w:val="num" w:pos="720"/>
+        </w:tabs>
+        <w:ind w:left="720" w:hanging="360"/>
+      </w:pPr>
+      <w:rPr>
+        <w:rFonts w:ascii="Symbol" w:hAnsi="Symbol" w:hint="default"/>
+        <w:sz w:val="20"/>
+      </w:rPr>
+    </w:lvl>
+    <w:lvl w:ilvl="1" w:tentative="1">
+      <w:start w:val="1"/>
+      <w:numFmt w:val="bullet"/>
+      <w:lvlText w:val="o"/>
+      <w:lvlJc w:val="left"/>
+      <w:pPr>
+        <w:tabs>
+          <w:tab w:val="num" w:pos="1440"/>
+        </w:tabs>
+        <w:ind w:left="1440" w:hanging="360"/>
+      </w:pPr>
+      <w:rPr>
+        <w:rFonts w:ascii="Courier New" w:hAnsi="Courier New" w:hint="default"/>
+        <w:sz w:val="20"/>
+      </w:rPr>
+    </w:lvl>
+    <w:lvl w:ilvl="2" w:tentative="1">
+      <w:start w:val="1"/>
+      <w:numFmt w:val="bullet"/>
+      <w:lvlText w:val=""/>
+      <w:lvlJc w:val="left"/>
+      <w:pPr>
+        <w:tabs>
+          <w:tab w:val="num" w:pos="2160"/>
+        </w:tabs>
+        <w:ind w:left="2160" w:hanging="360"/>
+      </w:pPr>
+      <w:rPr>
+        <w:rFonts w:ascii="Wingdings" w:hAnsi="Wingdings" w:hint="default"/>
+        <w:sz w:val="20"/>
+      </w:rPr>
+    </w:lvl>
+    <w:lvl w:ilvl="3" w:tentative="1">
+      <w:start w:val="1"/>
+      <w:numFmt w:val="bullet"/>
+      <w:lvlText w:val=""/>
+      <w:lvlJc w:val="left"/>
+      <w:pPr>
+        <w:tabs>
+          <w:tab w:val="num" w:pos="2880"/>
+        </w:tabs>
+        <w:ind w:left="2880" w:hanging="360"/>
+      </w:pPr>
+      <w:rPr>
+        <w:rFonts w:ascii="Wingdings" w:hAnsi="Wingdings" w:hint="default"/>
+        <w:sz w:val="20"/>
+      </w:rPr>
+    </w:lvl>
+    <w:lvl w:ilvl="4" w:tentative="1">
+      <w:start w:val="1"/>
+      <w:numFmt w:val="bullet"/>
+      <w:lvlText w:val=""/>
+      <w:lvlJc w:val="left"/>
+      <w:pPr>
+        <w:tabs>
+          <w:tab w:val="num" w:pos="3600"/>
+        </w:tabs>
+        <w:ind w:left="3600" w:hanging="360"/>
+      </w:pPr>
+      <w:rPr>
+        <w:rFonts w:ascii="Wingdings" w:hAnsi="Wingdings" w:hint="default"/>
+        <w:sz w:val="20"/>
+      </w:rPr>
+    </w:lvl>
+    <w:lvl w:ilvl="5" w:tentative="1">
+      <w:start w:val="1"/>
+      <w:numFmt w:val="bullet"/>
+      <w:lvlText w:val=""/>
+      <w:lvlJc w:val="left"/>
+      <w:pPr>
+        <w:tabs>
+          <w:tab w:val="num" w:pos="4320"/>
+        </w:tabs>
+        <w:ind w:left="4320" w:hanging="360"/>
+      </w:pPr>
+      <w:rPr>
+        <w:rFonts w:ascii="Wingdings" w:hAnsi="Wingdings" w:hint="default"/>
+        <w:sz w:val="20"/>
+      </w:rPr>
+    </w:lvl>
+    <w:lvl w:ilvl="6" w:tentative="1">
+      <w:start w:val="1"/>
+      <w:numFmt w:val="bullet"/>
+      <w:lvlText w:val=""/>
+      <w:lvlJc w:val="left"/>
+      <w:pPr>
+        <w:tabs>
+          <w:tab w:val="num" w:pos="5040"/>
+        </w:tabs>
+        <w:ind w:left="5040" w:hanging="360"/>
+      </w:pPr>
+      <w:rPr>
+        <w:rFonts w:ascii="Wingdings" w:hAnsi="Wingdings" w:hint="default"/>
+        <w:sz w:val="20"/>
+      </w:rPr>
+    </w:lvl>
+    <w:lvl w:ilvl="7" w:tentative="1">
+      <w:start w:val="1"/>
+      <w:numFmt w:val="bullet"/>
+      <w:lvlText w:val=""/>
+      <w:lvlJc w:val="left"/>
+      <w:pPr>
+        <w:tabs>
+          <w:tab w:val="num" w:pos="5760"/>
+        </w:tabs>
+        <w:ind w:left="5760" w:hanging="360"/>
+      </w:pPr>
+      <w:rPr>
+        <w:rFonts w:ascii="Wingdings" w:hAnsi="Wingdings" w:hint="default"/>
+        <w:sz w:val="20"/>
+      </w:rPr>
+    </w:lvl>
+    <w:lvl w:ilvl="8" w:tentative="1">
+      <w:start w:val="1"/>
+      <w:numFmt w:val="bullet"/>
+      <w:lvlText w:val=""/>
+      <w:lvlJc w:val="left"/>
+      <w:pPr>
+        <w:tabs>
+          <w:tab w:val="num" w:pos="6480"/>
+        </w:tabs>
+        <w:ind w:left="6480" w:hanging="360"/>
+      </w:pPr>
+      <w:rPr>
+        <w:rFonts w:ascii="Wingdings" w:hAnsi="Wingdings" w:hint="default"/>
+        <w:sz w:val="20"/>
+      </w:rPr>
+    </w:lvl>
+  </w:abstractNum>
+  <w:abstractNum w:abstractNumId="15" w15:restartNumberingAfterBreak="0">
+    <w:nsid w:val="4C297C35"/>
+    <w:multiLevelType w:val="multilevel"/>
+    <w:tmpl w:val="7BE80D02"/>
+    <w:lvl w:ilvl="0">
+      <w:start w:val="1"/>
+      <w:numFmt w:val="bullet"/>
+      <w:lvlText w:val=""/>
+      <w:lvlJc w:val="left"/>
+      <w:pPr>
+        <w:tabs>
+          <w:tab w:val="num" w:pos="720"/>
+        </w:tabs>
+        <w:ind w:left="720" w:hanging="360"/>
+      </w:pPr>
+      <w:rPr>
+        <w:rFonts w:ascii="Symbol" w:hAnsi="Symbol" w:hint="default"/>
+        <w:sz w:val="20"/>
+      </w:rPr>
+    </w:lvl>
+    <w:lvl w:ilvl="1" w:tentative="1">
+      <w:start w:val="1"/>
+      <w:numFmt w:val="bullet"/>
+      <w:lvlText w:val="o"/>
+      <w:lvlJc w:val="left"/>
+      <w:pPr>
+        <w:tabs>
+          <w:tab w:val="num" w:pos="1440"/>
+        </w:tabs>
+        <w:ind w:left="1440" w:hanging="360"/>
+      </w:pPr>
+      <w:rPr>
+        <w:rFonts w:ascii="Courier New" w:hAnsi="Courier New" w:hint="default"/>
+        <w:sz w:val="20"/>
+      </w:rPr>
+    </w:lvl>
+    <w:lvl w:ilvl="2" w:tentative="1">
+      <w:start w:val="1"/>
+      <w:numFmt w:val="bullet"/>
+      <w:lvlText w:val=""/>
+      <w:lvlJc w:val="left"/>
+      <w:pPr>
+        <w:tabs>
+          <w:tab w:val="num" w:pos="2160"/>
+        </w:tabs>
+        <w:ind w:left="2160" w:hanging="360"/>
+      </w:pPr>
+      <w:rPr>
+        <w:rFonts w:ascii="Wingdings" w:hAnsi="Wingdings" w:hint="default"/>
+        <w:sz w:val="20"/>
+      </w:rPr>
+    </w:lvl>
+    <w:lvl w:ilvl="3" w:tentative="1">
+      <w:start w:val="1"/>
+      <w:numFmt w:val="bullet"/>
+      <w:lvlText w:val=""/>
+      <w:lvlJc w:val="left"/>
+      <w:pPr>
+        <w:tabs>
+          <w:tab w:val="num" w:pos="2880"/>
+        </w:tabs>
+        <w:ind w:left="2880" w:hanging="360"/>
+      </w:pPr>
+      <w:rPr>
+        <w:rFonts w:ascii="Wingdings" w:hAnsi="Wingdings" w:hint="default"/>
+        <w:sz w:val="20"/>
+      </w:rPr>
+    </w:lvl>
+    <w:lvl w:ilvl="4" w:tentative="1">
+      <w:start w:val="1"/>
+      <w:numFmt w:val="bullet"/>
+      <w:lvlText w:val=""/>
+      <w:lvlJc w:val="left"/>
+      <w:pPr>
+        <w:tabs>
+          <w:tab w:val="num" w:pos="3600"/>
+        </w:tabs>
+        <w:ind w:left="3600" w:hanging="360"/>
+      </w:pPr>
+      <w:rPr>
+        <w:rFonts w:ascii="Wingdings" w:hAnsi="Wingdings" w:hint="default"/>
+        <w:sz w:val="20"/>
+      </w:rPr>
+    </w:lvl>
+    <w:lvl w:ilvl="5" w:tentative="1">
+      <w:start w:val="1"/>
+      <w:numFmt w:val="bullet"/>
+      <w:lvlText w:val=""/>
+      <w:lvlJc w:val="left"/>
+      <w:pPr>
+        <w:tabs>
+          <w:tab w:val="num" w:pos="4320"/>
+        </w:tabs>
+        <w:ind w:left="4320" w:hanging="360"/>
+      </w:pPr>
+      <w:rPr>
+        <w:rFonts w:ascii="Wingdings" w:hAnsi="Wingdings" w:hint="default"/>
+        <w:sz w:val="20"/>
+      </w:rPr>
+    </w:lvl>
+    <w:lvl w:ilvl="6" w:tentative="1">
+      <w:start w:val="1"/>
+      <w:numFmt w:val="bullet"/>
+      <w:lvlText w:val=""/>
+      <w:lvlJc w:val="left"/>
+      <w:pPr>
+        <w:tabs>
+          <w:tab w:val="num" w:pos="5040"/>
+        </w:tabs>
+        <w:ind w:left="5040" w:hanging="360"/>
+      </w:pPr>
+      <w:rPr>
+        <w:rFonts w:ascii="Wingdings" w:hAnsi="Wingdings" w:hint="default"/>
+        <w:sz w:val="20"/>
+      </w:rPr>
+    </w:lvl>
+    <w:lvl w:ilvl="7" w:tentative="1">
+      <w:start w:val="1"/>
+      <w:numFmt w:val="bullet"/>
+      <w:lvlText w:val=""/>
+      <w:lvlJc w:val="left"/>
+      <w:pPr>
+        <w:tabs>
+          <w:tab w:val="num" w:pos="5760"/>
+        </w:tabs>
+        <w:ind w:left="5760" w:hanging="360"/>
+      </w:pPr>
+      <w:rPr>
+        <w:rFonts w:ascii="Wingdings" w:hAnsi="Wingdings" w:hint="default"/>
+        <w:sz w:val="20"/>
+      </w:rPr>
+    </w:lvl>
+    <w:lvl w:ilvl="8" w:tentative="1">
+      <w:start w:val="1"/>
+      <w:numFmt w:val="bullet"/>
+      <w:lvlText w:val=""/>
+      <w:lvlJc w:val="left"/>
+      <w:pPr>
+        <w:tabs>
+          <w:tab w:val="num" w:pos="6480"/>
+        </w:tabs>
+        <w:ind w:left="6480" w:hanging="360"/>
+      </w:pPr>
+      <w:rPr>
+        <w:rFonts w:ascii="Wingdings" w:hAnsi="Wingdings" w:hint="default"/>
+        <w:sz w:val="20"/>
+      </w:rPr>
+    </w:lvl>
+  </w:abstractNum>
   <w:num w:numId="1" w16cid:durableId="837353541">
     <w:abstractNumId w:val="8"/>
   </w:num>
@@ -15366,6 +21549,27 @@
   </w:num>
   <w:num w:numId="9" w16cid:durableId="1573348813">
     <w:abstractNumId w:val="0"/>
+  </w:num>
+  <w:num w:numId="10" w16cid:durableId="1999766926">
+    <w:abstractNumId w:val="11"/>
+  </w:num>
+  <w:num w:numId="11" w16cid:durableId="1423063645">
+    <w:abstractNumId w:val="14"/>
+  </w:num>
+  <w:num w:numId="12" w16cid:durableId="419956353">
+    <w:abstractNumId w:val="12"/>
+  </w:num>
+  <w:num w:numId="13" w16cid:durableId="1603684980">
+    <w:abstractNumId w:val="10"/>
+  </w:num>
+  <w:num w:numId="14" w16cid:durableId="1942368842">
+    <w:abstractNumId w:val="13"/>
+  </w:num>
+  <w:num w:numId="15" w16cid:durableId="1244877008">
+    <w:abstractNumId w:val="9"/>
+  </w:num>
+  <w:num w:numId="16" w16cid:durableId="971128801">
+    <w:abstractNumId w:val="15"/>
   </w:num>
 </w:numbering>
 </file>
